--- a/video-film-editing/output/07 3.4b Soalan Penilaian Pengetahuan/CU C01-C05/3.4b-02 Penilaian Pengetahuan C02 VISUAL EDITING PREPARATION (IT-072).docx
+++ b/video-film-editing/output/07 3.4b Soalan Penilaian Pengetahuan/CU C01-C05/3.4b-02 Penilaian Pengetahuan C02 VISUAL EDITING PREPARATION (IT-072).docx
@@ -924,7 +924,8 @@
     </w:p>
     <w:p>
       <w:pPr>
-        <w:spacing w:line="360" w:lineRule="auto"/>
+        <w:spacing w:line="276" w:lineRule="auto" w:after="120"/>
+        <w:jc w:val="left"/>
         <w:rPr>
           <w:rFonts w:ascii="Arial" w:eastAsia="Arial" w:hAnsi="Arial" w:cs="Arial"/>
           <w:b/>
@@ -935,6 +936,8 @@
         <w:rPr>
           <w:rFonts w:ascii="Arial" w:eastAsia="Arial" w:hAnsi="Arial" w:cs="Arial"/>
           <w:b/>
+          <w:color w:val="000000"/>
+          <w:sz w:val="22"/>
         </w:rPr>
         <w:t>Untuk</w:t>
       </w:r>
@@ -943,6 +946,8 @@
         <w:rPr>
           <w:rFonts w:ascii="Arial" w:eastAsia="Arial" w:hAnsi="Arial" w:cs="Arial"/>
           <w:b/>
+          <w:color w:val="000000"/>
+          <w:sz w:val="22"/>
         </w:rPr>
         <w:t xml:space="preserve"> </w:t>
       </w:r>
@@ -951,6 +956,8 @@
         <w:rPr>
           <w:rFonts w:ascii="Arial" w:eastAsia="Arial" w:hAnsi="Arial" w:cs="Arial"/>
           <w:b/>
+          <w:color w:val="000000"/>
+          <w:sz w:val="22"/>
         </w:rPr>
         <w:t>Pengesahan</w:t>
       </w:r>
@@ -959,6 +966,8 @@
         <w:rPr>
           <w:rFonts w:ascii="Arial" w:eastAsia="Arial" w:hAnsi="Arial" w:cs="Arial"/>
           <w:b/>
+          <w:color w:val="000000"/>
+          <w:sz w:val="22"/>
         </w:rPr>
         <w:t xml:space="preserve"> </w:t>
       </w:r>
@@ -967,6 +976,8 @@
         <w:rPr>
           <w:rFonts w:ascii="Arial" w:eastAsia="Arial" w:hAnsi="Arial" w:cs="Arial"/>
           <w:b/>
+          <w:color w:val="000000"/>
+          <w:sz w:val="22"/>
         </w:rPr>
         <w:t>Pengajar</w:t>
       </w:r>
@@ -977,6 +988,7 @@
         <w:tblStyle w:val="TableGrid"/>
         <w:tblW w:w="0" w:type="auto"/>
         <w:tblInd w:w="-5" w:type="dxa"/>
+        <w:tblLayout w:type="autofit"/>
         <w:tblLook w:val="04A0" w:firstRow="1" w:lastRow="0" w:firstColumn="1" w:lastColumn="0" w:noHBand="0" w:noVBand="1"/>
       </w:tblPr>
       <w:tblGrid>
@@ -984,9 +996,20 @@
         <w:gridCol w:w="5665"/>
       </w:tblGrid>
       <w:tr>
+        <w:trPr>
+          <w:tblHeader w:val="true"/>
+          <w:cantSplit w:val="true"/>
+        </w:trPr>
         <w:tc>
           <w:tcPr>
             <w:tcW w:w="3402" w:type="dxa"/>
+            <w:tcMar>
+              <w:top w:w="57" w:type="dxa"/>
+              <w:left w:w="57" w:type="dxa"/>
+              <w:bottom w:w="57" w:type="dxa"/>
+              <w:right w:w="57" w:type="dxa"/>
+            </w:tcMar>
+            <w:shd w:val="clear" w:color="auto" w:fill="D9D9D9"/>
           </w:tcPr>
           <w:p>
             <w:pPr>
@@ -999,7 +1022,10 @@
             <w:r>
               <w:rPr>
                 <w:rFonts w:ascii="Arial" w:eastAsia="Arial" w:hAnsi="Arial" w:cs="Arial"/>
+                <w:b/>
                 <w:bCs/>
+                <w:color w:val="000000"/>
+                <w:sz w:val="20"/>
               </w:rPr>
               <w:t>NAMA PENGAJAR</w:t>
             </w:r>
@@ -1008,6 +1034,13 @@
         <w:tc>
           <w:tcPr>
             <w:tcW w:w="5665" w:type="dxa"/>
+            <w:tcMar>
+              <w:top w:w="57" w:type="dxa"/>
+              <w:left w:w="57" w:type="dxa"/>
+              <w:bottom w:w="57" w:type="dxa"/>
+              <w:right w:w="57" w:type="dxa"/>
+            </w:tcMar>
+            <w:shd w:val="clear" w:color="auto" w:fill="D9D9D9"/>
           </w:tcPr>
           <w:p>
             <w:pPr>
@@ -1021,9 +1054,18 @@
         </w:tc>
       </w:tr>
       <w:tr>
+        <w:trPr>
+          <w:cantSplit w:val="true"/>
+        </w:trPr>
         <w:tc>
           <w:tcPr>
             <w:tcW w:w="3402" w:type="dxa"/>
+            <w:tcMar>
+              <w:top w:w="57" w:type="dxa"/>
+              <w:left w:w="57" w:type="dxa"/>
+              <w:bottom w:w="57" w:type="dxa"/>
+              <w:right w:w="57" w:type="dxa"/>
+            </w:tcMar>
           </w:tcPr>
           <w:p>
             <w:pPr>
@@ -1037,6 +1079,8 @@
               <w:rPr>
                 <w:rFonts w:ascii="Arial" w:eastAsia="Arial" w:hAnsi="Arial" w:cs="Arial"/>
                 <w:bCs/>
+                <w:color w:val="000000"/>
+                <w:sz w:val="20"/>
               </w:rPr>
               <w:t>TANDATANGAN</w:t>
             </w:r>
@@ -1045,6 +1089,12 @@
         <w:tc>
           <w:tcPr>
             <w:tcW w:w="5665" w:type="dxa"/>
+            <w:tcMar>
+              <w:top w:w="57" w:type="dxa"/>
+              <w:left w:w="57" w:type="dxa"/>
+              <w:bottom w:w="57" w:type="dxa"/>
+              <w:right w:w="57" w:type="dxa"/>
+            </w:tcMar>
           </w:tcPr>
           <w:p>
             <w:pPr>
@@ -1076,9 +1126,18 @@
         </w:tc>
       </w:tr>
       <w:tr>
+        <w:trPr>
+          <w:cantSplit w:val="true"/>
+        </w:trPr>
         <w:tc>
           <w:tcPr>
             <w:tcW w:w="3402" w:type="dxa"/>
+            <w:tcMar>
+              <w:top w:w="57" w:type="dxa"/>
+              <w:left w:w="57" w:type="dxa"/>
+              <w:bottom w:w="57" w:type="dxa"/>
+              <w:right w:w="57" w:type="dxa"/>
+            </w:tcMar>
           </w:tcPr>
           <w:p>
             <w:pPr>
@@ -1092,6 +1151,8 @@
               <w:rPr>
                 <w:rFonts w:ascii="Arial" w:eastAsia="Arial" w:hAnsi="Arial" w:cs="Arial"/>
                 <w:bCs/>
+                <w:color w:val="000000"/>
+                <w:sz w:val="20"/>
               </w:rPr>
               <w:t>MARKAH DIPEROLEHI (%)</w:t>
             </w:r>
@@ -1100,6 +1161,12 @@
         <w:tc>
           <w:tcPr>
             <w:tcW w:w="5665" w:type="dxa"/>
+            <w:tcMar>
+              <w:top w:w="57" w:type="dxa"/>
+              <w:left w:w="57" w:type="dxa"/>
+              <w:bottom w:w="57" w:type="dxa"/>
+              <w:right w:w="57" w:type="dxa"/>
+            </w:tcMar>
           </w:tcPr>
           <w:p>
             <w:pPr>
@@ -1114,6 +1181,8 @@
               <w:rPr>
                 <w:rFonts w:ascii="Arial" w:eastAsia="Arial" w:hAnsi="Arial" w:cs="Arial"/>
                 <w:bCs/>
+                <w:color w:val="000000"/>
+                <w:sz w:val="20"/>
               </w:rPr>
               <w:t xml:space="preserve">         </w:t>
             </w:r>
@@ -1121,6 +1190,8 @@
               <w:rPr>
                 <w:rFonts w:ascii="Arial" w:eastAsia="Arial" w:hAnsi="Arial" w:cs="Arial"/>
                 <w:bCs/>
+                <w:color w:val="000000"/>
+                <w:sz w:val="20"/>
               </w:rPr>
               <w:t>/ 100%</w:t>
             </w:r>
@@ -1128,9 +1199,18 @@
         </w:tc>
       </w:tr>
       <w:tr>
+        <w:trPr>
+          <w:cantSplit w:val="true"/>
+        </w:trPr>
         <w:tc>
           <w:tcPr>
             <w:tcW w:w="3402" w:type="dxa"/>
+            <w:tcMar>
+              <w:top w:w="57" w:type="dxa"/>
+              <w:left w:w="57" w:type="dxa"/>
+              <w:bottom w:w="57" w:type="dxa"/>
+              <w:right w:w="57" w:type="dxa"/>
+            </w:tcMar>
           </w:tcPr>
           <w:p>
             <w:pPr>
@@ -1144,6 +1224,8 @@
               <w:rPr>
                 <w:rFonts w:ascii="Arial" w:eastAsia="Arial" w:hAnsi="Arial" w:cs="Arial"/>
                 <w:bCs/>
+                <w:color w:val="000000"/>
+                <w:sz w:val="20"/>
               </w:rPr>
               <w:t xml:space="preserve">KEPUTUSAN </w:t>
             </w:r>
@@ -1152,6 +1234,12 @@
         <w:tc>
           <w:tcPr>
             <w:tcW w:w="5665" w:type="dxa"/>
+            <w:tcMar>
+              <w:top w:w="57" w:type="dxa"/>
+              <w:left w:w="57" w:type="dxa"/>
+              <w:bottom w:w="57" w:type="dxa"/>
+              <w:right w:w="57" w:type="dxa"/>
+            </w:tcMar>
           </w:tcPr>
           <w:p>
             <w:pPr>
@@ -1166,6 +1254,8 @@
               <w:rPr>
                 <w:rFonts w:ascii="Arial" w:eastAsia="Arial" w:hAnsi="Arial" w:cs="Arial"/>
                 <w:bCs/>
+                <w:color w:val="000000"/>
+                <w:sz w:val="20"/>
               </w:rPr>
               <w:t>Lulus / Gagal</w:t>
             </w:r>
@@ -1184,7 +1274,8 @@
     </w:p>
     <w:p>
       <w:pPr>
-        <w:spacing w:line="360" w:lineRule="auto"/>
+        <w:spacing w:line="276" w:lineRule="auto" w:after="120"/>
+        <w:jc w:val="left"/>
         <w:rPr>
           <w:rFonts w:ascii="Arial" w:eastAsia="Arial" w:hAnsi="Arial" w:cs="Arial"/>
           <w:b/>
@@ -1195,6 +1286,8 @@
         <w:rPr>
           <w:rFonts w:ascii="Arial" w:eastAsia="Arial" w:hAnsi="Arial" w:cs="Arial"/>
           <w:b/>
+          <w:color w:val="000000"/>
+          <w:sz w:val="22"/>
         </w:rPr>
         <w:t>Markah</w:t>
       </w:r>
@@ -1203,6 +1296,8 @@
         <w:rPr>
           <w:rFonts w:ascii="Arial" w:eastAsia="Arial" w:hAnsi="Arial" w:cs="Arial"/>
           <w:b/>
+          <w:color w:val="000000"/>
+          <w:sz w:val="22"/>
         </w:rPr>
         <w:t xml:space="preserve"> lulus minimum: 60%</w:t>
       </w:r>
@@ -1239,8 +1334,8 @@
     </w:p>
     <w:p>
       <w:pPr>
-        <w:spacing w:line="360" w:lineRule="auto"/>
-        <w:jc w:val="both"/>
+        <w:spacing w:line="276" w:lineRule="auto" w:after="120"/>
+        <w:jc w:val="left"/>
         <w:rPr>
           <w:rFonts w:ascii="Arial" w:eastAsia="Arial" w:hAnsi="Arial" w:cs="Arial"/>
           <w:b/>
@@ -1250,6 +1345,8 @@
         <w:rPr>
           <w:rFonts w:ascii="Arial" w:eastAsia="Arial" w:hAnsi="Arial" w:cs="Arial"/>
           <w:b/>
+          <w:color w:val="000000"/>
+          <w:sz w:val="22"/>
         </w:rPr>
         <w:lastRenderedPageBreak/>
         <w:t>ARAHAN PENILAIAN PENGETAHUAN:</w:t>
@@ -1270,7 +1367,9 @@
           <w:ilvl w:val="0"/>
           <w:numId w:val="10"/>
         </w:numPr>
-        <w:spacing w:after="200" w:line="360" w:lineRule="auto"/>
+        <w:spacing w:after="40" w:line="276" w:lineRule="auto"/>
+        <w:ind w:left="357" w:hanging="357"/>
+        <w:jc w:val="left"/>
         <w:rPr>
           <w:rFonts w:ascii="Arial" w:eastAsia="Arial" w:hAnsi="Arial" w:cs="Arial"/>
           <w:b/>
@@ -1282,6 +1381,8 @@
       <w:r>
         <w:rPr>
           <w:rFonts w:ascii="Arial" w:eastAsia="Arial" w:hAnsi="Arial" w:cs="Arial"/>
+          <w:color w:val="000000"/>
+          <w:sz w:val="22"/>
         </w:rPr>
         <w:t>Tuliskan</w:t>
       </w:r>
@@ -1289,6 +1390,8 @@
       <w:r>
         <w:rPr>
           <w:rFonts w:ascii="Arial" w:eastAsia="Arial" w:hAnsi="Arial" w:cs="Arial"/>
+          <w:color w:val="000000"/>
+          <w:sz w:val="22"/>
         </w:rPr>
         <w:t xml:space="preserve"> Nama dan </w:t>
       </w:r>
@@ -1296,6 +1399,8 @@
       <w:r>
         <w:rPr>
           <w:rFonts w:ascii="Arial" w:eastAsia="Arial" w:hAnsi="Arial" w:cs="Arial"/>
+          <w:color w:val="000000"/>
+          <w:sz w:val="22"/>
         </w:rPr>
         <w:t>Nombor</w:t>
       </w:r>
@@ -1303,6 +1408,8 @@
       <w:r>
         <w:rPr>
           <w:rFonts w:ascii="Arial" w:eastAsia="Arial" w:hAnsi="Arial" w:cs="Arial"/>
+          <w:color w:val="000000"/>
+          <w:sz w:val="22"/>
         </w:rPr>
         <w:t xml:space="preserve"> Kad </w:t>
       </w:r>
@@ -1310,6 +1417,8 @@
       <w:r>
         <w:rPr>
           <w:rFonts w:ascii="Arial" w:eastAsia="Arial" w:hAnsi="Arial" w:cs="Arial"/>
+          <w:color w:val="000000"/>
+          <w:sz w:val="22"/>
         </w:rPr>
         <w:t>Pengenalan</w:t>
       </w:r>
@@ -1317,6 +1426,8 @@
       <w:r>
         <w:rPr>
           <w:rFonts w:ascii="Arial" w:eastAsia="Arial" w:hAnsi="Arial" w:cs="Arial"/>
+          <w:color w:val="000000"/>
+          <w:sz w:val="22"/>
         </w:rPr>
         <w:t xml:space="preserve"> pada </w:t>
       </w:r>
@@ -1324,6 +1435,8 @@
       <w:r>
         <w:rPr>
           <w:rFonts w:ascii="Arial" w:eastAsia="Arial" w:hAnsi="Arial" w:cs="Arial"/>
+          <w:color w:val="000000"/>
+          <w:sz w:val="22"/>
         </w:rPr>
         <w:t>ruangan</w:t>
       </w:r>
@@ -1331,6 +1444,8 @@
       <w:r>
         <w:rPr>
           <w:rFonts w:ascii="Arial" w:eastAsia="Arial" w:hAnsi="Arial" w:cs="Arial"/>
+          <w:color w:val="000000"/>
+          <w:sz w:val="22"/>
         </w:rPr>
         <w:t xml:space="preserve"> yang </w:t>
       </w:r>
@@ -1338,6 +1453,8 @@
       <w:r>
         <w:rPr>
           <w:rFonts w:ascii="Arial" w:eastAsia="Arial" w:hAnsi="Arial" w:cs="Arial"/>
+          <w:color w:val="000000"/>
+          <w:sz w:val="22"/>
         </w:rPr>
         <w:t>disediakan</w:t>
       </w:r>
@@ -1345,6 +1462,8 @@
       <w:r>
         <w:rPr>
           <w:rFonts w:ascii="Arial" w:eastAsia="Arial" w:hAnsi="Arial" w:cs="Arial"/>
+          <w:color w:val="000000"/>
+          <w:sz w:val="22"/>
         </w:rPr>
         <w:t xml:space="preserve">. </w:t>
       </w:r>
@@ -1356,7 +1475,9 @@
           <w:ilvl w:val="0"/>
           <w:numId w:val="10"/>
         </w:numPr>
-        <w:spacing w:after="200" w:line="360" w:lineRule="auto"/>
+        <w:spacing w:after="40" w:line="276" w:lineRule="auto"/>
+        <w:ind w:left="357" w:hanging="357"/>
+        <w:jc w:val="left"/>
         <w:rPr>
           <w:rFonts w:ascii="Arial" w:eastAsia="Arial" w:hAnsi="Arial" w:cs="Arial"/>
           <w:b/>
@@ -1367,6 +1488,8 @@
       <w:r>
         <w:rPr>
           <w:rFonts w:ascii="Arial" w:eastAsia="Arial" w:hAnsi="Arial" w:cs="Arial"/>
+          <w:color w:val="000000"/>
+          <w:sz w:val="22"/>
         </w:rPr>
         <w:t xml:space="preserve">Bakat </w:t>
       </w:r>
@@ -1374,6 +1497,8 @@
       <w:r>
         <w:rPr>
           <w:rFonts w:ascii="Arial" w:eastAsia="Arial" w:hAnsi="Arial" w:cs="Arial"/>
+          <w:color w:val="000000"/>
+          <w:sz w:val="22"/>
         </w:rPr>
         <w:t>tidak</w:t>
       </w:r>
@@ -1381,6 +1506,8 @@
       <w:r>
         <w:rPr>
           <w:rFonts w:ascii="Arial" w:eastAsia="Arial" w:hAnsi="Arial" w:cs="Arial"/>
+          <w:color w:val="000000"/>
+          <w:sz w:val="22"/>
         </w:rPr>
         <w:t xml:space="preserve"> </w:t>
       </w:r>
@@ -1388,6 +1515,8 @@
       <w:r>
         <w:rPr>
           <w:rFonts w:ascii="Arial" w:eastAsia="Arial" w:hAnsi="Arial" w:cs="Arial"/>
+          <w:color w:val="000000"/>
+          <w:sz w:val="22"/>
         </w:rPr>
         <w:t>dibenarkan</w:t>
       </w:r>
@@ -1395,6 +1524,8 @@
       <w:r>
         <w:rPr>
           <w:rFonts w:ascii="Arial" w:eastAsia="Arial" w:hAnsi="Arial" w:cs="Arial"/>
+          <w:color w:val="000000"/>
+          <w:sz w:val="22"/>
         </w:rPr>
         <w:t xml:space="preserve"> </w:t>
       </w:r>
@@ -1402,6 +1533,8 @@
       <w:r>
         <w:rPr>
           <w:rFonts w:ascii="Arial" w:eastAsia="Arial" w:hAnsi="Arial" w:cs="Arial"/>
+          <w:color w:val="000000"/>
+          <w:sz w:val="22"/>
         </w:rPr>
         <w:t>membuka</w:t>
       </w:r>
@@ -1409,6 +1542,8 @@
       <w:r>
         <w:rPr>
           <w:rFonts w:ascii="Arial" w:eastAsia="Arial" w:hAnsi="Arial" w:cs="Arial"/>
+          <w:color w:val="000000"/>
+          <w:sz w:val="22"/>
         </w:rPr>
         <w:t xml:space="preserve"> </w:t>
       </w:r>
@@ -1416,6 +1551,8 @@
       <w:r>
         <w:rPr>
           <w:rFonts w:ascii="Arial" w:eastAsia="Arial" w:hAnsi="Arial" w:cs="Arial"/>
+          <w:color w:val="000000"/>
+          <w:sz w:val="22"/>
         </w:rPr>
         <w:t>kertas</w:t>
       </w:r>
@@ -1423,6 +1560,8 @@
       <w:r>
         <w:rPr>
           <w:rFonts w:ascii="Arial" w:eastAsia="Arial" w:hAnsi="Arial" w:cs="Arial"/>
+          <w:color w:val="000000"/>
+          <w:sz w:val="22"/>
         </w:rPr>
         <w:t xml:space="preserve"> </w:t>
       </w:r>
@@ -1430,6 +1569,8 @@
       <w:r>
         <w:rPr>
           <w:rFonts w:ascii="Arial" w:eastAsia="Arial" w:hAnsi="Arial" w:cs="Arial"/>
+          <w:color w:val="000000"/>
+          <w:sz w:val="22"/>
         </w:rPr>
         <w:t>soalan</w:t>
       </w:r>
@@ -1437,6 +1578,8 @@
       <w:r>
         <w:rPr>
           <w:rFonts w:ascii="Arial" w:eastAsia="Arial" w:hAnsi="Arial" w:cs="Arial"/>
+          <w:color w:val="000000"/>
+          <w:sz w:val="22"/>
         </w:rPr>
         <w:t xml:space="preserve"> </w:t>
       </w:r>
@@ -1444,6 +1587,8 @@
       <w:r>
         <w:rPr>
           <w:rFonts w:ascii="Arial" w:eastAsia="Arial" w:hAnsi="Arial" w:cs="Arial"/>
+          <w:color w:val="000000"/>
+          <w:sz w:val="22"/>
         </w:rPr>
         <w:t>sehingga</w:t>
       </w:r>
@@ -1451,6 +1596,8 @@
       <w:r>
         <w:rPr>
           <w:rFonts w:ascii="Arial" w:eastAsia="Arial" w:hAnsi="Arial" w:cs="Arial"/>
+          <w:color w:val="000000"/>
+          <w:sz w:val="22"/>
         </w:rPr>
         <w:t xml:space="preserve"> </w:t>
       </w:r>
@@ -1458,6 +1605,8 @@
       <w:r>
         <w:rPr>
           <w:rFonts w:ascii="Arial" w:eastAsia="Arial" w:hAnsi="Arial" w:cs="Arial"/>
+          <w:color w:val="000000"/>
+          <w:sz w:val="22"/>
         </w:rPr>
         <w:t>dibenarkan</w:t>
       </w:r>
@@ -1465,6 +1614,8 @@
       <w:r>
         <w:rPr>
           <w:rFonts w:ascii="Arial" w:eastAsia="Arial" w:hAnsi="Arial" w:cs="Arial"/>
+          <w:color w:val="000000"/>
+          <w:sz w:val="22"/>
         </w:rPr>
         <w:t xml:space="preserve">. </w:t>
       </w:r>
@@ -1476,7 +1627,9 @@
           <w:ilvl w:val="0"/>
           <w:numId w:val="10"/>
         </w:numPr>
-        <w:spacing w:after="200" w:line="360" w:lineRule="auto"/>
+        <w:spacing w:after="40" w:line="276" w:lineRule="auto"/>
+        <w:ind w:left="357" w:hanging="357"/>
+        <w:jc w:val="left"/>
         <w:rPr>
           <w:rFonts w:ascii="Arial" w:eastAsia="Arial" w:hAnsi="Arial" w:cs="Arial"/>
           <w:b/>
@@ -1487,6 +1640,8 @@
       <w:r>
         <w:rPr>
           <w:rFonts w:ascii="Arial" w:eastAsia="Arial" w:hAnsi="Arial" w:cs="Arial"/>
+          <w:color w:val="000000"/>
+          <w:sz w:val="22"/>
         </w:rPr>
         <w:t xml:space="preserve">Bakat </w:t>
       </w:r>
@@ -1494,6 +1649,8 @@
       <w:r>
         <w:rPr>
           <w:rFonts w:ascii="Arial" w:eastAsia="Arial" w:hAnsi="Arial" w:cs="Arial"/>
+          <w:color w:val="000000"/>
+          <w:sz w:val="22"/>
         </w:rPr>
         <w:t>hendaklah</w:t>
       </w:r>
@@ -1501,6 +1658,8 @@
       <w:r>
         <w:rPr>
           <w:rFonts w:ascii="Arial" w:eastAsia="Arial" w:hAnsi="Arial" w:cs="Arial"/>
+          <w:color w:val="000000"/>
+          <w:sz w:val="22"/>
         </w:rPr>
         <w:t xml:space="preserve"> </w:t>
       </w:r>
@@ -1508,6 +1667,8 @@
       <w:r>
         <w:rPr>
           <w:rFonts w:ascii="Arial" w:eastAsia="Arial" w:hAnsi="Arial" w:cs="Arial"/>
+          <w:color w:val="000000"/>
+          <w:sz w:val="22"/>
         </w:rPr>
         <w:t>menjawab</w:t>
       </w:r>
@@ -1515,6 +1676,8 @@
       <w:r>
         <w:rPr>
           <w:rFonts w:ascii="Arial" w:eastAsia="Arial" w:hAnsi="Arial" w:cs="Arial"/>
+          <w:color w:val="000000"/>
+          <w:sz w:val="22"/>
         </w:rPr>
         <w:t xml:space="preserve"> </w:t>
       </w:r>
@@ -1522,6 +1685,8 @@
       <w:r>
         <w:rPr>
           <w:rFonts w:ascii="Arial" w:eastAsia="Arial" w:hAnsi="Arial" w:cs="Arial"/>
+          <w:color w:val="000000"/>
+          <w:sz w:val="22"/>
         </w:rPr>
         <w:t>semua</w:t>
       </w:r>
@@ -1529,6 +1694,8 @@
       <w:r>
         <w:rPr>
           <w:rFonts w:ascii="Arial" w:eastAsia="Arial" w:hAnsi="Arial" w:cs="Arial"/>
+          <w:color w:val="000000"/>
+          <w:sz w:val="22"/>
         </w:rPr>
         <w:t xml:space="preserve"> </w:t>
       </w:r>
@@ -1536,6 +1703,8 @@
       <w:r>
         <w:rPr>
           <w:rFonts w:ascii="Arial" w:eastAsia="Arial" w:hAnsi="Arial" w:cs="Arial"/>
+          <w:color w:val="000000"/>
+          <w:sz w:val="22"/>
         </w:rPr>
         <w:t>soalan</w:t>
       </w:r>
@@ -1543,6 +1712,8 @@
       <w:r>
         <w:rPr>
           <w:rFonts w:ascii="Arial" w:eastAsia="Arial" w:hAnsi="Arial" w:cs="Arial"/>
+          <w:color w:val="000000"/>
+          <w:sz w:val="22"/>
         </w:rPr>
         <w:t xml:space="preserve">. </w:t>
       </w:r>
@@ -1554,7 +1725,9 @@
           <w:ilvl w:val="0"/>
           <w:numId w:val="10"/>
         </w:numPr>
-        <w:spacing w:after="200" w:line="360" w:lineRule="auto"/>
+        <w:spacing w:after="40" w:line="276" w:lineRule="auto"/>
+        <w:ind w:left="357" w:hanging="357"/>
+        <w:jc w:val="left"/>
         <w:rPr>
           <w:rFonts w:ascii="Arial" w:eastAsia="Arial" w:hAnsi="Arial" w:cs="Arial"/>
           <w:b/>
@@ -1566,6 +1739,8 @@
       <w:r>
         <w:rPr>
           <w:rFonts w:ascii="Arial" w:eastAsia="Arial" w:hAnsi="Arial" w:cs="Arial"/>
+          <w:color w:val="000000"/>
+          <w:sz w:val="22"/>
         </w:rPr>
         <w:t>Dilarang</w:t>
       </w:r>
@@ -1573,6 +1748,8 @@
       <w:r>
         <w:rPr>
           <w:rFonts w:ascii="Arial" w:eastAsia="Arial" w:hAnsi="Arial" w:cs="Arial"/>
+          <w:color w:val="000000"/>
+          <w:sz w:val="22"/>
         </w:rPr>
         <w:t xml:space="preserve"> </w:t>
       </w:r>
@@ -1580,6 +1757,8 @@
       <w:r>
         <w:rPr>
           <w:rFonts w:ascii="Arial" w:eastAsia="Arial" w:hAnsi="Arial" w:cs="Arial"/>
+          <w:color w:val="000000"/>
+          <w:sz w:val="22"/>
         </w:rPr>
         <w:t>membawa</w:t>
       </w:r>
@@ -1587,6 +1766,8 @@
       <w:r>
         <w:rPr>
           <w:rFonts w:ascii="Arial" w:eastAsia="Arial" w:hAnsi="Arial" w:cs="Arial"/>
+          <w:color w:val="000000"/>
+          <w:sz w:val="22"/>
         </w:rPr>
         <w:t xml:space="preserve"> nota dan </w:t>
       </w:r>
@@ -1594,6 +1775,8 @@
       <w:r>
         <w:rPr>
           <w:rFonts w:ascii="Arial" w:eastAsia="Arial" w:hAnsi="Arial" w:cs="Arial"/>
+          <w:color w:val="000000"/>
+          <w:sz w:val="22"/>
         </w:rPr>
         <w:t>sebarang</w:t>
       </w:r>
@@ -1601,6 +1784,8 @@
       <w:r>
         <w:rPr>
           <w:rFonts w:ascii="Arial" w:eastAsia="Arial" w:hAnsi="Arial" w:cs="Arial"/>
+          <w:color w:val="000000"/>
+          <w:sz w:val="22"/>
         </w:rPr>
         <w:t xml:space="preserve"> </w:t>
       </w:r>
@@ -1608,6 +1793,8 @@
       <w:r>
         <w:rPr>
           <w:rFonts w:ascii="Arial" w:eastAsia="Arial" w:hAnsi="Arial" w:cs="Arial"/>
+          <w:color w:val="000000"/>
+          <w:sz w:val="22"/>
         </w:rPr>
         <w:t>bahan</w:t>
       </w:r>
@@ -1615,6 +1802,8 @@
       <w:r>
         <w:rPr>
           <w:rFonts w:ascii="Arial" w:eastAsia="Arial" w:hAnsi="Arial" w:cs="Arial"/>
+          <w:color w:val="000000"/>
+          <w:sz w:val="22"/>
         </w:rPr>
         <w:t xml:space="preserve"> </w:t>
       </w:r>
@@ -1622,6 +1811,8 @@
       <w:r>
         <w:rPr>
           <w:rFonts w:ascii="Arial" w:eastAsia="Arial" w:hAnsi="Arial" w:cs="Arial"/>
+          <w:color w:val="000000"/>
+          <w:sz w:val="22"/>
         </w:rPr>
         <w:t>rujukan</w:t>
       </w:r>
@@ -1629,6 +1820,8 @@
       <w:r>
         <w:rPr>
           <w:rFonts w:ascii="Arial" w:eastAsia="Arial" w:hAnsi="Arial" w:cs="Arial"/>
+          <w:color w:val="000000"/>
+          <w:sz w:val="22"/>
         </w:rPr>
         <w:t xml:space="preserve"> </w:t>
       </w:r>
@@ -1636,6 +1829,8 @@
       <w:r>
         <w:rPr>
           <w:rFonts w:ascii="Arial" w:eastAsia="Arial" w:hAnsi="Arial" w:cs="Arial"/>
+          <w:color w:val="000000"/>
+          <w:sz w:val="22"/>
         </w:rPr>
         <w:t>kecuali</w:t>
       </w:r>
@@ -1643,6 +1838,8 @@
       <w:r>
         <w:rPr>
           <w:rFonts w:ascii="Arial" w:eastAsia="Arial" w:hAnsi="Arial" w:cs="Arial"/>
+          <w:color w:val="000000"/>
+          <w:sz w:val="22"/>
         </w:rPr>
         <w:t xml:space="preserve"> yang </w:t>
       </w:r>
@@ -1650,6 +1847,8 @@
       <w:r>
         <w:rPr>
           <w:rFonts w:ascii="Arial" w:eastAsia="Arial" w:hAnsi="Arial" w:cs="Arial"/>
+          <w:color w:val="000000"/>
+          <w:sz w:val="22"/>
         </w:rPr>
         <w:t>dibenarkan</w:t>
       </w:r>
@@ -1657,6 +1856,8 @@
       <w:r>
         <w:rPr>
           <w:rFonts w:ascii="Arial" w:eastAsia="Arial" w:hAnsi="Arial" w:cs="Arial"/>
+          <w:color w:val="000000"/>
+          <w:sz w:val="22"/>
         </w:rPr>
         <w:t>.</w:t>
       </w:r>
@@ -1668,7 +1869,9 @@
           <w:ilvl w:val="0"/>
           <w:numId w:val="10"/>
         </w:numPr>
-        <w:spacing w:after="200" w:line="360" w:lineRule="auto"/>
+        <w:spacing w:after="40" w:line="276" w:lineRule="auto"/>
+        <w:ind w:left="357" w:hanging="357"/>
+        <w:jc w:val="left"/>
         <w:rPr>
           <w:rFonts w:ascii="Arial" w:eastAsia="Arial" w:hAnsi="Arial" w:cs="Arial"/>
           <w:b/>
@@ -1680,6 +1883,8 @@
       <w:r>
         <w:rPr>
           <w:rFonts w:ascii="Arial" w:eastAsia="Arial" w:hAnsi="Arial" w:cs="Arial"/>
+          <w:color w:val="000000"/>
+          <w:sz w:val="22"/>
         </w:rPr>
         <w:t>Dilarang</w:t>
       </w:r>
@@ -1687,6 +1892,8 @@
       <w:r>
         <w:rPr>
           <w:rFonts w:ascii="Arial" w:eastAsia="Arial" w:hAnsi="Arial" w:cs="Arial"/>
+          <w:color w:val="000000"/>
+          <w:sz w:val="22"/>
         </w:rPr>
         <w:t xml:space="preserve"> </w:t>
       </w:r>
@@ -1694,6 +1901,8 @@
       <w:r>
         <w:rPr>
           <w:rFonts w:ascii="Arial" w:eastAsia="Arial" w:hAnsi="Arial" w:cs="Arial"/>
+          <w:color w:val="000000"/>
+          <w:sz w:val="22"/>
         </w:rPr>
         <w:t>meniru</w:t>
       </w:r>
@@ -1701,6 +1910,8 @@
       <w:r>
         <w:rPr>
           <w:rFonts w:ascii="Arial" w:eastAsia="Arial" w:hAnsi="Arial" w:cs="Arial"/>
+          <w:color w:val="000000"/>
+          <w:sz w:val="22"/>
         </w:rPr>
         <w:t xml:space="preserve"> </w:t>
       </w:r>
@@ -1708,6 +1919,8 @@
       <w:r>
         <w:rPr>
           <w:rFonts w:ascii="Arial" w:eastAsia="Arial" w:hAnsi="Arial" w:cs="Arial"/>
+          <w:color w:val="000000"/>
+          <w:sz w:val="22"/>
         </w:rPr>
         <w:t>semasa</w:t>
       </w:r>
@@ -1715,6 +1928,8 @@
       <w:r>
         <w:rPr>
           <w:rFonts w:ascii="Arial" w:eastAsia="Arial" w:hAnsi="Arial" w:cs="Arial"/>
+          <w:color w:val="000000"/>
+          <w:sz w:val="22"/>
         </w:rPr>
         <w:t xml:space="preserve"> </w:t>
       </w:r>
@@ -1722,6 +1937,8 @@
       <w:r>
         <w:rPr>
           <w:rFonts w:ascii="Arial" w:eastAsia="Arial" w:hAnsi="Arial" w:cs="Arial"/>
+          <w:color w:val="000000"/>
+          <w:sz w:val="22"/>
         </w:rPr>
         <w:t>penilaian</w:t>
       </w:r>
@@ -1729,6 +1946,8 @@
       <w:r>
         <w:rPr>
           <w:rFonts w:ascii="Arial" w:eastAsia="Arial" w:hAnsi="Arial" w:cs="Arial"/>
+          <w:color w:val="000000"/>
+          <w:sz w:val="22"/>
         </w:rPr>
         <w:t xml:space="preserve">. </w:t>
       </w:r>
@@ -1740,7 +1959,9 @@
           <w:ilvl w:val="0"/>
           <w:numId w:val="10"/>
         </w:numPr>
-        <w:spacing w:after="200" w:line="360" w:lineRule="auto"/>
+        <w:spacing w:after="40" w:line="276" w:lineRule="auto"/>
+        <w:ind w:left="357" w:hanging="357"/>
+        <w:jc w:val="left"/>
         <w:rPr>
           <w:rFonts w:ascii="Arial" w:eastAsia="Arial" w:hAnsi="Arial" w:cs="Arial"/>
           <w:b/>
@@ -1752,6 +1973,8 @@
       <w:r>
         <w:rPr>
           <w:rFonts w:ascii="Arial" w:eastAsia="Arial" w:hAnsi="Arial" w:cs="Arial"/>
+          <w:color w:val="000000"/>
+          <w:sz w:val="22"/>
         </w:rPr>
         <w:t>Dilarang</w:t>
       </w:r>
@@ -1759,6 +1982,8 @@
       <w:r>
         <w:rPr>
           <w:rFonts w:ascii="Arial" w:eastAsia="Arial" w:hAnsi="Arial" w:cs="Arial"/>
+          <w:color w:val="000000"/>
+          <w:sz w:val="22"/>
         </w:rPr>
         <w:t xml:space="preserve"> </w:t>
       </w:r>
@@ -1766,6 +1991,8 @@
       <w:r>
         <w:rPr>
           <w:rFonts w:ascii="Arial" w:eastAsia="Arial" w:hAnsi="Arial" w:cs="Arial"/>
+          <w:color w:val="000000"/>
+          <w:sz w:val="22"/>
         </w:rPr>
         <w:t>membawa</w:t>
       </w:r>
@@ -1773,6 +2000,8 @@
       <w:r>
         <w:rPr>
           <w:rFonts w:ascii="Arial" w:eastAsia="Arial" w:hAnsi="Arial" w:cs="Arial"/>
+          <w:color w:val="000000"/>
+          <w:sz w:val="22"/>
         </w:rPr>
         <w:t xml:space="preserve"> </w:t>
       </w:r>
@@ -1780,6 +2009,8 @@
       <w:r>
         <w:rPr>
           <w:rFonts w:ascii="Arial" w:eastAsia="Arial" w:hAnsi="Arial" w:cs="Arial"/>
+          <w:color w:val="000000"/>
+          <w:sz w:val="22"/>
         </w:rPr>
         <w:t>keluar</w:t>
       </w:r>
@@ -1787,6 +2018,8 @@
       <w:r>
         <w:rPr>
           <w:rFonts w:ascii="Arial" w:eastAsia="Arial" w:hAnsi="Arial" w:cs="Arial"/>
+          <w:color w:val="000000"/>
+          <w:sz w:val="22"/>
         </w:rPr>
         <w:t xml:space="preserve"> </w:t>
       </w:r>
@@ -1794,6 +2027,8 @@
       <w:r>
         <w:rPr>
           <w:rFonts w:ascii="Arial" w:eastAsia="Arial" w:hAnsi="Arial" w:cs="Arial"/>
+          <w:color w:val="000000"/>
+          <w:sz w:val="22"/>
         </w:rPr>
         <w:t>kertas</w:t>
       </w:r>
@@ -1801,6 +2036,8 @@
       <w:r>
         <w:rPr>
           <w:rFonts w:ascii="Arial" w:eastAsia="Arial" w:hAnsi="Arial" w:cs="Arial"/>
+          <w:color w:val="000000"/>
+          <w:sz w:val="22"/>
         </w:rPr>
         <w:t xml:space="preserve"> </w:t>
       </w:r>
@@ -1808,6 +2045,8 @@
       <w:r>
         <w:rPr>
           <w:rFonts w:ascii="Arial" w:eastAsia="Arial" w:hAnsi="Arial" w:cs="Arial"/>
+          <w:color w:val="000000"/>
+          <w:sz w:val="22"/>
         </w:rPr>
         <w:t>soalan</w:t>
       </w:r>
@@ -1815,6 +2054,8 @@
       <w:r>
         <w:rPr>
           <w:rFonts w:ascii="Arial" w:eastAsia="Arial" w:hAnsi="Arial" w:cs="Arial"/>
+          <w:color w:val="000000"/>
+          <w:sz w:val="22"/>
         </w:rPr>
         <w:t xml:space="preserve"> </w:t>
       </w:r>
@@ -1822,6 +2063,8 @@
       <w:r>
         <w:rPr>
           <w:rFonts w:ascii="Arial" w:eastAsia="Arial" w:hAnsi="Arial" w:cs="Arial"/>
+          <w:color w:val="000000"/>
+          <w:sz w:val="22"/>
         </w:rPr>
         <w:t>dari</w:t>
       </w:r>
@@ -1829,6 +2072,8 @@
       <w:r>
         <w:rPr>
           <w:rFonts w:ascii="Arial" w:eastAsia="Arial" w:hAnsi="Arial" w:cs="Arial"/>
+          <w:color w:val="000000"/>
+          <w:sz w:val="22"/>
         </w:rPr>
         <w:t xml:space="preserve"> </w:t>
       </w:r>
@@ -1836,6 +2081,8 @@
       <w:r>
         <w:rPr>
           <w:rFonts w:ascii="Arial" w:eastAsia="Arial" w:hAnsi="Arial" w:cs="Arial"/>
+          <w:color w:val="000000"/>
+          <w:sz w:val="22"/>
         </w:rPr>
         <w:t>bilik</w:t>
       </w:r>
@@ -1843,6 +2090,8 @@
       <w:r>
         <w:rPr>
           <w:rFonts w:ascii="Arial" w:eastAsia="Arial" w:hAnsi="Arial" w:cs="Arial"/>
+          <w:color w:val="000000"/>
+          <w:sz w:val="22"/>
         </w:rPr>
         <w:t xml:space="preserve"> </w:t>
       </w:r>
@@ -1850,6 +2099,8 @@
       <w:r>
         <w:rPr>
           <w:rFonts w:ascii="Arial" w:eastAsia="Arial" w:hAnsi="Arial" w:cs="Arial"/>
+          <w:color w:val="000000"/>
+          <w:sz w:val="22"/>
         </w:rPr>
         <w:t>peperiksaan</w:t>
       </w:r>
@@ -1857,1340 +2108,2196 @@
       <w:r>
         <w:rPr>
           <w:rFonts w:ascii="Arial" w:eastAsia="Arial" w:hAnsi="Arial" w:cs="Arial"/>
+          <w:color w:val="000000"/>
+          <w:sz w:val="22"/>
         </w:rPr>
         <w:t>.</w:t>
       </w:r>
       <w:r>
+        <w:rPr>
+          <w:rFonts w:ascii="Arial" w:eastAsia="Arial" w:hAnsi="Arial" w:cs="Arial"/>
+          <w:b/>
+          <w:bCs/>
+          <w:color w:val="000000"/>
+          <w:sz w:val="22"/>
+          <w:u w:val="single"/>
+        </w:rPr>
+        <w:br/>
+      </w:r>
+    </w:p>
+    <w:p>
+      <w:pPr>
+        <w:suppressAutoHyphens w:val="0"/>
         <w:rPr>
           <w:rFonts w:ascii="Arial" w:eastAsia="Arial" w:hAnsi="Arial" w:cs="Arial"/>
           <w:b/>
           <w:bCs/>
           <w:u w:val="single"/>
         </w:rPr>
-        <w:br/>
-      </w:r>
-    </w:p>
-    <w:p>
-      <w:pPr>
-        <w:suppressAutoHyphens w:val="0"/>
+      </w:pPr>
+      <w:r>
         <w:rPr>
           <w:rFonts w:ascii="Arial" w:eastAsia="Arial" w:hAnsi="Arial" w:cs="Arial"/>
           <w:b/>
           <w:bCs/>
           <w:u w:val="single"/>
         </w:rPr>
-      </w:pPr>
-      <w:r>
-        <w:rPr>
-          <w:rFonts w:ascii="Arial" w:eastAsia="Arial" w:hAnsi="Arial" w:cs="Arial"/>
+        <w:br w:type="page"/>
+      </w:r>
+    </w:p>
+    <w:p/>
+    <w:p>
+      <w:pPr>
+        <w:spacing w:before="120" w:after="120" w:line="276" w:lineRule="auto"/>
+        <w:jc w:val="left"/>
+      </w:pPr>
+      <w:r>
+        <w:rPr>
+          <w:rFonts w:ascii="Arial" w:hAnsi="Arial" w:cs="Arial"/>
           <w:b/>
-          <w:bCs/>
-          <w:u w:val="single"/>
-        </w:rPr>
+          <w:color w:val="000000"/>
+          <w:sz w:val="24"/>
+        </w:rPr>
+        <w:t>BAHAGIAN A — SOALAN OBJEKTIF</w:t>
+      </w:r>
+    </w:p>
+    <w:p/>
+    <w:p>
+      <w:pPr>
+        <w:spacing w:line="276" w:lineRule="auto" w:after="120"/>
+        <w:jc w:val="left"/>
+      </w:pPr>
+      <w:r>
+        <w:rPr>
+          <w:rFonts w:ascii="Arial" w:hAnsi="Arial" w:cs="Arial"/>
+          <w:b/>
+          <w:color w:val="000000"/>
+          <w:sz w:val="22"/>
+        </w:rPr>
+        <w:t>Soalan WA1 — Review cue sheet / continuity sheet / shooting board</w:t>
+      </w:r>
+    </w:p>
+    <w:p>
+      <w:pPr>
+        <w:spacing w:line="276" w:lineRule="auto" w:after="120"/>
+        <w:jc w:val="left"/>
+      </w:pPr>
+      <w:r>
+        <w:rPr>
+          <w:rFonts w:ascii="Arial" w:hAnsi="Arial" w:cs="Arial"/>
+          <w:b/>
+          <w:color w:val="000000"/>
+          <w:sz w:val="22"/>
+        </w:rPr>
+        <w:t>✅ 1. SOALAN TAHAP TINGGI — KONSTRUK PROSEDUR</w:t>
+      </w:r>
+    </w:p>
+    <w:p>
+      <w:pPr>
+        <w:spacing w:line="276" w:lineRule="auto" w:after="120"/>
+        <w:jc w:val="left"/>
+      </w:pPr>
+      <w:r>
+        <w:rPr>
+          <w:rFonts w:ascii="Arial" w:hAnsi="Arial" w:cs="Arial"/>
+          <w:b w:val="0"/>
+          <w:color w:val="000000"/>
+          <w:sz w:val="22"/>
+        </w:rPr>
+        <w:t>Susun turutan langkah yang betul bagi Editor semasa proses review dokumen persediaan sebelum memulakan penyuntingan visual.</w:t>
+      </w:r>
+    </w:p>
+    <w:p>
+      <w:pPr>
+        <w:spacing w:before="120" w:after="120" w:line="276" w:lineRule="auto"/>
+        <w:jc w:val="left"/>
+      </w:pPr>
+      <w:r>
+        <w:rPr>
+          <w:rFonts w:ascii="Arial" w:hAnsi="Arial" w:cs="Arial"/>
+          <w:b/>
+          <w:color w:val="000000"/>
+          <w:sz w:val="24"/>
+        </w:rPr>
+        <w:t>I. Menyemak skrip untuk memahami naratif dan dialog.</w:t>
+      </w:r>
+    </w:p>
+    <w:p>
+      <w:pPr>
+        <w:spacing w:before="120" w:after="120" w:line="276" w:lineRule="auto"/>
+        <w:jc w:val="left"/>
+      </w:pPr>
+      <w:r>
+        <w:rPr>
+          <w:rFonts w:ascii="Arial" w:hAnsi="Arial" w:cs="Arial"/>
+          <w:b/>
+          <w:color w:val="000000"/>
+          <w:sz w:val="24"/>
+        </w:rPr>
+        <w:t>II. Menyemak continuity sheet untuk status Good/NG setiap take.</w:t>
+      </w:r>
+    </w:p>
+    <w:p>
+      <w:pPr>
+        <w:spacing w:before="120" w:after="120" w:line="276" w:lineRule="auto"/>
+        <w:jc w:val="left"/>
+      </w:pPr>
+      <w:r>
+        <w:rPr>
+          <w:rFonts w:ascii="Arial" w:hAnsi="Arial" w:cs="Arial"/>
+          <w:b/>
+          <w:color w:val="000000"/>
+          <w:sz w:val="24"/>
+        </w:rPr>
+        <w:t>III. Menyemak shooting board untuk mengesahkan setiap shot yang dirancang telah ditembak.</w:t>
+      </w:r>
+    </w:p>
+    <w:p>
+      <w:pPr>
+        <w:spacing w:before="120" w:after="120" w:line="276" w:lineRule="auto"/>
+        <w:jc w:val="left"/>
+      </w:pPr>
+      <w:r>
+        <w:rPr>
+          <w:rFonts w:ascii="Arial" w:hAnsi="Arial" w:cs="Arial"/>
+          <w:b/>
+          <w:color w:val="000000"/>
+          <w:sz w:val="24"/>
+        </w:rPr>
+        <w:t>IV. Menyemak DIT sheet untuk metadata teknikal dan status backup.</w:t>
+      </w:r>
+    </w:p>
+    <w:p>
+      <w:pPr>
+        <w:spacing w:line="276" w:lineRule="auto" w:after="120"/>
+        <w:jc w:val="left"/>
+      </w:pPr>
+      <w:r>
+        <w:rPr>
+          <w:rFonts w:ascii="Arial" w:hAnsi="Arial" w:cs="Arial"/>
+          <w:b w:val="0"/>
+          <w:color w:val="000000"/>
+          <w:sz w:val="22"/>
+        </w:rPr>
+        <w:t>A. I, II, III, dan IV.</w:t>
+      </w:r>
+    </w:p>
+    <w:p>
+      <w:pPr>
+        <w:spacing w:line="276" w:lineRule="auto" w:after="120"/>
+        <w:jc w:val="left"/>
+      </w:pPr>
+      <w:r>
+        <w:rPr>
+          <w:rFonts w:ascii="Arial" w:hAnsi="Arial" w:cs="Arial"/>
+          <w:b w:val="0"/>
+          <w:color w:val="000000"/>
+          <w:sz w:val="22"/>
+        </w:rPr>
+        <w:t>B. II, I, III, dan IV.</w:t>
+      </w:r>
+    </w:p>
+    <w:p>
+      <w:pPr>
+        <w:spacing w:line="276" w:lineRule="auto" w:after="120"/>
+        <w:jc w:val="left"/>
+      </w:pPr>
+      <w:r>
+        <w:rPr>
+          <w:rFonts w:ascii="Arial" w:hAnsi="Arial" w:cs="Arial"/>
+          <w:b w:val="0"/>
+          <w:color w:val="000000"/>
+          <w:sz w:val="22"/>
+        </w:rPr>
+        <w:t>C. I, III, II, dan IV.</w:t>
+      </w:r>
+    </w:p>
+    <w:p>
+      <w:pPr>
+        <w:spacing w:line="276" w:lineRule="auto" w:after="120"/>
+        <w:jc w:val="left"/>
+      </w:pPr>
+      <w:r>
+        <w:rPr>
+          <w:rFonts w:ascii="Arial" w:hAnsi="Arial" w:cs="Arial"/>
+          <w:b w:val="0"/>
+          <w:color w:val="000000"/>
+          <w:sz w:val="22"/>
+        </w:rPr>
+        <w:t>D. II, III, I, dan IV.</w:t>
+      </w:r>
+    </w:p>
+    <w:p/>
+    <w:p>
+      <w:pPr>
+        <w:spacing w:line="276" w:lineRule="auto" w:after="120"/>
+        <w:jc w:val="left"/>
+      </w:pPr>
+      <w:r>
+        <w:rPr>
+          <w:rFonts w:ascii="Arial" w:hAnsi="Arial" w:cs="Arial"/>
+          <w:b/>
+          <w:color w:val="000000"/>
+          <w:sz w:val="22"/>
+        </w:rPr>
+        <w:t>✅ 2. SOALAN TAHAP SEDERHANA — KONSTRUK PROSEDUR</w:t>
+      </w:r>
+    </w:p>
+    <w:p>
+      <w:pPr>
+        <w:spacing w:line="276" w:lineRule="auto" w:after="120"/>
+        <w:jc w:val="left"/>
+      </w:pPr>
+      <w:r>
+        <w:rPr>
+          <w:rFonts w:ascii="Arial" w:hAnsi="Arial" w:cs="Arial"/>
+          <w:b w:val="0"/>
+          <w:color w:val="000000"/>
+          <w:sz w:val="22"/>
+        </w:rPr>
+        <w:t>Apakah tindakan yang perlu diambil oleh Editor apabila terdapat shot dalam shooting board yang tiada dalam footage yang diterima?</w:t>
+      </w:r>
+    </w:p>
+    <w:p>
+      <w:pPr>
+        <w:spacing w:line="276" w:lineRule="auto" w:after="120"/>
+        <w:jc w:val="left"/>
+      </w:pPr>
+      <w:r>
+        <w:rPr>
+          <w:rFonts w:ascii="Arial" w:hAnsi="Arial" w:cs="Arial"/>
+          <w:b w:val="0"/>
+          <w:color w:val="000000"/>
+          <w:sz w:val="22"/>
+        </w:rPr>
+        <w:t>A. Mengabaikan kekurangan tersebut.</w:t>
+      </w:r>
+    </w:p>
+    <w:p>
+      <w:pPr>
+        <w:spacing w:line="276" w:lineRule="auto" w:after="120"/>
+        <w:jc w:val="left"/>
+      </w:pPr>
+      <w:r>
+        <w:rPr>
+          <w:rFonts w:ascii="Arial" w:hAnsi="Arial" w:cs="Arial"/>
+          <w:b w:val="0"/>
+          <w:color w:val="000000"/>
+          <w:sz w:val="22"/>
+        </w:rPr>
+        <w:t>B. Merekod kekurangan dan memaklumkan Producer.</w:t>
+      </w:r>
+    </w:p>
+    <w:p>
+      <w:pPr>
+        <w:spacing w:line="276" w:lineRule="auto" w:after="120"/>
+        <w:jc w:val="left"/>
+      </w:pPr>
+      <w:r>
+        <w:rPr>
+          <w:rFonts w:ascii="Arial" w:hAnsi="Arial" w:cs="Arial"/>
+          <w:b w:val="0"/>
+          <w:color w:val="000000"/>
+          <w:sz w:val="22"/>
+        </w:rPr>
+        <w:t>C. Mencipta shot baharu tanpa kebenaran.</w:t>
+      </w:r>
+    </w:p>
+    <w:p>
+      <w:pPr>
+        <w:spacing w:line="276" w:lineRule="auto" w:after="120"/>
+        <w:jc w:val="left"/>
+      </w:pPr>
+      <w:r>
+        <w:rPr>
+          <w:rFonts w:ascii="Arial" w:hAnsi="Arial" w:cs="Arial"/>
+          <w:b w:val="0"/>
+          <w:color w:val="000000"/>
+          <w:sz w:val="22"/>
+        </w:rPr>
+        <w:t>D. Menghapuskan scene berkenaan daripada projek.</w:t>
+      </w:r>
+    </w:p>
+    <w:p/>
+    <w:p>
+      <w:pPr>
+        <w:spacing w:line="276" w:lineRule="auto" w:after="120"/>
+        <w:jc w:val="left"/>
+      </w:pPr>
+      <w:r>
+        <w:rPr>
+          <w:rFonts w:ascii="Arial" w:hAnsi="Arial" w:cs="Arial"/>
+          <w:b/>
+          <w:color w:val="000000"/>
+          <w:sz w:val="22"/>
+        </w:rPr>
+        <w:t>✅ 3. SOALAN TAHAP SEDERHANA — KONSTRUK FAKTA-TEORI</w:t>
+      </w:r>
+    </w:p>
+    <w:p>
+      <w:pPr>
+        <w:spacing w:line="276" w:lineRule="auto" w:after="120"/>
+        <w:jc w:val="left"/>
+      </w:pPr>
+      <w:r>
+        <w:rPr>
+          <w:rFonts w:ascii="Arial" w:hAnsi="Arial" w:cs="Arial"/>
+          <w:b w:val="0"/>
+          <w:color w:val="000000"/>
+          <w:sz w:val="22"/>
+        </w:rPr>
+        <w:t>Apakah maklumat yang direkodkan dalam continuity sheet oleh Script Supervisor semasa penggambaran?</w:t>
+      </w:r>
+    </w:p>
+    <w:p>
+      <w:pPr>
+        <w:spacing w:line="276" w:lineRule="auto" w:after="120"/>
+        <w:jc w:val="left"/>
+      </w:pPr>
+      <w:r>
+        <w:rPr>
+          <w:rFonts w:ascii="Arial" w:hAnsi="Arial" w:cs="Arial"/>
+          <w:b w:val="0"/>
+          <w:color w:val="000000"/>
+          <w:sz w:val="22"/>
+        </w:rPr>
+        <w:t>A. Nombor scene sahaja.</w:t>
+      </w:r>
+    </w:p>
+    <w:p>
+      <w:pPr>
+        <w:spacing w:line="276" w:lineRule="auto" w:after="120"/>
+        <w:jc w:val="left"/>
+      </w:pPr>
+      <w:r>
+        <w:rPr>
+          <w:rFonts w:ascii="Arial" w:hAnsi="Arial" w:cs="Arial"/>
+          <w:b w:val="0"/>
+          <w:color w:val="000000"/>
+          <w:sz w:val="22"/>
+        </w:rPr>
+        <w:t>B. Nombor scene, nombor take, timecode dan status take.</w:t>
+      </w:r>
+    </w:p>
+    <w:p>
+      <w:pPr>
+        <w:spacing w:line="276" w:lineRule="auto" w:after="120"/>
+        <w:jc w:val="left"/>
+      </w:pPr>
+      <w:r>
+        <w:rPr>
+          <w:rFonts w:ascii="Arial" w:hAnsi="Arial" w:cs="Arial"/>
+          <w:b w:val="0"/>
+          <w:color w:val="000000"/>
+          <w:sz w:val="22"/>
+        </w:rPr>
+        <w:t>C. Anggaran belanjawan produksi.</w:t>
+      </w:r>
+    </w:p>
+    <w:p>
+      <w:pPr>
+        <w:spacing w:line="276" w:lineRule="auto" w:after="120"/>
+        <w:jc w:val="left"/>
+      </w:pPr>
+      <w:r>
+        <w:rPr>
+          <w:rFonts w:ascii="Arial" w:hAnsi="Arial" w:cs="Arial"/>
+          <w:b w:val="0"/>
+          <w:color w:val="000000"/>
+          <w:sz w:val="22"/>
+        </w:rPr>
+        <w:t>D. Jadual waktu penggambaran pelakon sahaja.</w:t>
+      </w:r>
+    </w:p>
+    <w:p/>
+    <w:p>
+      <w:pPr>
+        <w:spacing w:line="276" w:lineRule="auto" w:after="120"/>
+        <w:jc w:val="left"/>
+      </w:pPr>
+      <w:r>
+        <w:rPr>
+          <w:rFonts w:ascii="Arial" w:hAnsi="Arial" w:cs="Arial"/>
+          <w:b/>
+          <w:color w:val="000000"/>
+          <w:sz w:val="22"/>
+        </w:rPr>
+        <w:t>✅ 4. SOALAN TAHAP RENDAH — KONSTRUK FAKTA-TEORI</w:t>
+      </w:r>
+    </w:p>
+    <w:p>
+      <w:pPr>
+        <w:spacing w:line="276" w:lineRule="auto" w:after="120"/>
+        <w:jc w:val="left"/>
+      </w:pPr>
+      <w:r>
+        <w:rPr>
+          <w:rFonts w:ascii="Arial" w:hAnsi="Arial" w:cs="Arial"/>
+          <w:b w:val="0"/>
+          <w:color w:val="000000"/>
+          <w:sz w:val="22"/>
+        </w:rPr>
+        <w:t>Apakah maksud status "Print" pada continuity sheet?</w:t>
+      </w:r>
+    </w:p>
+    <w:p>
+      <w:pPr>
+        <w:spacing w:line="276" w:lineRule="auto" w:after="120"/>
+        <w:jc w:val="left"/>
+      </w:pPr>
+      <w:r>
+        <w:rPr>
+          <w:rFonts w:ascii="Arial" w:hAnsi="Arial" w:cs="Arial"/>
+          <w:b w:val="0"/>
+          <w:color w:val="000000"/>
+          <w:sz w:val="22"/>
+        </w:rPr>
+        <w:t>A. Take tersebut dipilih untuk diedit.</w:t>
+      </w:r>
+    </w:p>
+    <w:p>
+      <w:pPr>
+        <w:spacing w:line="276" w:lineRule="auto" w:after="120"/>
+        <w:jc w:val="left"/>
+      </w:pPr>
+      <w:r>
+        <w:rPr>
+          <w:rFonts w:ascii="Arial" w:hAnsi="Arial" w:cs="Arial"/>
+          <w:b w:val="0"/>
+          <w:color w:val="000000"/>
+          <w:sz w:val="22"/>
+        </w:rPr>
+        <w:t>B. Take tersebut ditolak sepenuhnya.</w:t>
+      </w:r>
+    </w:p>
+    <w:p>
+      <w:pPr>
+        <w:spacing w:line="276" w:lineRule="auto" w:after="120"/>
+        <w:jc w:val="left"/>
+      </w:pPr>
+      <w:r>
+        <w:rPr>
+          <w:rFonts w:ascii="Arial" w:hAnsi="Arial" w:cs="Arial"/>
+          <w:b w:val="0"/>
+          <w:color w:val="000000"/>
+          <w:sz w:val="22"/>
+        </w:rPr>
+        <w:t>C. Take tersebut belum ditembak.</w:t>
+      </w:r>
+    </w:p>
+    <w:p>
+      <w:pPr>
+        <w:spacing w:line="276" w:lineRule="auto" w:after="120"/>
+        <w:jc w:val="left"/>
+      </w:pPr>
+      <w:r>
+        <w:rPr>
+          <w:rFonts w:ascii="Arial" w:hAnsi="Arial" w:cs="Arial"/>
+          <w:b w:val="0"/>
+          <w:color w:val="000000"/>
+          <w:sz w:val="22"/>
+        </w:rPr>
+        <w:t>D. Take tersebut memerlukan reshoot.</w:t>
+      </w:r>
+    </w:p>
+    <w:p/>
+    <w:p>
+      <w:pPr>
+        <w:spacing w:line="276" w:lineRule="auto" w:after="120"/>
+        <w:jc w:val="left"/>
+      </w:pPr>
+      <w:r>
+        <w:rPr>
+          <w:rFonts w:ascii="Arial" w:hAnsi="Arial" w:cs="Arial"/>
+          <w:b/>
+          <w:color w:val="000000"/>
+          <w:sz w:val="22"/>
+        </w:rPr>
+        <w:t>✅ 5. SOALAN TAHAP RENDAH — KONSTRUK SIKAP-KESELAMATAN-PERSEKITARAN</w:t>
+      </w:r>
+    </w:p>
+    <w:p>
+      <w:pPr>
+        <w:spacing w:line="276" w:lineRule="auto" w:after="120"/>
+        <w:jc w:val="left"/>
+      </w:pPr>
+      <w:r>
+        <w:rPr>
+          <w:rFonts w:ascii="Arial" w:hAnsi="Arial" w:cs="Arial"/>
+          <w:b w:val="0"/>
+          <w:color w:val="000000"/>
+          <w:sz w:val="22"/>
+        </w:rPr>
+        <w:t>Apakah sikap yang perlu diamalkan oleh Editor semasa mengkaji semula cue sheet, continuity sheet dan shooting board?</w:t>
+      </w:r>
+    </w:p>
+    <w:p>
+      <w:pPr>
+        <w:spacing w:line="276" w:lineRule="auto" w:after="120"/>
+        <w:jc w:val="left"/>
+      </w:pPr>
+      <w:r>
+        <w:rPr>
+          <w:rFonts w:ascii="Arial" w:hAnsi="Arial" w:cs="Arial"/>
+          <w:b w:val="0"/>
+          <w:color w:val="000000"/>
+          <w:sz w:val="22"/>
+        </w:rPr>
+        <w:t>A. Tergesa-gesa untuk menjimatkan masa.</w:t>
+      </w:r>
+    </w:p>
+    <w:p>
+      <w:pPr>
+        <w:spacing w:line="276" w:lineRule="auto" w:after="120"/>
+        <w:jc w:val="left"/>
+      </w:pPr>
+      <w:r>
+        <w:rPr>
+          <w:rFonts w:ascii="Arial" w:hAnsi="Arial" w:cs="Arial"/>
+          <w:b w:val="0"/>
+          <w:color w:val="000000"/>
+          <w:sz w:val="22"/>
+        </w:rPr>
+        <w:t>B. Bergantung sepenuhnya kepada ingatan tanpa rujukan.</w:t>
+      </w:r>
+    </w:p>
+    <w:p>
+      <w:pPr>
+        <w:spacing w:line="276" w:lineRule="auto" w:after="120"/>
+        <w:jc w:val="left"/>
+      </w:pPr>
+      <w:r>
+        <w:rPr>
+          <w:rFonts w:ascii="Arial" w:hAnsi="Arial" w:cs="Arial"/>
+          <w:b w:val="0"/>
+          <w:color w:val="000000"/>
+          <w:sz w:val="22"/>
+        </w:rPr>
+        <w:t>C. Berfikiran kreatif dan analitikal semasa semakan.</w:t>
+      </w:r>
+    </w:p>
+    <w:p>
+      <w:pPr>
+        <w:spacing w:line="276" w:lineRule="auto" w:after="120"/>
+        <w:jc w:val="left"/>
+      </w:pPr>
+      <w:r>
+        <w:rPr>
+          <w:rFonts w:ascii="Arial" w:hAnsi="Arial" w:cs="Arial"/>
+          <w:b w:val="0"/>
+          <w:color w:val="000000"/>
+          <w:sz w:val="22"/>
+        </w:rPr>
+        <w:t>D. Mengabaikan catatan Script Supervisor.</w:t>
+      </w:r>
+    </w:p>
+    <w:p/>
+    <w:p>
+      <w:pPr>
+        <w:spacing w:line="276" w:lineRule="auto" w:after="120"/>
+        <w:jc w:val="left"/>
+      </w:pPr>
+      <w:r>
+        <w:rPr>
+          <w:rFonts w:ascii="Arial" w:hAnsi="Arial" w:cs="Arial"/>
+          <w:b/>
+          <w:color w:val="000000"/>
+          <w:sz w:val="22"/>
+        </w:rPr>
+        <w:t>Soalan WA2 — Convert recorded materials / footage</w:t>
+      </w:r>
+    </w:p>
+    <w:p>
+      <w:pPr>
+        <w:spacing w:line="276" w:lineRule="auto" w:after="120"/>
+        <w:jc w:val="left"/>
+      </w:pPr>
+      <w:r>
+        <w:rPr>
+          <w:rFonts w:ascii="Arial" w:hAnsi="Arial" w:cs="Arial"/>
+          <w:b/>
+          <w:color w:val="000000"/>
+          <w:sz w:val="22"/>
+        </w:rPr>
+        <w:t>✅ 6. SOALAN TAHAP TINGGI — KONSTRUK PROSEDUR</w:t>
+      </w:r>
+    </w:p>
+    <w:p>
+      <w:pPr>
+        <w:spacing w:line="276" w:lineRule="auto" w:after="120"/>
+        <w:jc w:val="left"/>
+      </w:pPr>
+      <w:r>
+        <w:rPr>
+          <w:rFonts w:ascii="Arial" w:hAnsi="Arial" w:cs="Arial"/>
+          <w:b w:val="0"/>
+          <w:color w:val="000000"/>
+          <w:sz w:val="22"/>
+        </w:rPr>
+        <w:t>Susun turutan langkah yang betul bagi Editor menentukan dan menukar format footage mengikut keperluan projek.</w:t>
+      </w:r>
+    </w:p>
+    <w:p>
+      <w:pPr>
+        <w:spacing w:before="120" w:after="120" w:line="276" w:lineRule="auto"/>
+        <w:jc w:val="left"/>
+      </w:pPr>
+      <w:r>
+        <w:rPr>
+          <w:rFonts w:ascii="Arial" w:hAnsi="Arial" w:cs="Arial"/>
+          <w:b/>
+          <w:color w:val="000000"/>
+          <w:sz w:val="24"/>
+        </w:rPr>
+        <w:t>I. Mengenal pasti format sumber daripada kamera.</w:t>
+      </w:r>
+    </w:p>
+    <w:p>
+      <w:pPr>
+        <w:spacing w:before="120" w:after="120" w:line="276" w:lineRule="auto"/>
+        <w:jc w:val="left"/>
+      </w:pPr>
+      <w:r>
+        <w:rPr>
+          <w:rFonts w:ascii="Arial" w:hAnsi="Arial" w:cs="Arial"/>
+          <w:b/>
+          <w:color w:val="000000"/>
+          <w:sz w:val="24"/>
+        </w:rPr>
+        <w:t>II. Membandingkan format sumber dengan format output projek yang ditetapkan pelanggan.</w:t>
+      </w:r>
+    </w:p>
+    <w:p>
+      <w:pPr>
+        <w:spacing w:before="120" w:after="120" w:line="276" w:lineRule="auto"/>
+        <w:jc w:val="left"/>
+      </w:pPr>
+      <w:r>
+        <w:rPr>
+          <w:rFonts w:ascii="Arial" w:hAnsi="Arial" w:cs="Arial"/>
+          <w:b/>
+          <w:color w:val="000000"/>
+          <w:sz w:val="24"/>
+        </w:rPr>
+        <w:t>III. Menentukan sama ada up-conversion atau down-conversion diperlukan.</w:t>
+      </w:r>
+    </w:p>
+    <w:p>
+      <w:pPr>
+        <w:spacing w:before="120" w:after="120" w:line="276" w:lineRule="auto"/>
+        <w:jc w:val="left"/>
+      </w:pPr>
+      <w:r>
+        <w:rPr>
+          <w:rFonts w:ascii="Arial" w:hAnsi="Arial" w:cs="Arial"/>
+          <w:b/>
+          <w:color w:val="000000"/>
+          <w:sz w:val="24"/>
+        </w:rPr>
+        <w:t>IV. Menukar (convert) footage kepada format editing yang dipilih.</w:t>
+      </w:r>
+    </w:p>
+    <w:p>
+      <w:pPr>
+        <w:spacing w:line="276" w:lineRule="auto" w:after="120"/>
+        <w:jc w:val="left"/>
+      </w:pPr>
+      <w:r>
+        <w:rPr>
+          <w:rFonts w:ascii="Arial" w:hAnsi="Arial" w:cs="Arial"/>
+          <w:b w:val="0"/>
+          <w:color w:val="000000"/>
+          <w:sz w:val="22"/>
+        </w:rPr>
+        <w:t>A. I, II, III, dan IV.</w:t>
+      </w:r>
+    </w:p>
+    <w:p>
+      <w:pPr>
+        <w:spacing w:line="276" w:lineRule="auto" w:after="120"/>
+        <w:jc w:val="left"/>
+      </w:pPr>
+      <w:r>
+        <w:rPr>
+          <w:rFonts w:ascii="Arial" w:hAnsi="Arial" w:cs="Arial"/>
+          <w:b w:val="0"/>
+          <w:color w:val="000000"/>
+          <w:sz w:val="22"/>
+        </w:rPr>
+        <w:t>B. II, I, III, dan IV.</w:t>
+      </w:r>
+    </w:p>
+    <w:p>
+      <w:pPr>
+        <w:spacing w:line="276" w:lineRule="auto" w:after="120"/>
+        <w:jc w:val="left"/>
+      </w:pPr>
+      <w:r>
+        <w:rPr>
+          <w:rFonts w:ascii="Arial" w:hAnsi="Arial" w:cs="Arial"/>
+          <w:b w:val="0"/>
+          <w:color w:val="000000"/>
+          <w:sz w:val="22"/>
+        </w:rPr>
+        <w:t>C. I, III, II, dan IV.</w:t>
+      </w:r>
+    </w:p>
+    <w:p>
+      <w:pPr>
+        <w:spacing w:line="276" w:lineRule="auto" w:after="120"/>
+        <w:jc w:val="left"/>
+      </w:pPr>
+      <w:r>
+        <w:rPr>
+          <w:rFonts w:ascii="Arial" w:hAnsi="Arial" w:cs="Arial"/>
+          <w:b w:val="0"/>
+          <w:color w:val="000000"/>
+          <w:sz w:val="22"/>
+        </w:rPr>
+        <w:t>D. III, I, II, dan IV.</w:t>
+      </w:r>
+    </w:p>
+    <w:p/>
+    <w:p>
+      <w:pPr>
+        <w:spacing w:line="276" w:lineRule="auto" w:after="120"/>
+        <w:jc w:val="left"/>
+      </w:pPr>
+      <w:r>
+        <w:rPr>
+          <w:rFonts w:ascii="Arial" w:hAnsi="Arial" w:cs="Arial"/>
+          <w:b/>
+          <w:color w:val="000000"/>
+          <w:sz w:val="22"/>
+        </w:rPr>
+        <w:t>✅ 7. SOALAN TAHAP SEDERHANA — KONSTRUK PROSEDUR</w:t>
+      </w:r>
+    </w:p>
+    <w:p>
+      <w:pPr>
+        <w:spacing w:line="276" w:lineRule="auto" w:after="120"/>
+        <w:jc w:val="left"/>
+      </w:pPr>
+      <w:r>
+        <w:rPr>
+          <w:rFonts w:ascii="Arial" w:hAnsi="Arial" w:cs="Arial"/>
+          <w:b w:val="0"/>
+          <w:color w:val="000000"/>
+          <w:sz w:val="22"/>
+        </w:rPr>
+        <w:t>Mengapakah sesetengah studio menggunakan fail proxy beresolusi rendah semasa proses offline edit?</w:t>
+      </w:r>
+    </w:p>
+    <w:p>
+      <w:pPr>
+        <w:spacing w:line="276" w:lineRule="auto" w:after="120"/>
+        <w:jc w:val="left"/>
+      </w:pPr>
+      <w:r>
+        <w:rPr>
+          <w:rFonts w:ascii="Arial" w:hAnsi="Arial" w:cs="Arial"/>
+          <w:b w:val="0"/>
+          <w:color w:val="000000"/>
+          <w:sz w:val="22"/>
+        </w:rPr>
+        <w:t>A. Untuk mengurangkan beban pemprosesan komputer supaya penyuntingan lebih lancar.</w:t>
+      </w:r>
+    </w:p>
+    <w:p>
+      <w:pPr>
+        <w:spacing w:line="276" w:lineRule="auto" w:after="120"/>
+        <w:jc w:val="left"/>
+      </w:pPr>
+      <w:r>
+        <w:rPr>
+          <w:rFonts w:ascii="Arial" w:hAnsi="Arial" w:cs="Arial"/>
+          <w:b w:val="0"/>
+          <w:color w:val="000000"/>
+          <w:sz w:val="22"/>
+        </w:rPr>
+        <w:t>B. Untuk meningkatkan kualiti warna filem secara kekal.</w:t>
+      </w:r>
+    </w:p>
+    <w:p>
+      <w:pPr>
+        <w:spacing w:line="276" w:lineRule="auto" w:after="120"/>
+        <w:jc w:val="left"/>
+      </w:pPr>
+      <w:r>
+        <w:rPr>
+          <w:rFonts w:ascii="Arial" w:hAnsi="Arial" w:cs="Arial"/>
+          <w:b w:val="0"/>
+          <w:color w:val="000000"/>
+          <w:sz w:val="22"/>
+        </w:rPr>
+        <w:t>C. Untuk menggantikan fail asal secara kekal.</w:t>
+      </w:r>
+    </w:p>
+    <w:p>
+      <w:pPr>
+        <w:spacing w:line="276" w:lineRule="auto" w:after="120"/>
+        <w:jc w:val="left"/>
+      </w:pPr>
+      <w:r>
+        <w:rPr>
+          <w:rFonts w:ascii="Arial" w:hAnsi="Arial" w:cs="Arial"/>
+          <w:b w:val="0"/>
+          <w:color w:val="000000"/>
+          <w:sz w:val="22"/>
+        </w:rPr>
+        <w:t>D. Untuk mengelakkan keperluan proses online conform.</w:t>
+      </w:r>
+    </w:p>
+    <w:p/>
+    <w:p>
+      <w:pPr>
+        <w:spacing w:line="276" w:lineRule="auto" w:after="120"/>
+        <w:jc w:val="left"/>
+      </w:pPr>
+      <w:r>
+        <w:rPr>
+          <w:rFonts w:ascii="Arial" w:hAnsi="Arial" w:cs="Arial"/>
+          <w:b/>
+          <w:color w:val="000000"/>
+          <w:sz w:val="22"/>
+        </w:rPr>
+        <w:t>✅ 8. SOALAN TAHAP RENDAH — KONSTRUK PROSEDUR</w:t>
+      </w:r>
+    </w:p>
+    <w:p>
+      <w:pPr>
+        <w:spacing w:line="276" w:lineRule="auto" w:after="120"/>
+        <w:jc w:val="left"/>
+      </w:pPr>
+      <w:r>
+        <w:rPr>
+          <w:rFonts w:ascii="Arial" w:hAnsi="Arial" w:cs="Arial"/>
+          <w:b w:val="0"/>
+          <w:color w:val="000000"/>
+          <w:sz w:val="22"/>
+        </w:rPr>
+        <w:t>Apakah tindakan yang perlu diambil Editor sebelum proses penukaran format apabila peralatan studio didapati tidak mencukupi untuk projek semasa?</w:t>
+      </w:r>
+    </w:p>
+    <w:p>
+      <w:pPr>
+        <w:spacing w:line="276" w:lineRule="auto" w:after="120"/>
+        <w:jc w:val="left"/>
+      </w:pPr>
+      <w:r>
+        <w:rPr>
+          <w:rFonts w:ascii="Arial" w:hAnsi="Arial" w:cs="Arial"/>
+          <w:b w:val="0"/>
+          <w:color w:val="000000"/>
+          <w:sz w:val="22"/>
+        </w:rPr>
+        <w:t>A. Meneruskan kerja tanpa melaporkan kepada sesiapa.</w:t>
+      </w:r>
+    </w:p>
+    <w:p>
+      <w:pPr>
+        <w:spacing w:line="276" w:lineRule="auto" w:after="120"/>
+        <w:jc w:val="left"/>
+      </w:pPr>
+      <w:r>
+        <w:rPr>
+          <w:rFonts w:ascii="Arial" w:hAnsi="Arial" w:cs="Arial"/>
+          <w:b w:val="0"/>
+          <w:color w:val="000000"/>
+          <w:sz w:val="22"/>
+        </w:rPr>
+        <w:t>B. Melaporkan keperluan upgrade kepada Producer/IT.</w:t>
+      </w:r>
+    </w:p>
+    <w:p>
+      <w:pPr>
+        <w:spacing w:line="276" w:lineRule="auto" w:after="120"/>
+        <w:jc w:val="left"/>
+      </w:pPr>
+      <w:r>
+        <w:rPr>
+          <w:rFonts w:ascii="Arial" w:hAnsi="Arial" w:cs="Arial"/>
+          <w:b w:val="0"/>
+          <w:color w:val="000000"/>
+          <w:sz w:val="22"/>
+        </w:rPr>
+        <w:t>C. Menangguhkan keseluruhan projek tanpa sebab.</w:t>
+      </w:r>
+    </w:p>
+    <w:p>
+      <w:pPr>
+        <w:spacing w:line="276" w:lineRule="auto" w:after="120"/>
+        <w:jc w:val="left"/>
+      </w:pPr>
+      <w:r>
+        <w:rPr>
+          <w:rFonts w:ascii="Arial" w:hAnsi="Arial" w:cs="Arial"/>
+          <w:b w:val="0"/>
+          <w:color w:val="000000"/>
+          <w:sz w:val="22"/>
+        </w:rPr>
+        <w:t>D. Menukar skrip produksi.</w:t>
+      </w:r>
+    </w:p>
+    <w:p/>
+    <w:p>
+      <w:pPr>
+        <w:spacing w:line="276" w:lineRule="auto" w:after="120"/>
+        <w:jc w:val="left"/>
+      </w:pPr>
+      <w:r>
+        <w:rPr>
+          <w:rFonts w:ascii="Arial" w:hAnsi="Arial" w:cs="Arial"/>
+          <w:b/>
+          <w:color w:val="000000"/>
+          <w:sz w:val="22"/>
+        </w:rPr>
+        <w:t>✅ 9. SOALAN TAHAP RENDAH — KONSTRUK FAKTA-TEORI</w:t>
+      </w:r>
+    </w:p>
+    <w:p>
+      <w:pPr>
+        <w:spacing w:line="276" w:lineRule="auto" w:after="120"/>
+        <w:jc w:val="left"/>
+      </w:pPr>
+      <w:r>
+        <w:rPr>
+          <w:rFonts w:ascii="Arial" w:hAnsi="Arial" w:cs="Arial"/>
+          <w:b w:val="0"/>
+          <w:color w:val="000000"/>
+          <w:sz w:val="22"/>
+        </w:rPr>
+        <w:t>Apakah resolusi lazim bagi format HD (High Definition)?</w:t>
+      </w:r>
+    </w:p>
+    <w:p>
+      <w:pPr>
+        <w:spacing w:line="276" w:lineRule="auto" w:after="120"/>
+        <w:jc w:val="left"/>
+      </w:pPr>
+      <w:r>
+        <w:rPr>
+          <w:rFonts w:ascii="Arial" w:hAnsi="Arial" w:cs="Arial"/>
+          <w:b w:val="0"/>
+          <w:color w:val="000000"/>
+          <w:sz w:val="22"/>
+        </w:rPr>
+        <w:t>A. 720×576.</w:t>
+      </w:r>
+    </w:p>
+    <w:p>
+      <w:pPr>
+        <w:spacing w:line="276" w:lineRule="auto" w:after="120"/>
+        <w:jc w:val="left"/>
+      </w:pPr>
+      <w:r>
+        <w:rPr>
+          <w:rFonts w:ascii="Arial" w:hAnsi="Arial" w:cs="Arial"/>
+          <w:b w:val="0"/>
+          <w:color w:val="000000"/>
+          <w:sz w:val="22"/>
+        </w:rPr>
+        <w:t>B. 1920×1080.</w:t>
+      </w:r>
+    </w:p>
+    <w:p>
+      <w:pPr>
+        <w:spacing w:line="276" w:lineRule="auto" w:after="120"/>
+        <w:jc w:val="left"/>
+      </w:pPr>
+      <w:r>
+        <w:rPr>
+          <w:rFonts w:ascii="Arial" w:hAnsi="Arial" w:cs="Arial"/>
+          <w:b w:val="0"/>
+          <w:color w:val="000000"/>
+          <w:sz w:val="22"/>
+        </w:rPr>
+        <w:t>C. 2048×1080.</w:t>
+      </w:r>
+    </w:p>
+    <w:p>
+      <w:pPr>
+        <w:spacing w:line="276" w:lineRule="auto" w:after="120"/>
+        <w:jc w:val="left"/>
+      </w:pPr>
+      <w:r>
+        <w:rPr>
+          <w:rFonts w:ascii="Arial" w:hAnsi="Arial" w:cs="Arial"/>
+          <w:b w:val="0"/>
+          <w:color w:val="000000"/>
+          <w:sz w:val="22"/>
+        </w:rPr>
+        <w:t>D. 3840×2160.</w:t>
+      </w:r>
+    </w:p>
+    <w:p/>
+    <w:p>
+      <w:pPr>
+        <w:spacing w:line="276" w:lineRule="auto" w:after="120"/>
+        <w:jc w:val="left"/>
+      </w:pPr>
+      <w:r>
+        <w:rPr>
+          <w:rFonts w:ascii="Arial" w:hAnsi="Arial" w:cs="Arial"/>
+          <w:b/>
+          <w:color w:val="000000"/>
+          <w:sz w:val="22"/>
+        </w:rPr>
+        <w:t>✅ 10. SOALAN TAHAP RENDAH — KONSTRUK SIKAP-KESELAMATAN-PERSEKITARAN</w:t>
+      </w:r>
+    </w:p>
+    <w:p>
+      <w:pPr>
+        <w:spacing w:line="276" w:lineRule="auto" w:after="120"/>
+        <w:jc w:val="left"/>
+      </w:pPr>
+      <w:r>
+        <w:rPr>
+          <w:rFonts w:ascii="Arial" w:hAnsi="Arial" w:cs="Arial"/>
+          <w:b w:val="0"/>
+          <w:color w:val="000000"/>
+          <w:sz w:val="22"/>
+        </w:rPr>
+        <w:t>Apakah sikap yang perlu diamalkan oleh Editor semasa melaksanakan proses penukaran format dan kawalan kualiti footage?</w:t>
+      </w:r>
+    </w:p>
+    <w:p>
+      <w:pPr>
+        <w:spacing w:line="276" w:lineRule="auto" w:after="120"/>
+        <w:jc w:val="left"/>
+      </w:pPr>
+      <w:r>
+        <w:rPr>
+          <w:rFonts w:ascii="Arial" w:hAnsi="Arial" w:cs="Arial"/>
+          <w:b w:val="0"/>
+          <w:color w:val="000000"/>
+          <w:sz w:val="22"/>
+        </w:rPr>
+        <w:t>A. Cuai dan tergesa-gesa.</w:t>
+      </w:r>
+    </w:p>
+    <w:p>
+      <w:pPr>
+        <w:spacing w:line="276" w:lineRule="auto" w:after="120"/>
+        <w:jc w:val="left"/>
+      </w:pPr>
+      <w:r>
+        <w:rPr>
+          <w:rFonts w:ascii="Arial" w:hAnsi="Arial" w:cs="Arial"/>
+          <w:b w:val="0"/>
+          <w:color w:val="000000"/>
+          <w:sz w:val="22"/>
+        </w:rPr>
+        <w:t>B. Teliti (meticulous) dalam kawalan kualiti.</w:t>
+      </w:r>
+    </w:p>
+    <w:p>
+      <w:pPr>
+        <w:spacing w:line="276" w:lineRule="auto" w:after="120"/>
+        <w:jc w:val="left"/>
+      </w:pPr>
+      <w:r>
+        <w:rPr>
+          <w:rFonts w:ascii="Arial" w:hAnsi="Arial" w:cs="Arial"/>
+          <w:b w:val="0"/>
+          <w:color w:val="000000"/>
+          <w:sz w:val="22"/>
+        </w:rPr>
+        <w:t>C. Mengabaikan spesifikasi codec.</w:t>
+      </w:r>
+    </w:p>
+    <w:p>
+      <w:pPr>
+        <w:spacing w:line="276" w:lineRule="auto" w:after="120"/>
+        <w:jc w:val="left"/>
+      </w:pPr>
+      <w:r>
+        <w:rPr>
+          <w:rFonts w:ascii="Arial" w:hAnsi="Arial" w:cs="Arial"/>
+          <w:b w:val="0"/>
+          <w:color w:val="000000"/>
+          <w:sz w:val="22"/>
+        </w:rPr>
+        <w:t>D. Menukar format tanpa menyemak keperluan projek.</w:t>
+      </w:r>
+    </w:p>
+    <w:p/>
+    <w:p>
+      <w:pPr>
+        <w:spacing w:line="276" w:lineRule="auto" w:after="120"/>
+        <w:jc w:val="left"/>
+      </w:pPr>
+      <w:r>
+        <w:rPr>
+          <w:rFonts w:ascii="Arial" w:hAnsi="Arial" w:cs="Arial"/>
+          <w:b/>
+          <w:color w:val="000000"/>
+          <w:sz w:val="22"/>
+        </w:rPr>
+        <w:t>Soalan WA3 — Perform digitising / capturing recorded materials</w:t>
+      </w:r>
+    </w:p>
+    <w:p>
+      <w:pPr>
+        <w:spacing w:line="276" w:lineRule="auto" w:after="120"/>
+        <w:jc w:val="left"/>
+      </w:pPr>
+      <w:r>
+        <w:rPr>
+          <w:rFonts w:ascii="Arial" w:hAnsi="Arial" w:cs="Arial"/>
+          <w:b/>
+          <w:color w:val="000000"/>
+          <w:sz w:val="22"/>
+        </w:rPr>
+        <w:t>✅ 11. SOALAN TAHAP TINGGI — KONSTRUK PROSEDUR</w:t>
+      </w:r>
+    </w:p>
+    <w:p>
+      <w:pPr>
+        <w:spacing w:line="276" w:lineRule="auto" w:after="120"/>
+        <w:jc w:val="left"/>
+      </w:pPr>
+      <w:r>
+        <w:rPr>
+          <w:rFonts w:ascii="Arial" w:hAnsi="Arial" w:cs="Arial"/>
+          <w:b w:val="0"/>
+          <w:color w:val="000000"/>
+          <w:sz w:val="22"/>
+        </w:rPr>
+        <w:t>Susun turutan langkah yang betul bagi Editor melaksanakan proses digitisasi/capturing bahan rakaman.</w:t>
+      </w:r>
+    </w:p>
+    <w:p>
+      <w:pPr>
+        <w:spacing w:before="120" w:after="120" w:line="276" w:lineRule="auto"/>
+        <w:jc w:val="left"/>
+      </w:pPr>
+      <w:r>
+        <w:rPr>
+          <w:rFonts w:ascii="Arial" w:hAnsi="Arial" w:cs="Arial"/>
+          <w:b/>
+          <w:color w:val="000000"/>
+          <w:sz w:val="24"/>
+        </w:rPr>
+        <w:t>I. Mengesahkan komputer dan perisian bersesuaian dengan aplikasi editing.</w:t>
+      </w:r>
+    </w:p>
+    <w:p>
+      <w:pPr>
+        <w:spacing w:before="120" w:after="120" w:line="276" w:lineRule="auto"/>
+        <w:jc w:val="left"/>
+      </w:pPr>
+      <w:r>
+        <w:rPr>
+          <w:rFonts w:ascii="Arial" w:hAnsi="Arial" w:cs="Arial"/>
+          <w:b/>
+          <w:color w:val="000000"/>
+          <w:sz w:val="24"/>
+        </w:rPr>
+        <w:t>II. Mengenal pasti jenis format material (tape atau tapeless) yang diterima.</w:t>
+      </w:r>
+    </w:p>
+    <w:p>
+      <w:pPr>
+        <w:spacing w:before="120" w:after="120" w:line="276" w:lineRule="auto"/>
+        <w:jc w:val="left"/>
+      </w:pPr>
+      <w:r>
+        <w:rPr>
+          <w:rFonts w:ascii="Arial" w:hAnsi="Arial" w:cs="Arial"/>
+          <w:b/>
+          <w:color w:val="000000"/>
+          <w:sz w:val="24"/>
+        </w:rPr>
+        <w:t>III. Menjalankan proses pemindahan (capture/ingest) data mengikut jenis format material.</w:t>
+      </w:r>
+    </w:p>
+    <w:p>
+      <w:pPr>
+        <w:spacing w:before="120" w:after="120" w:line="276" w:lineRule="auto"/>
+        <w:jc w:val="left"/>
+      </w:pPr>
+      <w:r>
+        <w:rPr>
+          <w:rFonts w:ascii="Arial" w:hAnsi="Arial" w:cs="Arial"/>
+          <w:b/>
+          <w:color w:val="000000"/>
+          <w:sz w:val="24"/>
+        </w:rPr>
+        <w:t>IV. Menghasilkan fail projek editing dan mengesahkan aspect ratio sebelum digitisasi selesai.</w:t>
+      </w:r>
+    </w:p>
+    <w:p>
+      <w:pPr>
+        <w:spacing w:line="276" w:lineRule="auto" w:after="120"/>
+        <w:jc w:val="left"/>
+      </w:pPr>
+      <w:r>
+        <w:rPr>
+          <w:rFonts w:ascii="Arial" w:hAnsi="Arial" w:cs="Arial"/>
+          <w:b w:val="0"/>
+          <w:color w:val="000000"/>
+          <w:sz w:val="22"/>
+        </w:rPr>
+        <w:t>A. I, II, III, dan IV.</w:t>
+      </w:r>
+    </w:p>
+    <w:p>
+      <w:pPr>
+        <w:spacing w:line="276" w:lineRule="auto" w:after="120"/>
+        <w:jc w:val="left"/>
+      </w:pPr>
+      <w:r>
+        <w:rPr>
+          <w:rFonts w:ascii="Arial" w:hAnsi="Arial" w:cs="Arial"/>
+          <w:b w:val="0"/>
+          <w:color w:val="000000"/>
+          <w:sz w:val="22"/>
+        </w:rPr>
+        <w:t>B. II, I, III, dan IV.</w:t>
+      </w:r>
+    </w:p>
+    <w:p>
+      <w:pPr>
+        <w:spacing w:line="276" w:lineRule="auto" w:after="120"/>
+        <w:jc w:val="left"/>
+      </w:pPr>
+      <w:r>
+        <w:rPr>
+          <w:rFonts w:ascii="Arial" w:hAnsi="Arial" w:cs="Arial"/>
+          <w:b w:val="0"/>
+          <w:color w:val="000000"/>
+          <w:sz w:val="22"/>
+        </w:rPr>
+        <w:t>C. I, III, II, dan IV.</w:t>
+      </w:r>
+    </w:p>
+    <w:p>
+      <w:pPr>
+        <w:spacing w:line="276" w:lineRule="auto" w:after="120"/>
+        <w:jc w:val="left"/>
+      </w:pPr>
+      <w:r>
+        <w:rPr>
+          <w:rFonts w:ascii="Arial" w:hAnsi="Arial" w:cs="Arial"/>
+          <w:b w:val="0"/>
+          <w:color w:val="000000"/>
+          <w:sz w:val="22"/>
+        </w:rPr>
+        <w:t>D. II, III, I, dan IV.</w:t>
+      </w:r>
+    </w:p>
+    <w:p/>
+    <w:p>
+      <w:pPr>
+        <w:spacing w:line="276" w:lineRule="auto" w:after="120"/>
+        <w:jc w:val="left"/>
+      </w:pPr>
+      <w:r>
+        <w:rPr>
+          <w:rFonts w:ascii="Arial" w:hAnsi="Arial" w:cs="Arial"/>
+          <w:b/>
+          <w:color w:val="000000"/>
+          <w:sz w:val="22"/>
+        </w:rPr>
+        <w:t>✅ 12. SOALAN TAHAP SEDERHANA — KONSTRUK PROSEDUR</w:t>
+      </w:r>
+    </w:p>
+    <w:p>
+      <w:pPr>
+        <w:spacing w:line="276" w:lineRule="auto" w:after="120"/>
+        <w:jc w:val="left"/>
+      </w:pPr>
+      <w:r>
+        <w:rPr>
+          <w:rFonts w:ascii="Arial" w:hAnsi="Arial" w:cs="Arial"/>
+          <w:b w:val="0"/>
+          <w:color w:val="000000"/>
+          <w:sz w:val="22"/>
+        </w:rPr>
+        <w:t>Apakah perbezaan utama antara soft telecine dan hard telecine?</w:t>
+      </w:r>
+    </w:p>
+    <w:p>
+      <w:pPr>
+        <w:spacing w:line="276" w:lineRule="auto" w:after="120"/>
+        <w:jc w:val="left"/>
+      </w:pPr>
+      <w:r>
+        <w:rPr>
+          <w:rFonts w:ascii="Arial" w:hAnsi="Arial" w:cs="Arial"/>
+          <w:b w:val="0"/>
+          <w:color w:val="000000"/>
+          <w:sz w:val="22"/>
+        </w:rPr>
+        <w:t>A. Soft telecine mengekalkan kadar bingkai asal dalam metadata, hard telecine membakar penukaran terus ke dalam fail.</w:t>
+      </w:r>
+    </w:p>
+    <w:p>
+      <w:pPr>
+        <w:spacing w:line="276" w:lineRule="auto" w:after="120"/>
+        <w:jc w:val="left"/>
+      </w:pPr>
+      <w:r>
+        <w:rPr>
+          <w:rFonts w:ascii="Arial" w:hAnsi="Arial" w:cs="Arial"/>
+          <w:b w:val="0"/>
+          <w:color w:val="000000"/>
+          <w:sz w:val="22"/>
+        </w:rPr>
+        <w:t>B. Soft telecine hanya digunakan untuk audio, hard telecine untuk video.</w:t>
+      </w:r>
+    </w:p>
+    <w:p>
+      <w:pPr>
+        <w:spacing w:line="276" w:lineRule="auto" w:after="120"/>
+        <w:jc w:val="left"/>
+      </w:pPr>
+      <w:r>
+        <w:rPr>
+          <w:rFonts w:ascii="Arial" w:hAnsi="Arial" w:cs="Arial"/>
+          <w:b w:val="0"/>
+          <w:color w:val="000000"/>
+          <w:sz w:val="22"/>
+        </w:rPr>
+        <w:t>C. Hard telecine lebih fleksibel berbanding soft telecine.</w:t>
+      </w:r>
+    </w:p>
+    <w:p>
+      <w:pPr>
+        <w:spacing w:line="276" w:lineRule="auto" w:after="120"/>
+        <w:jc w:val="left"/>
+      </w:pPr>
+      <w:r>
+        <w:rPr>
+          <w:rFonts w:ascii="Arial" w:hAnsi="Arial" w:cs="Arial"/>
+          <w:b w:val="0"/>
+          <w:color w:val="000000"/>
+          <w:sz w:val="22"/>
+        </w:rPr>
+        <w:t>D. Soft telecine dan hard telecine adalah proses yang sama.</w:t>
+      </w:r>
+    </w:p>
+    <w:p/>
+    <w:p>
+      <w:pPr>
+        <w:spacing w:line="276" w:lineRule="auto" w:after="120"/>
+        <w:jc w:val="left"/>
+      </w:pPr>
+      <w:r>
+        <w:rPr>
+          <w:rFonts w:ascii="Arial" w:hAnsi="Arial" w:cs="Arial"/>
+          <w:b/>
+          <w:color w:val="000000"/>
+          <w:sz w:val="22"/>
+        </w:rPr>
+        <w:t>✅ 13. SOALAN TAHAP RENDAH — KONSTRUK PROSEDUR</w:t>
+      </w:r>
+    </w:p>
+    <w:p>
+      <w:pPr>
+        <w:spacing w:line="276" w:lineRule="auto" w:after="120"/>
+        <w:jc w:val="left"/>
+      </w:pPr>
+      <w:r>
+        <w:rPr>
+          <w:rFonts w:ascii="Arial" w:hAnsi="Arial" w:cs="Arial"/>
+          <w:b w:val="0"/>
+          <w:color w:val="000000"/>
+          <w:sz w:val="22"/>
+        </w:rPr>
+        <w:t>Apakah tindakan Editor apabila menerima bahan rakaman dalam format tapeless seperti SDHC Card atau P2 Card?</w:t>
+      </w:r>
+    </w:p>
+    <w:p>
+      <w:pPr>
+        <w:spacing w:line="276" w:lineRule="auto" w:after="120"/>
+        <w:jc w:val="left"/>
+      </w:pPr>
+      <w:r>
+        <w:rPr>
+          <w:rFonts w:ascii="Arial" w:hAnsi="Arial" w:cs="Arial"/>
+          <w:b w:val="0"/>
+          <w:color w:val="000000"/>
+          <w:sz w:val="22"/>
+        </w:rPr>
+        <w:t>A. Menyalin fail terus (ingest) tanpa proses capture masa nyata.</w:t>
+      </w:r>
+    </w:p>
+    <w:p>
+      <w:pPr>
+        <w:spacing w:line="276" w:lineRule="auto" w:after="120"/>
+        <w:jc w:val="left"/>
+      </w:pPr>
+      <w:r>
+        <w:rPr>
+          <w:rFonts w:ascii="Arial" w:hAnsi="Arial" w:cs="Arial"/>
+          <w:b w:val="0"/>
+          <w:color w:val="000000"/>
+          <w:sz w:val="22"/>
+        </w:rPr>
+        <w:t>B. Menggunakan deck khusus untuk playback dan capture.</w:t>
+      </w:r>
+    </w:p>
+    <w:p>
+      <w:pPr>
+        <w:spacing w:line="276" w:lineRule="auto" w:after="120"/>
+        <w:jc w:val="left"/>
+      </w:pPr>
+      <w:r>
+        <w:rPr>
+          <w:rFonts w:ascii="Arial" w:hAnsi="Arial" w:cs="Arial"/>
+          <w:b w:val="0"/>
+          <w:color w:val="000000"/>
+          <w:sz w:val="22"/>
+        </w:rPr>
+        <w:t>C. Mengimbas kad menggunakan film scanner.</w:t>
+      </w:r>
+    </w:p>
+    <w:p>
+      <w:pPr>
+        <w:spacing w:line="276" w:lineRule="auto" w:after="120"/>
+        <w:jc w:val="left"/>
+      </w:pPr>
+      <w:r>
+        <w:rPr>
+          <w:rFonts w:ascii="Arial" w:hAnsi="Arial" w:cs="Arial"/>
+          <w:b w:val="0"/>
+          <w:color w:val="000000"/>
+          <w:sz w:val="22"/>
+        </w:rPr>
+        <w:t>D. Menukar kad kepada format tape terlebih dahulu.</w:t>
+      </w:r>
+    </w:p>
+    <w:p/>
+    <w:p>
+      <w:pPr>
+        <w:spacing w:line="276" w:lineRule="auto" w:after="120"/>
+        <w:jc w:val="left"/>
+      </w:pPr>
+      <w:r>
+        <w:rPr>
+          <w:rFonts w:ascii="Arial" w:hAnsi="Arial" w:cs="Arial"/>
+          <w:b/>
+          <w:color w:val="000000"/>
+          <w:sz w:val="22"/>
+        </w:rPr>
+        <w:t>✅ 14. SOALAN TAHAP RENDAH — KONSTRUK FAKTA-TEORI</w:t>
+      </w:r>
+    </w:p>
+    <w:p>
+      <w:pPr>
+        <w:spacing w:line="276" w:lineRule="auto" w:after="120"/>
+        <w:jc w:val="left"/>
+      </w:pPr>
+      <w:r>
+        <w:rPr>
+          <w:rFonts w:ascii="Arial" w:hAnsi="Arial" w:cs="Arial"/>
+          <w:b w:val="0"/>
+          <w:color w:val="000000"/>
+          <w:sz w:val="22"/>
+        </w:rPr>
+        <w:t>Apakah maksud "down conversion daripada 4K ke HD"?</w:t>
+      </w:r>
+    </w:p>
+    <w:p>
+      <w:pPr>
+        <w:spacing w:line="276" w:lineRule="auto" w:after="120"/>
+        <w:jc w:val="left"/>
+      </w:pPr>
+      <w:r>
+        <w:rPr>
+          <w:rFonts w:ascii="Arial" w:hAnsi="Arial" w:cs="Arial"/>
+          <w:b w:val="0"/>
+          <w:color w:val="000000"/>
+          <w:sz w:val="22"/>
+        </w:rPr>
+        <w:t>A. Meningkatkan resolusi sumber kepada 4K.</w:t>
+      </w:r>
+    </w:p>
+    <w:p>
+      <w:pPr>
+        <w:spacing w:line="276" w:lineRule="auto" w:after="120"/>
+        <w:jc w:val="left"/>
+      </w:pPr>
+      <w:r>
+        <w:rPr>
+          <w:rFonts w:ascii="Arial" w:hAnsi="Arial" w:cs="Arial"/>
+          <w:b w:val="0"/>
+          <w:color w:val="000000"/>
+          <w:sz w:val="22"/>
+        </w:rPr>
+        <w:t>B. Mengurangkan resolusi sumber 4K kepada High Definition.</w:t>
+      </w:r>
+    </w:p>
+    <w:p>
+      <w:pPr>
+        <w:spacing w:line="276" w:lineRule="auto" w:after="120"/>
+        <w:jc w:val="left"/>
+      </w:pPr>
+      <w:r>
+        <w:rPr>
+          <w:rFonts w:ascii="Arial" w:hAnsi="Arial" w:cs="Arial"/>
+          <w:b w:val="0"/>
+          <w:color w:val="000000"/>
+          <w:sz w:val="22"/>
+        </w:rPr>
+        <w:t>C. Menukar format audio kepada video.</w:t>
+      </w:r>
+    </w:p>
+    <w:p>
+      <w:pPr>
+        <w:spacing w:line="276" w:lineRule="auto" w:after="120"/>
+        <w:jc w:val="left"/>
+      </w:pPr>
+      <w:r>
+        <w:rPr>
+          <w:rFonts w:ascii="Arial" w:hAnsi="Arial" w:cs="Arial"/>
+          <w:b w:val="0"/>
+          <w:color w:val="000000"/>
+          <w:sz w:val="22"/>
+        </w:rPr>
+        <w:t>D. Menukar aspect ratio kepada Cinemascope.</w:t>
+      </w:r>
+    </w:p>
+    <w:p/>
+    <w:p>
+      <w:pPr>
+        <w:spacing w:line="276" w:lineRule="auto" w:after="120"/>
+        <w:jc w:val="left"/>
+      </w:pPr>
+      <w:r>
+        <w:rPr>
+          <w:rFonts w:ascii="Arial" w:hAnsi="Arial" w:cs="Arial"/>
+          <w:b/>
+          <w:color w:val="000000"/>
+          <w:sz w:val="22"/>
+        </w:rPr>
+        <w:t>✅ 15. SOALAN TAHAP RENDAH — KONSTRUK SIKAP-KESELAMATAN-PERSEKITARAN</w:t>
+      </w:r>
+    </w:p>
+    <w:p>
+      <w:pPr>
+        <w:spacing w:line="276" w:lineRule="auto" w:after="120"/>
+        <w:jc w:val="left"/>
+      </w:pPr>
+      <w:r>
+        <w:rPr>
+          <w:rFonts w:ascii="Arial" w:hAnsi="Arial" w:cs="Arial"/>
+          <w:b w:val="0"/>
+          <w:color w:val="000000"/>
+          <w:sz w:val="22"/>
+        </w:rPr>
+        <w:t>Apakah sikap yang perlu diamalkan oleh Editor semasa mengendalikan peralatan broadcast seperti Digital Betacam dan HD Cam?</w:t>
+      </w:r>
+    </w:p>
+    <w:p>
+      <w:pPr>
+        <w:spacing w:line="276" w:lineRule="auto" w:after="120"/>
+        <w:jc w:val="left"/>
+      </w:pPr>
+      <w:r>
+        <w:rPr>
+          <w:rFonts w:ascii="Arial" w:hAnsi="Arial" w:cs="Arial"/>
+          <w:b w:val="0"/>
+          <w:color w:val="000000"/>
+          <w:sz w:val="22"/>
+        </w:rPr>
+        <w:t>A. Berhati-hati dan mematuhi kaedah pengendalian selamat.</w:t>
+      </w:r>
+    </w:p>
+    <w:p>
+      <w:pPr>
+        <w:spacing w:line="276" w:lineRule="auto" w:after="120"/>
+        <w:jc w:val="left"/>
+      </w:pPr>
+      <w:r>
+        <w:rPr>
+          <w:rFonts w:ascii="Arial" w:hAnsi="Arial" w:cs="Arial"/>
+          <w:b w:val="0"/>
+          <w:color w:val="000000"/>
+          <w:sz w:val="22"/>
+        </w:rPr>
+        <w:t>B. Mengendalikan peralatan tanpa latihan.</w:t>
+      </w:r>
+    </w:p>
+    <w:p>
+      <w:pPr>
+        <w:spacing w:line="276" w:lineRule="auto" w:after="120"/>
+        <w:jc w:val="left"/>
+      </w:pPr>
+      <w:r>
+        <w:rPr>
+          <w:rFonts w:ascii="Arial" w:hAnsi="Arial" w:cs="Arial"/>
+          <w:b w:val="0"/>
+          <w:color w:val="000000"/>
+          <w:sz w:val="22"/>
+        </w:rPr>
+        <w:t>C. Mengabaikan prosedur keselamatan untuk menjimatkan masa.</w:t>
+      </w:r>
+    </w:p>
+    <w:p>
+      <w:pPr>
+        <w:spacing w:line="276" w:lineRule="auto" w:after="120"/>
+        <w:jc w:val="left"/>
+      </w:pPr>
+      <w:r>
+        <w:rPr>
+          <w:rFonts w:ascii="Arial" w:hAnsi="Arial" w:cs="Arial"/>
+          <w:b w:val="0"/>
+          <w:color w:val="000000"/>
+          <w:sz w:val="22"/>
+        </w:rPr>
+        <w:t>D. Membiarkan peralatan tanpa penyeliaan.</w:t>
+      </w:r>
+    </w:p>
+    <w:p/>
+    <w:p>
+      <w:pPr>
+        <w:spacing w:line="276" w:lineRule="auto" w:after="120"/>
+        <w:jc w:val="left"/>
+      </w:pPr>
+      <w:r>
+        <w:rPr>
+          <w:rFonts w:ascii="Arial" w:hAnsi="Arial" w:cs="Arial"/>
+          <w:b/>
+          <w:color w:val="000000"/>
+          <w:sz w:val="22"/>
+        </w:rPr>
+        <w:t>Soalan WA4 — Arrange scenes to respected bins</w:t>
+      </w:r>
+    </w:p>
+    <w:p>
+      <w:pPr>
+        <w:spacing w:line="276" w:lineRule="auto" w:after="120"/>
+        <w:jc w:val="left"/>
+      </w:pPr>
+      <w:r>
+        <w:rPr>
+          <w:rFonts w:ascii="Arial" w:hAnsi="Arial" w:cs="Arial"/>
+          <w:b/>
+          <w:color w:val="000000"/>
+          <w:sz w:val="22"/>
+        </w:rPr>
+        <w:t>✅ 16. SOALAN TAHAP TINGGI — KONSTRUK PROSEDUR</w:t>
+      </w:r>
+    </w:p>
+    <w:p>
+      <w:pPr>
+        <w:spacing w:line="276" w:lineRule="auto" w:after="120"/>
+        <w:jc w:val="left"/>
+      </w:pPr>
+      <w:r>
+        <w:rPr>
+          <w:rFonts w:ascii="Arial" w:hAnsi="Arial" w:cs="Arial"/>
+          <w:b w:val="0"/>
+          <w:color w:val="000000"/>
+          <w:sz w:val="22"/>
+        </w:rPr>
+        <w:t>Susun turutan langkah yang betul bagi Editor menyusun scene ke dalam bin yang berkaitan.</w:t>
+      </w:r>
+    </w:p>
+    <w:p>
+      <w:pPr>
+        <w:spacing w:before="120" w:after="120" w:line="276" w:lineRule="auto"/>
+        <w:jc w:val="left"/>
+      </w:pPr>
+      <w:r>
+        <w:rPr>
+          <w:rFonts w:ascii="Arial" w:hAnsi="Arial" w:cs="Arial"/>
+          <w:b/>
+          <w:color w:val="000000"/>
+          <w:sz w:val="24"/>
+        </w:rPr>
+        <w:t>I. Mengenal pasti turutan scene mengikut skrip atau lokasi penggambaran.</w:t>
+      </w:r>
+    </w:p>
+    <w:p>
+      <w:pPr>
+        <w:spacing w:before="120" w:after="120" w:line="276" w:lineRule="auto"/>
+        <w:jc w:val="left"/>
+      </w:pPr>
+      <w:r>
+        <w:rPr>
+          <w:rFonts w:ascii="Arial" w:hAnsi="Arial" w:cs="Arial"/>
+          <w:b/>
+          <w:color w:val="000000"/>
+          <w:sz w:val="24"/>
+        </w:rPr>
+        <w:t>II. Memilih hanya good take (rujuk WA1) untuk dimasukkan ke bin utama.</w:t>
+      </w:r>
+    </w:p>
+    <w:p>
+      <w:pPr>
+        <w:spacing w:before="120" w:after="120" w:line="276" w:lineRule="auto"/>
+        <w:jc w:val="left"/>
+      </w:pPr>
+      <w:r>
+        <w:rPr>
+          <w:rFonts w:ascii="Arial" w:hAnsi="Arial" w:cs="Arial"/>
+          <w:b/>
+          <w:color w:val="000000"/>
+          <w:sz w:val="24"/>
+        </w:rPr>
+        <w:t>III. Mencipta bin dengan label yang konsisten mengikut konvensyen penamaan.</w:t>
+      </w:r>
+    </w:p>
+    <w:p>
+      <w:pPr>
+        <w:spacing w:before="120" w:after="120" w:line="276" w:lineRule="auto"/>
+        <w:jc w:val="left"/>
+      </w:pPr>
+      <w:r>
+        <w:rPr>
+          <w:rFonts w:ascii="Arial" w:hAnsi="Arial" w:cs="Arial"/>
+          <w:b/>
+          <w:color w:val="000000"/>
+          <w:sz w:val="24"/>
+        </w:rPr>
+        <w:t>IV. Menyusun data filing dan membentangkan senarai bin kepada Producer.</w:t>
+      </w:r>
+    </w:p>
+    <w:p>
+      <w:pPr>
+        <w:spacing w:line="276" w:lineRule="auto" w:after="120"/>
+        <w:jc w:val="left"/>
+      </w:pPr>
+      <w:r>
+        <w:rPr>
+          <w:rFonts w:ascii="Arial" w:hAnsi="Arial" w:cs="Arial"/>
+          <w:b w:val="0"/>
+          <w:color w:val="000000"/>
+          <w:sz w:val="22"/>
+        </w:rPr>
+        <w:t>A. I, II, III, dan IV.</w:t>
+      </w:r>
+    </w:p>
+    <w:p>
+      <w:pPr>
+        <w:spacing w:line="276" w:lineRule="auto" w:after="120"/>
+        <w:jc w:val="left"/>
+      </w:pPr>
+      <w:r>
+        <w:rPr>
+          <w:rFonts w:ascii="Arial" w:hAnsi="Arial" w:cs="Arial"/>
+          <w:b w:val="0"/>
+          <w:color w:val="000000"/>
+          <w:sz w:val="22"/>
+        </w:rPr>
+        <w:t>B. II, I, III, dan IV.</w:t>
+      </w:r>
+    </w:p>
+    <w:p>
+      <w:pPr>
+        <w:spacing w:line="276" w:lineRule="auto" w:after="120"/>
+        <w:jc w:val="left"/>
+      </w:pPr>
+      <w:r>
+        <w:rPr>
+          <w:rFonts w:ascii="Arial" w:hAnsi="Arial" w:cs="Arial"/>
+          <w:b w:val="0"/>
+          <w:color w:val="000000"/>
+          <w:sz w:val="22"/>
+        </w:rPr>
+        <w:t>C. I, III, II, dan IV.</w:t>
+      </w:r>
+    </w:p>
+    <w:p>
+      <w:pPr>
+        <w:spacing w:line="276" w:lineRule="auto" w:after="120"/>
+        <w:jc w:val="left"/>
+      </w:pPr>
+      <w:r>
+        <w:rPr>
+          <w:rFonts w:ascii="Arial" w:hAnsi="Arial" w:cs="Arial"/>
+          <w:b w:val="0"/>
+          <w:color w:val="000000"/>
+          <w:sz w:val="22"/>
+        </w:rPr>
+        <w:t>D. III, I, II, dan IV.</w:t>
+      </w:r>
+    </w:p>
+    <w:p/>
+    <w:p>
+      <w:pPr>
+        <w:spacing w:line="276" w:lineRule="auto" w:after="120"/>
+        <w:jc w:val="left"/>
+      </w:pPr>
+      <w:r>
+        <w:rPr>
+          <w:rFonts w:ascii="Arial" w:hAnsi="Arial" w:cs="Arial"/>
+          <w:b/>
+          <w:color w:val="000000"/>
+          <w:sz w:val="22"/>
+        </w:rPr>
+        <w:t>✅ 17. SOALAN TAHAP SEDERHANA — KONSTRUK PROSEDUR</w:t>
+      </w:r>
+    </w:p>
+    <w:p>
+      <w:pPr>
+        <w:spacing w:line="276" w:lineRule="auto" w:after="120"/>
+        <w:jc w:val="left"/>
+      </w:pPr>
+      <w:r>
+        <w:rPr>
+          <w:rFonts w:ascii="Arial" w:hAnsi="Arial" w:cs="Arial"/>
+          <w:b w:val="0"/>
+          <w:color w:val="000000"/>
+          <w:sz w:val="22"/>
+        </w:rPr>
+        <w:t>Apakah kaedah penyelarasan scene yang paling sesuai bagi produksi berskala besar di mana beberapa scene ditembak pada hari/lokasi yang sama walaupun tidak berturutan dalam naratif akhir?</w:t>
+      </w:r>
+    </w:p>
+    <w:p>
+      <w:pPr>
+        <w:spacing w:line="276" w:lineRule="auto" w:after="120"/>
+        <w:jc w:val="left"/>
+      </w:pPr>
+      <w:r>
+        <w:rPr>
+          <w:rFonts w:ascii="Arial" w:hAnsi="Arial" w:cs="Arial"/>
+          <w:b w:val="0"/>
+          <w:color w:val="000000"/>
+          <w:sz w:val="22"/>
+        </w:rPr>
+        <w:t>A. Mengikut nombor scene skrip.</w:t>
+      </w:r>
+    </w:p>
+    <w:p>
+      <w:pPr>
+        <w:spacing w:line="276" w:lineRule="auto" w:after="120"/>
+        <w:jc w:val="left"/>
+      </w:pPr>
+      <w:r>
+        <w:rPr>
+          <w:rFonts w:ascii="Arial" w:hAnsi="Arial" w:cs="Arial"/>
+          <w:b w:val="0"/>
+          <w:color w:val="000000"/>
+          <w:sz w:val="22"/>
+        </w:rPr>
+        <w:t>B. Mengikut lokasi/hari penggambaran.</w:t>
+      </w:r>
+    </w:p>
+    <w:p>
+      <w:pPr>
+        <w:spacing w:line="276" w:lineRule="auto" w:after="120"/>
+        <w:jc w:val="left"/>
+      </w:pPr>
+      <w:r>
+        <w:rPr>
+          <w:rFonts w:ascii="Arial" w:hAnsi="Arial" w:cs="Arial"/>
+          <w:b w:val="0"/>
+          <w:color w:val="000000"/>
+          <w:sz w:val="22"/>
+        </w:rPr>
+        <w:t>C. Mengikut kategori kandungan sahaja.</w:t>
+      </w:r>
+    </w:p>
+    <w:p>
+      <w:pPr>
+        <w:spacing w:line="276" w:lineRule="auto" w:after="120"/>
+        <w:jc w:val="left"/>
+      </w:pPr>
+      <w:r>
+        <w:rPr>
+          <w:rFonts w:ascii="Arial" w:hAnsi="Arial" w:cs="Arial"/>
+          <w:b w:val="0"/>
+          <w:color w:val="000000"/>
+          <w:sz w:val="22"/>
+        </w:rPr>
+        <w:t>D. Mengikut abjad nama pelakon.</w:t>
+      </w:r>
+    </w:p>
+    <w:p/>
+    <w:p>
+      <w:pPr>
+        <w:spacing w:line="276" w:lineRule="auto" w:after="120"/>
+        <w:jc w:val="left"/>
+      </w:pPr>
+      <w:r>
+        <w:rPr>
+          <w:rFonts w:ascii="Arial" w:hAnsi="Arial" w:cs="Arial"/>
+          <w:b/>
+          <w:color w:val="000000"/>
+          <w:sz w:val="22"/>
+        </w:rPr>
+        <w:t>✅ 18. SOALAN TAHAP SEDERHANA — KONSTRUK FAKTA-TEORI</w:t>
+      </w:r>
+    </w:p>
+    <w:p>
+      <w:pPr>
+        <w:spacing w:line="276" w:lineRule="auto" w:after="120"/>
+        <w:jc w:val="left"/>
+      </w:pPr>
+      <w:r>
+        <w:rPr>
+          <w:rFonts w:ascii="Arial" w:hAnsi="Arial" w:cs="Arial"/>
+          <w:b w:val="0"/>
+          <w:color w:val="000000"/>
+          <w:sz w:val="22"/>
+        </w:rPr>
+        <w:t>Mengapakah pelabelan bin yang generik seperti "Bin 1" dan "Bin 2" dianggap amalan yang tidak baik?</w:t>
+      </w:r>
+    </w:p>
+    <w:p>
+      <w:pPr>
+        <w:spacing w:line="276" w:lineRule="auto" w:after="120"/>
+        <w:jc w:val="left"/>
+      </w:pPr>
+      <w:r>
+        <w:rPr>
+          <w:rFonts w:ascii="Arial" w:hAnsi="Arial" w:cs="Arial"/>
+          <w:b w:val="0"/>
+          <w:color w:val="000000"/>
+          <w:sz w:val="22"/>
+        </w:rPr>
+        <w:t>A. Ia menyukarkan pengenalpastian kandungan bin dengan pantas.</w:t>
+      </w:r>
+    </w:p>
+    <w:p>
+      <w:pPr>
+        <w:spacing w:line="276" w:lineRule="auto" w:after="120"/>
+        <w:jc w:val="left"/>
+      </w:pPr>
+      <w:r>
+        <w:rPr>
+          <w:rFonts w:ascii="Arial" w:hAnsi="Arial" w:cs="Arial"/>
+          <w:b w:val="0"/>
+          <w:color w:val="000000"/>
+          <w:sz w:val="22"/>
+        </w:rPr>
+        <w:t>B. Ia menjimatkan ruang storan komputer.</w:t>
+      </w:r>
+    </w:p>
+    <w:p>
+      <w:pPr>
+        <w:spacing w:line="276" w:lineRule="auto" w:after="120"/>
+        <w:jc w:val="left"/>
+      </w:pPr>
+      <w:r>
+        <w:rPr>
+          <w:rFonts w:ascii="Arial" w:hAnsi="Arial" w:cs="Arial"/>
+          <w:b w:val="0"/>
+          <w:color w:val="000000"/>
+          <w:sz w:val="22"/>
+        </w:rPr>
+        <w:t>C. Ia mempercepatkan proses rendering.</w:t>
+      </w:r>
+    </w:p>
+    <w:p>
+      <w:pPr>
+        <w:spacing w:line="276" w:lineRule="auto" w:after="120"/>
+        <w:jc w:val="left"/>
+      </w:pPr>
+      <w:r>
+        <w:rPr>
+          <w:rFonts w:ascii="Arial" w:hAnsi="Arial" w:cs="Arial"/>
+          <w:b w:val="0"/>
+          <w:color w:val="000000"/>
+          <w:sz w:val="22"/>
+        </w:rPr>
+        <w:t>D. Ia diwajibkan oleh semua perisian NLE.</w:t>
+      </w:r>
+    </w:p>
+    <w:p/>
+    <w:p>
+      <w:pPr>
+        <w:spacing w:line="276" w:lineRule="auto" w:after="120"/>
+        <w:jc w:val="left"/>
+      </w:pPr>
+      <w:r>
+        <w:rPr>
+          <w:rFonts w:ascii="Arial" w:hAnsi="Arial" w:cs="Arial"/>
+          <w:b/>
+          <w:color w:val="000000"/>
+          <w:sz w:val="22"/>
+        </w:rPr>
+        <w:t>✅ 19. SOALAN TAHAP RENDAH — KONSTRUK FAKTA-TEORI</w:t>
+      </w:r>
+    </w:p>
+    <w:p>
+      <w:pPr>
+        <w:spacing w:line="276" w:lineRule="auto" w:after="120"/>
+        <w:jc w:val="left"/>
+      </w:pPr>
+      <w:r>
+        <w:rPr>
+          <w:rFonts w:ascii="Arial" w:hAnsi="Arial" w:cs="Arial"/>
+          <w:b w:val="0"/>
+          <w:color w:val="000000"/>
+          <w:sz w:val="22"/>
+        </w:rPr>
+        <w:t>Apakah fungsi bin dalam perisian NLE seperti Adobe Premiere Pro atau Avid Media Composer?</w:t>
+      </w:r>
+    </w:p>
+    <w:p>
+      <w:pPr>
+        <w:spacing w:line="276" w:lineRule="auto" w:after="120"/>
+        <w:jc w:val="left"/>
+      </w:pPr>
+      <w:r>
+        <w:rPr>
+          <w:rFonts w:ascii="Arial" w:hAnsi="Arial" w:cs="Arial"/>
+          <w:b w:val="0"/>
+          <w:color w:val="000000"/>
+          <w:sz w:val="22"/>
+        </w:rPr>
+        <w:t>A. Merakam footage baharu secara terus.</w:t>
+      </w:r>
+    </w:p>
+    <w:p>
+      <w:pPr>
+        <w:spacing w:line="276" w:lineRule="auto" w:after="120"/>
+        <w:jc w:val="left"/>
+      </w:pPr>
+      <w:r>
+        <w:rPr>
+          <w:rFonts w:ascii="Arial" w:hAnsi="Arial" w:cs="Arial"/>
+          <w:b w:val="0"/>
+          <w:color w:val="000000"/>
+          <w:sz w:val="22"/>
+        </w:rPr>
+        <w:t>B. Mengelola dan menyusun bahan media tanpa memindahkan lokasi fail sebenar.</w:t>
+      </w:r>
+    </w:p>
+    <w:p>
+      <w:pPr>
+        <w:spacing w:line="276" w:lineRule="auto" w:after="120"/>
+        <w:jc w:val="left"/>
+      </w:pPr>
+      <w:r>
+        <w:rPr>
+          <w:rFonts w:ascii="Arial" w:hAnsi="Arial" w:cs="Arial"/>
+          <w:b w:val="0"/>
+          <w:color w:val="000000"/>
+          <w:sz w:val="22"/>
+        </w:rPr>
+        <w:t>C. Menukar format video kepada audio.</w:t>
+      </w:r>
+    </w:p>
+    <w:p>
+      <w:pPr>
+        <w:spacing w:line="276" w:lineRule="auto" w:after="120"/>
+        <w:jc w:val="left"/>
+      </w:pPr>
+      <w:r>
+        <w:rPr>
+          <w:rFonts w:ascii="Arial" w:hAnsi="Arial" w:cs="Arial"/>
+          <w:b w:val="0"/>
+          <w:color w:val="000000"/>
+          <w:sz w:val="22"/>
+        </w:rPr>
+        <w:t>D. Menghasilkan sarikata secara automatik.</w:t>
+      </w:r>
+    </w:p>
+    <w:p/>
+    <w:p>
+      <w:pPr>
+        <w:spacing w:line="276" w:lineRule="auto" w:after="120"/>
+        <w:jc w:val="left"/>
+      </w:pPr>
+      <w:r>
+        <w:rPr>
+          <w:rFonts w:ascii="Arial" w:hAnsi="Arial" w:cs="Arial"/>
+          <w:b/>
+          <w:color w:val="000000"/>
+          <w:sz w:val="22"/>
+        </w:rPr>
+        <w:t>✅ 20. SOALAN TAHAP RENDAH — KONSTRUK SIKAP-KESELAMATAN-PERSEKITARAN</w:t>
+      </w:r>
+    </w:p>
+    <w:p>
+      <w:pPr>
+        <w:spacing w:line="276" w:lineRule="auto" w:after="120"/>
+        <w:jc w:val="left"/>
+      </w:pPr>
+      <w:r>
+        <w:rPr>
+          <w:rFonts w:ascii="Arial" w:hAnsi="Arial" w:cs="Arial"/>
+          <w:b w:val="0"/>
+          <w:color w:val="000000"/>
+          <w:sz w:val="22"/>
+        </w:rPr>
+        <w:t>Apakah sikap yang perlu diamalkan oleh Editor semasa menyusun dan melabelkan bin projek?</w:t>
+      </w:r>
+    </w:p>
+    <w:p>
+      <w:pPr>
+        <w:spacing w:line="276" w:lineRule="auto" w:after="120"/>
+        <w:jc w:val="left"/>
+      </w:pPr>
+      <w:r>
+        <w:rPr>
+          <w:rFonts w:ascii="Arial" w:hAnsi="Arial" w:cs="Arial"/>
+          <w:b w:val="0"/>
+          <w:color w:val="000000"/>
+          <w:sz w:val="22"/>
+        </w:rPr>
+        <w:t>A. Mengasingkan shot secara sembarangan tanpa label.</w:t>
+      </w:r>
+    </w:p>
+    <w:p>
+      <w:pPr>
+        <w:spacing w:line="276" w:lineRule="auto" w:after="120"/>
+        <w:jc w:val="left"/>
+      </w:pPr>
+      <w:r>
+        <w:rPr>
+          <w:rFonts w:ascii="Arial" w:hAnsi="Arial" w:cs="Arial"/>
+          <w:b w:val="0"/>
+          <w:color w:val="000000"/>
+          <w:sz w:val="22"/>
+        </w:rPr>
+        <w:t>B. Melabel dan menyusun bin dengan kemas dan konsisten.</w:t>
+      </w:r>
+    </w:p>
+    <w:p>
+      <w:pPr>
+        <w:spacing w:line="276" w:lineRule="auto" w:after="120"/>
+        <w:jc w:val="left"/>
+      </w:pPr>
+      <w:r>
+        <w:rPr>
+          <w:rFonts w:ascii="Arial" w:hAnsi="Arial" w:cs="Arial"/>
+          <w:b w:val="0"/>
+          <w:color w:val="000000"/>
+          <w:sz w:val="22"/>
+        </w:rPr>
+        <w:t>C. Menggunakan nama generik seperti "Bin 1" untuk semua bin.</w:t>
+      </w:r>
+    </w:p>
+    <w:p>
+      <w:pPr>
+        <w:spacing w:line="276" w:lineRule="auto" w:after="120"/>
+        <w:jc w:val="left"/>
+      </w:pPr>
+      <w:r>
+        <w:rPr>
+          <w:rFonts w:ascii="Arial" w:hAnsi="Arial" w:cs="Arial"/>
+          <w:b w:val="0"/>
+          <w:color w:val="000000"/>
+          <w:sz w:val="22"/>
+        </w:rPr>
+        <w:t>D. Membiarkan bin tidak tersusun sehingga akhir projek.</w:t>
+      </w:r>
+    </w:p>
+    <w:p/>
+    <w:p>
+      <w:r>
         <w:br w:type="page"/>
       </w:r>
     </w:p>
-    <w:p/>
-    <w:p>
-      <w:r>
-        <w:rPr>
-          <w:rFonts w:ascii="Arial" w:hAnsi="Arial"/>
+    <w:p>
+      <w:pPr>
+        <w:spacing w:before="120" w:after="120" w:line="276" w:lineRule="auto"/>
+        <w:jc w:val="left"/>
+      </w:pPr>
+      <w:r>
+        <w:rPr>
+          <w:rFonts w:ascii="Arial" w:hAnsi="Arial" w:cs="Arial"/>
           <w:b/>
-        </w:rPr>
-        <w:t>BAHAGIAN A — SOALAN OBJEKTIF</w:t>
-      </w:r>
-    </w:p>
-    <w:p/>
-    <w:p>
-      <w:r>
-        <w:rPr>
-          <w:rFonts w:ascii="Arial" w:hAnsi="Arial"/>
-          <w:b/>
-        </w:rPr>
-        <w:t>Soalan WA1 — Review cue sheet / continuity sheet / shooting board</w:t>
-      </w:r>
-    </w:p>
-    <w:p>
-      <w:r>
-        <w:rPr>
-          <w:rFonts w:ascii="Arial" w:hAnsi="Arial"/>
-          <w:b/>
-        </w:rPr>
-        <w:t>✅ 1. SOALAN TAHAP TINGGI — KONSTRUK PROSEDUR</w:t>
-      </w:r>
-    </w:p>
-    <w:p>
-      <w:r>
-        <w:rPr>
-          <w:rFonts w:ascii="Arial" w:hAnsi="Arial"/>
-          <w:b w:val="0"/>
-        </w:rPr>
-        <w:t>Susun turutan langkah yang betul bagi Editor semasa proses review dokumen persediaan sebelum memulakan penyuntingan visual.</w:t>
-      </w:r>
-    </w:p>
-    <w:p>
-      <w:r>
-        <w:rPr>
-          <w:rFonts w:ascii="Arial" w:hAnsi="Arial"/>
-          <w:b w:val="0"/>
-        </w:rPr>
-        <w:t>I. Menyemak skrip untuk memahami naratif dan dialog.</w:t>
-      </w:r>
-    </w:p>
-    <w:p>
-      <w:r>
-        <w:rPr>
-          <w:rFonts w:ascii="Arial" w:hAnsi="Arial"/>
-          <w:b w:val="0"/>
-        </w:rPr>
-        <w:t>II. Menyemak continuity sheet untuk status Good/NG setiap take.</w:t>
-      </w:r>
-    </w:p>
-    <w:p>
-      <w:r>
-        <w:rPr>
-          <w:rFonts w:ascii="Arial" w:hAnsi="Arial"/>
-          <w:b w:val="0"/>
-        </w:rPr>
-        <w:t>III. Menyemak shooting board untuk mengesahkan setiap shot yang dirancang telah ditembak.</w:t>
-      </w:r>
-    </w:p>
-    <w:p>
-      <w:r>
-        <w:rPr>
-          <w:rFonts w:ascii="Arial" w:hAnsi="Arial"/>
-          <w:b w:val="0"/>
-        </w:rPr>
-        <w:t>IV. Menyemak DIT sheet untuk metadata teknikal dan status backup.</w:t>
-      </w:r>
-    </w:p>
-    <w:p>
-      <w:r>
-        <w:rPr>
-          <w:rFonts w:ascii="Arial" w:hAnsi="Arial"/>
-          <w:b w:val="0"/>
-        </w:rPr>
-        <w:t>A. I, II, III, dan IV.</w:t>
-      </w:r>
-    </w:p>
-    <w:p>
-      <w:r>
-        <w:rPr>
-          <w:rFonts w:ascii="Arial" w:hAnsi="Arial"/>
-          <w:b w:val="0"/>
-        </w:rPr>
-        <w:t>B. II, I, III, dan IV.</w:t>
-      </w:r>
-    </w:p>
-    <w:p>
-      <w:r>
-        <w:rPr>
-          <w:rFonts w:ascii="Arial" w:hAnsi="Arial"/>
-          <w:b w:val="0"/>
-        </w:rPr>
-        <w:t>C. I, III, II, dan IV.</w:t>
-      </w:r>
-    </w:p>
-    <w:p>
-      <w:r>
-        <w:rPr>
-          <w:rFonts w:ascii="Arial" w:hAnsi="Arial"/>
-          <w:b w:val="0"/>
-        </w:rPr>
-        <w:t>D. II, III, I, dan IV.</w:t>
-      </w:r>
-    </w:p>
-    <w:p/>
-    <w:p>
-      <w:r>
-        <w:rPr>
-          <w:rFonts w:ascii="Arial" w:hAnsi="Arial"/>
-          <w:b/>
-        </w:rPr>
-        <w:t>✅ 2. SOALAN TAHAP SEDERHANA — KONSTRUK PROSEDUR</w:t>
-      </w:r>
-    </w:p>
-    <w:p>
-      <w:r>
-        <w:rPr>
-          <w:rFonts w:ascii="Arial" w:hAnsi="Arial"/>
-          <w:b w:val="0"/>
-        </w:rPr>
-        <w:t>Apakah tindakan yang perlu diambil oleh Editor apabila terdapat shot dalam shooting board yang tiada dalam footage yang diterima?</w:t>
-      </w:r>
-    </w:p>
-    <w:p>
-      <w:r>
-        <w:rPr>
-          <w:rFonts w:ascii="Arial" w:hAnsi="Arial"/>
-          <w:b w:val="0"/>
-        </w:rPr>
-        <w:t>A. Mengabaikan kekurangan tersebut.</w:t>
-      </w:r>
-    </w:p>
-    <w:p>
-      <w:r>
-        <w:rPr>
-          <w:rFonts w:ascii="Arial" w:hAnsi="Arial"/>
-          <w:b w:val="0"/>
-        </w:rPr>
-        <w:t>B. Merekod kekurangan dan memaklumkan Producer.</w:t>
-      </w:r>
-    </w:p>
-    <w:p>
-      <w:r>
-        <w:rPr>
-          <w:rFonts w:ascii="Arial" w:hAnsi="Arial"/>
-          <w:b w:val="0"/>
-        </w:rPr>
-        <w:t>C. Mencipta shot baharu tanpa kebenaran.</w:t>
-      </w:r>
-    </w:p>
-    <w:p>
-      <w:r>
-        <w:rPr>
-          <w:rFonts w:ascii="Arial" w:hAnsi="Arial"/>
-          <w:b w:val="0"/>
-        </w:rPr>
-        <w:t>D. Menghapuskan scene berkenaan daripada projek.</w:t>
-      </w:r>
-    </w:p>
-    <w:p/>
-    <w:p>
-      <w:r>
-        <w:rPr>
-          <w:rFonts w:ascii="Arial" w:hAnsi="Arial"/>
-          <w:b/>
-        </w:rPr>
-        <w:t>✅ 3. SOALAN TAHAP SEDERHANA — KONSTRUK FAKTA-TEORI</w:t>
-      </w:r>
-    </w:p>
-    <w:p>
-      <w:r>
-        <w:rPr>
-          <w:rFonts w:ascii="Arial" w:hAnsi="Arial"/>
-          <w:b w:val="0"/>
-        </w:rPr>
-        <w:t>Apakah maklumat yang direkodkan dalam continuity sheet oleh Script Supervisor semasa penggambaran?</w:t>
-      </w:r>
-    </w:p>
-    <w:p>
-      <w:r>
-        <w:rPr>
-          <w:rFonts w:ascii="Arial" w:hAnsi="Arial"/>
-          <w:b w:val="0"/>
-        </w:rPr>
-        <w:t>A. Nombor scene sahaja.</w:t>
-      </w:r>
-    </w:p>
-    <w:p>
-      <w:r>
-        <w:rPr>
-          <w:rFonts w:ascii="Arial" w:hAnsi="Arial"/>
-          <w:b w:val="0"/>
-        </w:rPr>
-        <w:t>B. Nombor scene, nombor take, timecode dan status take.</w:t>
-      </w:r>
-    </w:p>
-    <w:p>
-      <w:r>
-        <w:rPr>
-          <w:rFonts w:ascii="Arial" w:hAnsi="Arial"/>
-          <w:b w:val="0"/>
-        </w:rPr>
-        <w:t>C. Anggaran belanjawan produksi.</w:t>
-      </w:r>
-    </w:p>
-    <w:p>
-      <w:r>
-        <w:rPr>
-          <w:rFonts w:ascii="Arial" w:hAnsi="Arial"/>
-          <w:b w:val="0"/>
-        </w:rPr>
-        <w:t>D. Jadual waktu penggambaran pelakon sahaja.</w:t>
-      </w:r>
-    </w:p>
-    <w:p/>
-    <w:p>
-      <w:r>
-        <w:rPr>
-          <w:rFonts w:ascii="Arial" w:hAnsi="Arial"/>
-          <w:b/>
-        </w:rPr>
-        <w:t>✅ 4. SOALAN TAHAP RENDAH — KONSTRUK FAKTA-TEORI</w:t>
-      </w:r>
-    </w:p>
-    <w:p>
-      <w:r>
-        <w:rPr>
-          <w:rFonts w:ascii="Arial" w:hAnsi="Arial"/>
-          <w:b w:val="0"/>
-        </w:rPr>
-        <w:t>Apakah maksud status "Print" pada continuity sheet?</w:t>
-      </w:r>
-    </w:p>
-    <w:p>
-      <w:r>
-        <w:rPr>
-          <w:rFonts w:ascii="Arial" w:hAnsi="Arial"/>
-          <w:b w:val="0"/>
-        </w:rPr>
-        <w:t>A. Take tersebut dipilih untuk diedit.</w:t>
-      </w:r>
-    </w:p>
-    <w:p>
-      <w:r>
-        <w:rPr>
-          <w:rFonts w:ascii="Arial" w:hAnsi="Arial"/>
-          <w:b w:val="0"/>
-        </w:rPr>
-        <w:t>B. Take tersebut ditolak sepenuhnya.</w:t>
-      </w:r>
-    </w:p>
-    <w:p>
-      <w:r>
-        <w:rPr>
-          <w:rFonts w:ascii="Arial" w:hAnsi="Arial"/>
-          <w:b w:val="0"/>
-        </w:rPr>
-        <w:t>C. Take tersebut belum ditembak.</w:t>
-      </w:r>
-    </w:p>
-    <w:p>
-      <w:r>
-        <w:rPr>
-          <w:rFonts w:ascii="Arial" w:hAnsi="Arial"/>
-          <w:b w:val="0"/>
-        </w:rPr>
-        <w:t>D. Take tersebut memerlukan reshoot.</w:t>
-      </w:r>
-    </w:p>
-    <w:p/>
-    <w:p>
-      <w:r>
-        <w:rPr>
-          <w:rFonts w:ascii="Arial" w:hAnsi="Arial"/>
-          <w:b/>
-        </w:rPr>
-        <w:t>✅ 5. SOALAN TAHAP RENDAH — KONSTRUK SIKAP-KESELAMATAN-PERSEKITARAN</w:t>
-      </w:r>
-    </w:p>
-    <w:p>
-      <w:r>
-        <w:rPr>
-          <w:rFonts w:ascii="Arial" w:hAnsi="Arial"/>
-          <w:b w:val="0"/>
-        </w:rPr>
-        <w:t>Apakah sikap yang perlu diamalkan oleh Editor semasa mengkaji semula cue sheet, continuity sheet dan shooting board?</w:t>
-      </w:r>
-    </w:p>
-    <w:p>
-      <w:r>
-        <w:rPr>
-          <w:rFonts w:ascii="Arial" w:hAnsi="Arial"/>
-          <w:b w:val="0"/>
-        </w:rPr>
-        <w:t>A. Tergesa-gesa untuk menjimatkan masa.</w:t>
-      </w:r>
-    </w:p>
-    <w:p>
-      <w:r>
-        <w:rPr>
-          <w:rFonts w:ascii="Arial" w:hAnsi="Arial"/>
-          <w:b w:val="0"/>
-        </w:rPr>
-        <w:t>B. Bergantung sepenuhnya kepada ingatan tanpa rujukan.</w:t>
-      </w:r>
-    </w:p>
-    <w:p>
-      <w:r>
-        <w:rPr>
-          <w:rFonts w:ascii="Arial" w:hAnsi="Arial"/>
-          <w:b w:val="0"/>
-        </w:rPr>
-        <w:t>C. Berfikiran kreatif dan analitikal semasa semakan.</w:t>
-      </w:r>
-    </w:p>
-    <w:p>
-      <w:r>
-        <w:rPr>
-          <w:rFonts w:ascii="Arial" w:hAnsi="Arial"/>
-          <w:b w:val="0"/>
-        </w:rPr>
-        <w:t>D. Mengabaikan catatan Script Supervisor.</w:t>
-      </w:r>
-    </w:p>
-    <w:p/>
-    <w:p>
-      <w:r>
-        <w:rPr>
-          <w:rFonts w:ascii="Arial" w:hAnsi="Arial"/>
-          <w:b/>
-        </w:rPr>
-        <w:t>Soalan WA2 — Convert recorded materials / footage</w:t>
-      </w:r>
-    </w:p>
-    <w:p>
-      <w:r>
-        <w:rPr>
-          <w:rFonts w:ascii="Arial" w:hAnsi="Arial"/>
-          <w:b/>
-        </w:rPr>
-        <w:t>✅ 6. SOALAN TAHAP TINGGI — KONSTRUK PROSEDUR</w:t>
-      </w:r>
-    </w:p>
-    <w:p>
-      <w:r>
-        <w:rPr>
-          <w:rFonts w:ascii="Arial" w:hAnsi="Arial"/>
-          <w:b w:val="0"/>
-        </w:rPr>
-        <w:t>Susun turutan langkah yang betul bagi Editor menentukan dan menukar format footage mengikut keperluan projek.</w:t>
-      </w:r>
-    </w:p>
-    <w:p>
-      <w:r>
-        <w:rPr>
-          <w:rFonts w:ascii="Arial" w:hAnsi="Arial"/>
-          <w:b w:val="0"/>
-        </w:rPr>
-        <w:t>I. Mengenal pasti format sumber daripada kamera.</w:t>
-      </w:r>
-    </w:p>
-    <w:p>
-      <w:r>
-        <w:rPr>
-          <w:rFonts w:ascii="Arial" w:hAnsi="Arial"/>
-          <w:b w:val="0"/>
-        </w:rPr>
-        <w:t>II. Membandingkan format sumber dengan format output projek yang ditetapkan pelanggan.</w:t>
-      </w:r>
-    </w:p>
-    <w:p>
-      <w:r>
-        <w:rPr>
-          <w:rFonts w:ascii="Arial" w:hAnsi="Arial"/>
-          <w:b w:val="0"/>
-        </w:rPr>
-        <w:t>III. Menentukan sama ada up-conversion atau down-conversion diperlukan.</w:t>
-      </w:r>
-    </w:p>
-    <w:p>
-      <w:r>
-        <w:rPr>
-          <w:rFonts w:ascii="Arial" w:hAnsi="Arial"/>
-          <w:b w:val="0"/>
-        </w:rPr>
-        <w:t>IV. Menukar (convert) footage kepada format editing yang dipilih.</w:t>
-      </w:r>
-    </w:p>
-    <w:p>
-      <w:r>
-        <w:rPr>
-          <w:rFonts w:ascii="Arial" w:hAnsi="Arial"/>
-          <w:b w:val="0"/>
-        </w:rPr>
-        <w:t>A. I, II, III, dan IV.</w:t>
-      </w:r>
-    </w:p>
-    <w:p>
-      <w:r>
-        <w:rPr>
-          <w:rFonts w:ascii="Arial" w:hAnsi="Arial"/>
-          <w:b w:val="0"/>
-        </w:rPr>
-        <w:t>B. II, I, III, dan IV.</w:t>
-      </w:r>
-    </w:p>
-    <w:p>
-      <w:r>
-        <w:rPr>
-          <w:rFonts w:ascii="Arial" w:hAnsi="Arial"/>
-          <w:b w:val="0"/>
-        </w:rPr>
-        <w:t>C. I, III, II, dan IV.</w:t>
-      </w:r>
-    </w:p>
-    <w:p>
-      <w:r>
-        <w:rPr>
-          <w:rFonts w:ascii="Arial" w:hAnsi="Arial"/>
-          <w:b w:val="0"/>
-        </w:rPr>
-        <w:t>D. III, I, II, dan IV.</w:t>
-      </w:r>
-    </w:p>
-    <w:p/>
-    <w:p>
-      <w:r>
-        <w:rPr>
-          <w:rFonts w:ascii="Arial" w:hAnsi="Arial"/>
-          <w:b/>
-        </w:rPr>
-        <w:t>✅ 7. SOALAN TAHAP SEDERHANA — KONSTRUK PROSEDUR</w:t>
-      </w:r>
-    </w:p>
-    <w:p>
-      <w:r>
-        <w:rPr>
-          <w:rFonts w:ascii="Arial" w:hAnsi="Arial"/>
-          <w:b w:val="0"/>
-        </w:rPr>
-        <w:t>Mengapakah sesetengah studio menggunakan fail proxy beresolusi rendah semasa proses offline edit?</w:t>
-      </w:r>
-    </w:p>
-    <w:p>
-      <w:r>
-        <w:rPr>
-          <w:rFonts w:ascii="Arial" w:hAnsi="Arial"/>
-          <w:b w:val="0"/>
-        </w:rPr>
-        <w:t>A. Untuk mengurangkan beban pemprosesan komputer supaya penyuntingan lebih lancar.</w:t>
-      </w:r>
-    </w:p>
-    <w:p>
-      <w:r>
-        <w:rPr>
-          <w:rFonts w:ascii="Arial" w:hAnsi="Arial"/>
-          <w:b w:val="0"/>
-        </w:rPr>
-        <w:t>B. Untuk meningkatkan kualiti warna filem secara kekal.</w:t>
-      </w:r>
-    </w:p>
-    <w:p>
-      <w:r>
-        <w:rPr>
-          <w:rFonts w:ascii="Arial" w:hAnsi="Arial"/>
-          <w:b w:val="0"/>
-        </w:rPr>
-        <w:t>C. Untuk menggantikan fail asal secara kekal.</w:t>
-      </w:r>
-    </w:p>
-    <w:p>
-      <w:r>
-        <w:rPr>
-          <w:rFonts w:ascii="Arial" w:hAnsi="Arial"/>
-          <w:b w:val="0"/>
-        </w:rPr>
-        <w:t>D. Untuk mengelakkan keperluan proses online conform.</w:t>
-      </w:r>
-    </w:p>
-    <w:p/>
-    <w:p>
-      <w:r>
-        <w:rPr>
-          <w:rFonts w:ascii="Arial" w:hAnsi="Arial"/>
-          <w:b/>
-        </w:rPr>
-        <w:t>✅ 8. SOALAN TAHAP RENDAH — KONSTRUK PROSEDUR</w:t>
-      </w:r>
-    </w:p>
-    <w:p>
-      <w:r>
-        <w:rPr>
-          <w:rFonts w:ascii="Arial" w:hAnsi="Arial"/>
-          <w:b w:val="0"/>
-        </w:rPr>
-        <w:t>Apakah tindakan yang perlu diambil Editor sebelum proses penukaran format apabila peralatan studio didapati tidak mencukupi untuk projek semasa?</w:t>
-      </w:r>
-    </w:p>
-    <w:p>
-      <w:r>
-        <w:rPr>
-          <w:rFonts w:ascii="Arial" w:hAnsi="Arial"/>
-          <w:b w:val="0"/>
-        </w:rPr>
-        <w:t>A. Meneruskan kerja tanpa melaporkan kepada sesiapa.</w:t>
-      </w:r>
-    </w:p>
-    <w:p>
-      <w:r>
-        <w:rPr>
-          <w:rFonts w:ascii="Arial" w:hAnsi="Arial"/>
-          <w:b w:val="0"/>
-        </w:rPr>
-        <w:t>B. Melaporkan keperluan upgrade kepada Producer/IT.</w:t>
-      </w:r>
-    </w:p>
-    <w:p>
-      <w:r>
-        <w:rPr>
-          <w:rFonts w:ascii="Arial" w:hAnsi="Arial"/>
-          <w:b w:val="0"/>
-        </w:rPr>
-        <w:t>C. Menangguhkan keseluruhan projek tanpa sebab.</w:t>
-      </w:r>
-    </w:p>
-    <w:p>
-      <w:r>
-        <w:rPr>
-          <w:rFonts w:ascii="Arial" w:hAnsi="Arial"/>
-          <w:b w:val="0"/>
-        </w:rPr>
-        <w:t>D. Menukar skrip produksi.</w:t>
-      </w:r>
-    </w:p>
-    <w:p/>
-    <w:p>
-      <w:r>
-        <w:rPr>
-          <w:rFonts w:ascii="Arial" w:hAnsi="Arial"/>
-          <w:b/>
-        </w:rPr>
-        <w:t>✅ 9. SOALAN TAHAP RENDAH — KONSTRUK FAKTA-TEORI</w:t>
-      </w:r>
-    </w:p>
-    <w:p>
-      <w:r>
-        <w:rPr>
-          <w:rFonts w:ascii="Arial" w:hAnsi="Arial"/>
-          <w:b w:val="0"/>
-        </w:rPr>
-        <w:t>Apakah resolusi lazim bagi format HD (High Definition)?</w:t>
-      </w:r>
-    </w:p>
-    <w:p>
-      <w:r>
-        <w:rPr>
-          <w:rFonts w:ascii="Arial" w:hAnsi="Arial"/>
-          <w:b w:val="0"/>
-        </w:rPr>
-        <w:t>A. 720×576.</w:t>
-      </w:r>
-    </w:p>
-    <w:p>
-      <w:r>
-        <w:rPr>
-          <w:rFonts w:ascii="Arial" w:hAnsi="Arial"/>
-          <w:b w:val="0"/>
-        </w:rPr>
-        <w:t>B. 1920×1080.</w:t>
-      </w:r>
-    </w:p>
-    <w:p>
-      <w:r>
-        <w:rPr>
-          <w:rFonts w:ascii="Arial" w:hAnsi="Arial"/>
-          <w:b w:val="0"/>
-        </w:rPr>
-        <w:t>C. 2048×1080.</w:t>
-      </w:r>
-    </w:p>
-    <w:p>
-      <w:r>
-        <w:rPr>
-          <w:rFonts w:ascii="Arial" w:hAnsi="Arial"/>
-          <w:b w:val="0"/>
-        </w:rPr>
-        <w:t>D. 3840×2160.</w:t>
-      </w:r>
-    </w:p>
-    <w:p/>
-    <w:p>
-      <w:r>
-        <w:rPr>
-          <w:rFonts w:ascii="Arial" w:hAnsi="Arial"/>
-          <w:b/>
-        </w:rPr>
-        <w:t>✅ 10. SOALAN TAHAP RENDAH — KONSTRUK SIKAP-KESELAMATAN-PERSEKITARAN</w:t>
-      </w:r>
-    </w:p>
-    <w:p>
-      <w:r>
-        <w:rPr>
-          <w:rFonts w:ascii="Arial" w:hAnsi="Arial"/>
-          <w:b w:val="0"/>
-        </w:rPr>
-        <w:t>Apakah sikap yang perlu diamalkan oleh Editor semasa melaksanakan proses penukaran format dan kawalan kualiti footage?</w:t>
-      </w:r>
-    </w:p>
-    <w:p>
-      <w:r>
-        <w:rPr>
-          <w:rFonts w:ascii="Arial" w:hAnsi="Arial"/>
-          <w:b w:val="0"/>
-        </w:rPr>
-        <w:t>A. Cuai dan tergesa-gesa.</w:t>
-      </w:r>
-    </w:p>
-    <w:p>
-      <w:r>
-        <w:rPr>
-          <w:rFonts w:ascii="Arial" w:hAnsi="Arial"/>
-          <w:b w:val="0"/>
-        </w:rPr>
-        <w:t>B. Teliti (meticulous) dalam kawalan kualiti.</w:t>
-      </w:r>
-    </w:p>
-    <w:p>
-      <w:r>
-        <w:rPr>
-          <w:rFonts w:ascii="Arial" w:hAnsi="Arial"/>
-          <w:b w:val="0"/>
-        </w:rPr>
-        <w:t>C. Mengabaikan spesifikasi codec.</w:t>
-      </w:r>
-    </w:p>
-    <w:p>
-      <w:r>
-        <w:rPr>
-          <w:rFonts w:ascii="Arial" w:hAnsi="Arial"/>
-          <w:b w:val="0"/>
-        </w:rPr>
-        <w:t>D. Menukar format tanpa menyemak keperluan projek.</w:t>
-      </w:r>
-    </w:p>
-    <w:p/>
-    <w:p>
-      <w:r>
-        <w:rPr>
-          <w:rFonts w:ascii="Arial" w:hAnsi="Arial"/>
-          <w:b/>
-        </w:rPr>
-        <w:t>Soalan WA3 — Perform digitising / capturing recorded materials</w:t>
-      </w:r>
-    </w:p>
-    <w:p>
-      <w:r>
-        <w:rPr>
-          <w:rFonts w:ascii="Arial" w:hAnsi="Arial"/>
-          <w:b/>
-        </w:rPr>
-        <w:t>✅ 11. SOALAN TAHAP TINGGI — KONSTRUK PROSEDUR</w:t>
-      </w:r>
-    </w:p>
-    <w:p>
-      <w:r>
-        <w:rPr>
-          <w:rFonts w:ascii="Arial" w:hAnsi="Arial"/>
-          <w:b w:val="0"/>
-        </w:rPr>
-        <w:t>Susun turutan langkah yang betul bagi Editor melaksanakan proses digitisasi/capturing bahan rakaman.</w:t>
-      </w:r>
-    </w:p>
-    <w:p>
-      <w:r>
-        <w:rPr>
-          <w:rFonts w:ascii="Arial" w:hAnsi="Arial"/>
-          <w:b w:val="0"/>
-        </w:rPr>
-        <w:t>I. Mengesahkan komputer dan perisian bersesuaian dengan aplikasi editing.</w:t>
-      </w:r>
-    </w:p>
-    <w:p>
-      <w:r>
-        <w:rPr>
-          <w:rFonts w:ascii="Arial" w:hAnsi="Arial"/>
-          <w:b w:val="0"/>
-        </w:rPr>
-        <w:t>II. Mengenal pasti jenis format material (tape atau tapeless) yang diterima.</w:t>
-      </w:r>
-    </w:p>
-    <w:p>
-      <w:r>
-        <w:rPr>
-          <w:rFonts w:ascii="Arial" w:hAnsi="Arial"/>
-          <w:b w:val="0"/>
-        </w:rPr>
-        <w:t>III. Menjalankan proses pemindahan (capture/ingest) data mengikut jenis format material.</w:t>
-      </w:r>
-    </w:p>
-    <w:p>
-      <w:r>
-        <w:rPr>
-          <w:rFonts w:ascii="Arial" w:hAnsi="Arial"/>
-          <w:b w:val="0"/>
-        </w:rPr>
-        <w:t>IV. Menghasilkan fail projek editing dan mengesahkan aspect ratio sebelum digitisasi selesai.</w:t>
-      </w:r>
-    </w:p>
-    <w:p>
-      <w:r>
-        <w:rPr>
-          <w:rFonts w:ascii="Arial" w:hAnsi="Arial"/>
-          <w:b w:val="0"/>
-        </w:rPr>
-        <w:t>A. I, II, III, dan IV.</w:t>
-      </w:r>
-    </w:p>
-    <w:p>
-      <w:r>
-        <w:rPr>
-          <w:rFonts w:ascii="Arial" w:hAnsi="Arial"/>
-          <w:b w:val="0"/>
-        </w:rPr>
-        <w:t>B. II, I, III, dan IV.</w:t>
-      </w:r>
-    </w:p>
-    <w:p>
-      <w:r>
-        <w:rPr>
-          <w:rFonts w:ascii="Arial" w:hAnsi="Arial"/>
-          <w:b w:val="0"/>
-        </w:rPr>
-        <w:t>C. I, III, II, dan IV.</w:t>
-      </w:r>
-    </w:p>
-    <w:p>
-      <w:r>
-        <w:rPr>
-          <w:rFonts w:ascii="Arial" w:hAnsi="Arial"/>
-          <w:b w:val="0"/>
-        </w:rPr>
-        <w:t>D. II, III, I, dan IV.</w:t>
-      </w:r>
-    </w:p>
-    <w:p/>
-    <w:p>
-      <w:r>
-        <w:rPr>
-          <w:rFonts w:ascii="Arial" w:hAnsi="Arial"/>
-          <w:b/>
-        </w:rPr>
-        <w:t>✅ 12. SOALAN TAHAP SEDERHANA — KONSTRUK PROSEDUR</w:t>
-      </w:r>
-    </w:p>
-    <w:p>
-      <w:r>
-        <w:rPr>
-          <w:rFonts w:ascii="Arial" w:hAnsi="Arial"/>
-          <w:b w:val="0"/>
-        </w:rPr>
-        <w:t>Apakah perbezaan utama antara soft telecine dan hard telecine?</w:t>
-      </w:r>
-    </w:p>
-    <w:p>
-      <w:r>
-        <w:rPr>
-          <w:rFonts w:ascii="Arial" w:hAnsi="Arial"/>
-          <w:b w:val="0"/>
-        </w:rPr>
-        <w:t>A. Soft telecine mengekalkan kadar bingkai asal dalam metadata, hard telecine membakar penukaran terus ke dalam fail.</w:t>
-      </w:r>
-    </w:p>
-    <w:p>
-      <w:r>
-        <w:rPr>
-          <w:rFonts w:ascii="Arial" w:hAnsi="Arial"/>
-          <w:b w:val="0"/>
-        </w:rPr>
-        <w:t>B. Soft telecine hanya digunakan untuk audio, hard telecine untuk video.</w:t>
-      </w:r>
-    </w:p>
-    <w:p>
-      <w:r>
-        <w:rPr>
-          <w:rFonts w:ascii="Arial" w:hAnsi="Arial"/>
-          <w:b w:val="0"/>
-        </w:rPr>
-        <w:t>C. Hard telecine lebih fleksibel berbanding soft telecine.</w:t>
-      </w:r>
-    </w:p>
-    <w:p>
-      <w:r>
-        <w:rPr>
-          <w:rFonts w:ascii="Arial" w:hAnsi="Arial"/>
-          <w:b w:val="0"/>
-        </w:rPr>
-        <w:t>D. Soft telecine dan hard telecine adalah proses yang sama.</w:t>
-      </w:r>
-    </w:p>
-    <w:p/>
-    <w:p>
-      <w:r>
-        <w:rPr>
-          <w:rFonts w:ascii="Arial" w:hAnsi="Arial"/>
-          <w:b/>
-        </w:rPr>
-        <w:t>✅ 13. SOALAN TAHAP RENDAH — KONSTRUK PROSEDUR</w:t>
-      </w:r>
-    </w:p>
-    <w:p>
-      <w:r>
-        <w:rPr>
-          <w:rFonts w:ascii="Arial" w:hAnsi="Arial"/>
-          <w:b w:val="0"/>
-        </w:rPr>
-        <w:t>Apakah tindakan Editor apabila menerima bahan rakaman dalam format tapeless seperti SDHC Card atau P2 Card?</w:t>
-      </w:r>
-    </w:p>
-    <w:p>
-      <w:r>
-        <w:rPr>
-          <w:rFonts w:ascii="Arial" w:hAnsi="Arial"/>
-          <w:b w:val="0"/>
-        </w:rPr>
-        <w:t>A. Menyalin fail terus (ingest) tanpa proses capture masa nyata.</w:t>
-      </w:r>
-    </w:p>
-    <w:p>
-      <w:r>
-        <w:rPr>
-          <w:rFonts w:ascii="Arial" w:hAnsi="Arial"/>
-          <w:b w:val="0"/>
-        </w:rPr>
-        <w:t>B. Menggunakan deck khusus untuk playback dan capture.</w:t>
-      </w:r>
-    </w:p>
-    <w:p>
-      <w:r>
-        <w:rPr>
-          <w:rFonts w:ascii="Arial" w:hAnsi="Arial"/>
-          <w:b w:val="0"/>
-        </w:rPr>
-        <w:t>C. Mengimbas kad menggunakan film scanner.</w:t>
-      </w:r>
-    </w:p>
-    <w:p>
-      <w:r>
-        <w:rPr>
-          <w:rFonts w:ascii="Arial" w:hAnsi="Arial"/>
-          <w:b w:val="0"/>
-        </w:rPr>
-        <w:t>D. Menukar kad kepada format tape terlebih dahulu.</w:t>
-      </w:r>
-    </w:p>
-    <w:p/>
-    <w:p>
-      <w:r>
-        <w:rPr>
-          <w:rFonts w:ascii="Arial" w:hAnsi="Arial"/>
-          <w:b/>
-        </w:rPr>
-        <w:t>✅ 14. SOALAN TAHAP RENDAH — KONSTRUK FAKTA-TEORI</w:t>
-      </w:r>
-    </w:p>
-    <w:p>
-      <w:r>
-        <w:rPr>
-          <w:rFonts w:ascii="Arial" w:hAnsi="Arial"/>
-          <w:b w:val="0"/>
-        </w:rPr>
-        <w:t>Apakah maksud "down conversion daripada 4K ke HD"?</w:t>
-      </w:r>
-    </w:p>
-    <w:p>
-      <w:r>
-        <w:rPr>
-          <w:rFonts w:ascii="Arial" w:hAnsi="Arial"/>
-          <w:b w:val="0"/>
-        </w:rPr>
-        <w:t>A. Meningkatkan resolusi sumber kepada 4K.</w:t>
-      </w:r>
-    </w:p>
-    <w:p>
-      <w:r>
-        <w:rPr>
-          <w:rFonts w:ascii="Arial" w:hAnsi="Arial"/>
-          <w:b w:val="0"/>
-        </w:rPr>
-        <w:t>B. Mengurangkan resolusi sumber 4K kepada High Definition.</w:t>
-      </w:r>
-    </w:p>
-    <w:p>
-      <w:r>
-        <w:rPr>
-          <w:rFonts w:ascii="Arial" w:hAnsi="Arial"/>
-          <w:b w:val="0"/>
-        </w:rPr>
-        <w:t>C. Menukar format audio kepada video.</w:t>
-      </w:r>
-    </w:p>
-    <w:p>
-      <w:r>
-        <w:rPr>
-          <w:rFonts w:ascii="Arial" w:hAnsi="Arial"/>
-          <w:b w:val="0"/>
-        </w:rPr>
-        <w:t>D. Menukar aspect ratio kepada Cinemascope.</w:t>
-      </w:r>
-    </w:p>
-    <w:p/>
-    <w:p>
-      <w:r>
-        <w:rPr>
-          <w:rFonts w:ascii="Arial" w:hAnsi="Arial"/>
-          <w:b/>
-        </w:rPr>
-        <w:t>✅ 15. SOALAN TAHAP RENDAH — KONSTRUK SIKAP-KESELAMATAN-PERSEKITARAN</w:t>
-      </w:r>
-    </w:p>
-    <w:p>
-      <w:r>
-        <w:rPr>
-          <w:rFonts w:ascii="Arial" w:hAnsi="Arial"/>
-          <w:b w:val="0"/>
-        </w:rPr>
-        <w:t>Apakah sikap yang perlu diamalkan oleh Editor semasa mengendalikan peralatan broadcast seperti Digital Betacam dan HD Cam?</w:t>
-      </w:r>
-    </w:p>
-    <w:p>
-      <w:r>
-        <w:rPr>
-          <w:rFonts w:ascii="Arial" w:hAnsi="Arial"/>
-          <w:b w:val="0"/>
-        </w:rPr>
-        <w:t>A. Berhati-hati dan mematuhi kaedah pengendalian selamat.</w:t>
-      </w:r>
-    </w:p>
-    <w:p>
-      <w:r>
-        <w:rPr>
-          <w:rFonts w:ascii="Arial" w:hAnsi="Arial"/>
-          <w:b w:val="0"/>
-        </w:rPr>
-        <w:t>B. Mengendalikan peralatan tanpa latihan.</w:t>
-      </w:r>
-    </w:p>
-    <w:p>
-      <w:r>
-        <w:rPr>
-          <w:rFonts w:ascii="Arial" w:hAnsi="Arial"/>
-          <w:b w:val="0"/>
-        </w:rPr>
-        <w:t>C. Mengabaikan prosedur keselamatan untuk menjimatkan masa.</w:t>
-      </w:r>
-    </w:p>
-    <w:p>
-      <w:r>
-        <w:rPr>
-          <w:rFonts w:ascii="Arial" w:hAnsi="Arial"/>
-          <w:b w:val="0"/>
-        </w:rPr>
-        <w:t>D. Membiarkan peralatan tanpa penyeliaan.</w:t>
-      </w:r>
-    </w:p>
-    <w:p/>
-    <w:p>
-      <w:r>
-        <w:rPr>
-          <w:rFonts w:ascii="Arial" w:hAnsi="Arial"/>
-          <w:b/>
-        </w:rPr>
-        <w:t>Soalan WA4 — Arrange scenes to respected bins</w:t>
-      </w:r>
-    </w:p>
-    <w:p>
-      <w:r>
-        <w:rPr>
-          <w:rFonts w:ascii="Arial" w:hAnsi="Arial"/>
-          <w:b/>
-        </w:rPr>
-        <w:t>✅ 16. SOALAN TAHAP TINGGI — KONSTRUK PROSEDUR</w:t>
-      </w:r>
-    </w:p>
-    <w:p>
-      <w:r>
-        <w:rPr>
-          <w:rFonts w:ascii="Arial" w:hAnsi="Arial"/>
-          <w:b w:val="0"/>
-        </w:rPr>
-        <w:t>Susun turutan langkah yang betul bagi Editor menyusun scene ke dalam bin yang berkaitan.</w:t>
-      </w:r>
-    </w:p>
-    <w:p>
-      <w:r>
-        <w:rPr>
-          <w:rFonts w:ascii="Arial" w:hAnsi="Arial"/>
-          <w:b w:val="0"/>
-        </w:rPr>
-        <w:t>I. Mengenal pasti turutan scene mengikut skrip atau lokasi penggambaran.</w:t>
-      </w:r>
-    </w:p>
-    <w:p>
-      <w:r>
-        <w:rPr>
-          <w:rFonts w:ascii="Arial" w:hAnsi="Arial"/>
-          <w:b w:val="0"/>
-        </w:rPr>
-        <w:t>II. Memilih hanya good take (rujuk WA1) untuk dimasukkan ke bin utama.</w:t>
-      </w:r>
-    </w:p>
-    <w:p>
-      <w:r>
-        <w:rPr>
-          <w:rFonts w:ascii="Arial" w:hAnsi="Arial"/>
-          <w:b w:val="0"/>
-        </w:rPr>
-        <w:t>III. Mencipta bin dengan label yang konsisten mengikut konvensyen penamaan.</w:t>
-      </w:r>
-    </w:p>
-    <w:p>
-      <w:r>
-        <w:rPr>
-          <w:rFonts w:ascii="Arial" w:hAnsi="Arial"/>
-          <w:b w:val="0"/>
-        </w:rPr>
-        <w:t>IV. Menyusun data filing dan membentangkan senarai bin kepada Producer.</w:t>
-      </w:r>
-    </w:p>
-    <w:p>
-      <w:r>
-        <w:rPr>
-          <w:rFonts w:ascii="Arial" w:hAnsi="Arial"/>
-          <w:b w:val="0"/>
-        </w:rPr>
-        <w:t>A. I, II, III, dan IV.</w:t>
-      </w:r>
-    </w:p>
-    <w:p>
-      <w:r>
-        <w:rPr>
-          <w:rFonts w:ascii="Arial" w:hAnsi="Arial"/>
-          <w:b w:val="0"/>
-        </w:rPr>
-        <w:t>B. II, I, III, dan IV.</w:t>
-      </w:r>
-    </w:p>
-    <w:p>
-      <w:r>
-        <w:rPr>
-          <w:rFonts w:ascii="Arial" w:hAnsi="Arial"/>
-          <w:b w:val="0"/>
-        </w:rPr>
-        <w:t>C. I, III, II, dan IV.</w:t>
-      </w:r>
-    </w:p>
-    <w:p>
-      <w:r>
-        <w:rPr>
-          <w:rFonts w:ascii="Arial" w:hAnsi="Arial"/>
-          <w:b w:val="0"/>
-        </w:rPr>
-        <w:t>D. III, I, II, dan IV.</w:t>
-      </w:r>
-    </w:p>
-    <w:p/>
-    <w:p>
-      <w:r>
-        <w:rPr>
-          <w:rFonts w:ascii="Arial" w:hAnsi="Arial"/>
-          <w:b/>
-        </w:rPr>
-        <w:t>✅ 17. SOALAN TAHAP SEDERHANA — KONSTRUK PROSEDUR</w:t>
-      </w:r>
-    </w:p>
-    <w:p>
-      <w:r>
-        <w:rPr>
-          <w:rFonts w:ascii="Arial" w:hAnsi="Arial"/>
-          <w:b w:val="0"/>
-        </w:rPr>
-        <w:t>Apakah kaedah penyelarasan scene yang paling sesuai bagi produksi berskala besar di mana beberapa scene ditembak pada hari/lokasi yang sama walaupun tidak berturutan dalam naratif akhir?</w:t>
-      </w:r>
-    </w:p>
-    <w:p>
-      <w:r>
-        <w:rPr>
-          <w:rFonts w:ascii="Arial" w:hAnsi="Arial"/>
-          <w:b w:val="0"/>
-        </w:rPr>
-        <w:t>A. Mengikut nombor scene skrip.</w:t>
-      </w:r>
-    </w:p>
-    <w:p>
-      <w:r>
-        <w:rPr>
-          <w:rFonts w:ascii="Arial" w:hAnsi="Arial"/>
-          <w:b w:val="0"/>
-        </w:rPr>
-        <w:t>B. Mengikut lokasi/hari penggambaran.</w:t>
-      </w:r>
-    </w:p>
-    <w:p>
-      <w:r>
-        <w:rPr>
-          <w:rFonts w:ascii="Arial" w:hAnsi="Arial"/>
-          <w:b w:val="0"/>
-        </w:rPr>
-        <w:t>C. Mengikut kategori kandungan sahaja.</w:t>
-      </w:r>
-    </w:p>
-    <w:p>
-      <w:r>
-        <w:rPr>
-          <w:rFonts w:ascii="Arial" w:hAnsi="Arial"/>
-          <w:b w:val="0"/>
-        </w:rPr>
-        <w:t>D. Mengikut abjad nama pelakon.</w:t>
-      </w:r>
-    </w:p>
-    <w:p/>
-    <w:p>
-      <w:r>
-        <w:rPr>
-          <w:rFonts w:ascii="Arial" w:hAnsi="Arial"/>
-          <w:b/>
-        </w:rPr>
-        <w:t>✅ 18. SOALAN TAHAP SEDERHANA — KONSTRUK FAKTA-TEORI</w:t>
-      </w:r>
-    </w:p>
-    <w:p>
-      <w:r>
-        <w:rPr>
-          <w:rFonts w:ascii="Arial" w:hAnsi="Arial"/>
-          <w:b w:val="0"/>
-        </w:rPr>
-        <w:t>Mengapakah pelabelan bin yang generik seperti "Bin 1" dan "Bin 2" dianggap amalan yang tidak baik?</w:t>
-      </w:r>
-    </w:p>
-    <w:p>
-      <w:r>
-        <w:rPr>
-          <w:rFonts w:ascii="Arial" w:hAnsi="Arial"/>
-          <w:b w:val="0"/>
-        </w:rPr>
-        <w:t>A. Ia menyukarkan pengenalpastian kandungan bin dengan pantas.</w:t>
-      </w:r>
-    </w:p>
-    <w:p>
-      <w:r>
-        <w:rPr>
-          <w:rFonts w:ascii="Arial" w:hAnsi="Arial"/>
-          <w:b w:val="0"/>
-        </w:rPr>
-        <w:t>B. Ia menjimatkan ruang storan komputer.</w:t>
-      </w:r>
-    </w:p>
-    <w:p>
-      <w:r>
-        <w:rPr>
-          <w:rFonts w:ascii="Arial" w:hAnsi="Arial"/>
-          <w:b w:val="0"/>
-        </w:rPr>
-        <w:t>C. Ia mempercepatkan proses rendering.</w:t>
-      </w:r>
-    </w:p>
-    <w:p>
-      <w:r>
-        <w:rPr>
-          <w:rFonts w:ascii="Arial" w:hAnsi="Arial"/>
-          <w:b w:val="0"/>
-        </w:rPr>
-        <w:t>D. Ia diwajibkan oleh semua perisian NLE.</w:t>
-      </w:r>
-    </w:p>
-    <w:p/>
-    <w:p>
-      <w:r>
-        <w:rPr>
-          <w:rFonts w:ascii="Arial" w:hAnsi="Arial"/>
-          <w:b/>
-        </w:rPr>
-        <w:t>✅ 19. SOALAN TAHAP RENDAH — KONSTRUK FAKTA-TEORI</w:t>
-      </w:r>
-    </w:p>
-    <w:p>
-      <w:r>
-        <w:rPr>
-          <w:rFonts w:ascii="Arial" w:hAnsi="Arial"/>
-          <w:b w:val="0"/>
-        </w:rPr>
-        <w:t>Apakah fungsi bin dalam perisian NLE seperti Adobe Premiere Pro atau Avid Media Composer?</w:t>
-      </w:r>
-    </w:p>
-    <w:p>
-      <w:r>
-        <w:rPr>
-          <w:rFonts w:ascii="Arial" w:hAnsi="Arial"/>
-          <w:b w:val="0"/>
-        </w:rPr>
-        <w:t>A. Merakam footage baharu secara terus.</w:t>
-      </w:r>
-    </w:p>
-    <w:p>
-      <w:r>
-        <w:rPr>
-          <w:rFonts w:ascii="Arial" w:hAnsi="Arial"/>
-          <w:b w:val="0"/>
-        </w:rPr>
-        <w:t>B. Mengelola dan menyusun bahan media tanpa memindahkan lokasi fail sebenar.</w:t>
-      </w:r>
-    </w:p>
-    <w:p>
-      <w:r>
-        <w:rPr>
-          <w:rFonts w:ascii="Arial" w:hAnsi="Arial"/>
-          <w:b w:val="0"/>
-        </w:rPr>
-        <w:t>C. Menukar format video kepada audio.</w:t>
-      </w:r>
-    </w:p>
-    <w:p>
-      <w:r>
-        <w:rPr>
-          <w:rFonts w:ascii="Arial" w:hAnsi="Arial"/>
-          <w:b w:val="0"/>
-        </w:rPr>
-        <w:t>D. Menghasilkan sarikata secara automatik.</w:t>
-      </w:r>
-    </w:p>
-    <w:p/>
-    <w:p>
-      <w:r>
-        <w:rPr>
-          <w:rFonts w:ascii="Arial" w:hAnsi="Arial"/>
-          <w:b/>
-        </w:rPr>
-        <w:t>✅ 20. SOALAN TAHAP RENDAH — KONSTRUK SIKAP-KESELAMATAN-PERSEKITARAN</w:t>
-      </w:r>
-    </w:p>
-    <w:p>
-      <w:r>
-        <w:rPr>
-          <w:rFonts w:ascii="Arial" w:hAnsi="Arial"/>
-          <w:b w:val="0"/>
-        </w:rPr>
-        <w:t>Apakah sikap yang perlu diamalkan oleh Editor semasa menyusun dan melabelkan bin projek?</w:t>
-      </w:r>
-    </w:p>
-    <w:p>
-      <w:r>
-        <w:rPr>
-          <w:rFonts w:ascii="Arial" w:hAnsi="Arial"/>
-          <w:b w:val="0"/>
-        </w:rPr>
-        <w:t>A. Mengasingkan shot secara sembarangan tanpa label.</w:t>
-      </w:r>
-    </w:p>
-    <w:p>
-      <w:r>
-        <w:rPr>
-          <w:rFonts w:ascii="Arial" w:hAnsi="Arial"/>
-          <w:b w:val="0"/>
-        </w:rPr>
-        <w:t>B. Melabel dan menyusun bin dengan kemas dan konsisten.</w:t>
-      </w:r>
-    </w:p>
-    <w:p>
-      <w:r>
-        <w:rPr>
-          <w:rFonts w:ascii="Arial" w:hAnsi="Arial"/>
-          <w:b w:val="0"/>
-        </w:rPr>
-        <w:t>C. Menggunakan nama generik seperti "Bin 1" untuk semua bin.</w:t>
-      </w:r>
-    </w:p>
-    <w:p>
-      <w:r>
-        <w:rPr>
-          <w:rFonts w:ascii="Arial" w:hAnsi="Arial"/>
-          <w:b w:val="0"/>
-        </w:rPr>
-        <w:t>D. Membiarkan bin tidak tersusun sehingga akhir projek.</w:t>
-      </w:r>
-    </w:p>
-    <w:p/>
-    <w:p>
-      <w:r>
-        <w:br w:type="page"/>
-      </w:r>
-    </w:p>
-    <w:p>
-      <w:r>
-        <w:rPr>
-          <w:rFonts w:ascii="Arial" w:hAnsi="Arial"/>
-          <w:b/>
+          <w:color w:val="000000"/>
+          <w:sz w:val="24"/>
         </w:rPr>
         <w:t>BAHAGIAN B — SKEMA JAWAPAN</w:t>
       </w:r>
@@ -3200,6 +4307,7 @@
       <w:tblPr>
         <w:tblStyle w:val="TableGrid"/>
         <w:tblW w:type="auto" w:w="0"/>
+        <w:tblLayout w:type="autofit"/>
         <w:tblLook w:firstColumn="1" w:firstRow="1" w:lastColumn="0" w:lastRow="0" w:noHBand="0" w:noVBand="1" w:val="04A0"/>
       </w:tblPr>
       <w:tblGrid>
@@ -3208,12 +4316,29 @@
         <w:gridCol w:w="3024"/>
       </w:tblGrid>
       <w:tr>
+        <w:trPr>
+          <w:tblHeader w:val="true"/>
+          <w:cantSplit w:val="true"/>
+        </w:trPr>
         <w:tc>
           <w:tcPr>
             <w:tcW w:type="dxa" w:w="3024"/>
-          </w:tcPr>
-          <w:p>
-            <w:r>
+            <w:tcMar>
+              <w:top w:w="57" w:type="dxa"/>
+              <w:left w:w="57" w:type="dxa"/>
+              <w:bottom w:w="57" w:type="dxa"/>
+              <w:right w:w="57" w:type="dxa"/>
+            </w:tcMar>
+            <w:shd w:val="clear" w:color="auto" w:fill="D9D9D9"/>
+          </w:tcPr>
+          <w:p>
+            <w:r>
+              <w:rPr>
+                <w:rFonts w:ascii="Arial" w:hAnsi="Arial" w:cs="Arial"/>
+                <w:b/>
+                <w:color w:val="000000"/>
+                <w:sz w:val="20"/>
+              </w:rPr>
               <w:t>No</w:t>
             </w:r>
           </w:p>
@@ -3221,9 +4346,22 @@
         <w:tc>
           <w:tcPr>
             <w:tcW w:type="dxa" w:w="3024"/>
-          </w:tcPr>
-          <w:p>
-            <w:r>
+            <w:tcMar>
+              <w:top w:w="57" w:type="dxa"/>
+              <w:left w:w="57" w:type="dxa"/>
+              <w:bottom w:w="57" w:type="dxa"/>
+              <w:right w:w="57" w:type="dxa"/>
+            </w:tcMar>
+            <w:shd w:val="clear" w:color="auto" w:fill="D9D9D9"/>
+          </w:tcPr>
+          <w:p>
+            <w:r>
+              <w:rPr>
+                <w:rFonts w:ascii="Arial" w:hAnsi="Arial" w:cs="Arial"/>
+                <w:b/>
+                <w:color w:val="000000"/>
+                <w:sz w:val="20"/>
+              </w:rPr>
               <w:t>Jawapan</w:t>
             </w:r>
           </w:p>
@@ -3231,21 +4369,48 @@
         <w:tc>
           <w:tcPr>
             <w:tcW w:type="dxa" w:w="3024"/>
-          </w:tcPr>
-          <w:p>
-            <w:r>
+            <w:tcMar>
+              <w:top w:w="57" w:type="dxa"/>
+              <w:left w:w="57" w:type="dxa"/>
+              <w:bottom w:w="57" w:type="dxa"/>
+              <w:right w:w="57" w:type="dxa"/>
+            </w:tcMar>
+            <w:shd w:val="clear" w:color="auto" w:fill="D9D9D9"/>
+          </w:tcPr>
+          <w:p>
+            <w:r>
+              <w:rPr>
+                <w:rFonts w:ascii="Arial" w:hAnsi="Arial" w:cs="Arial"/>
+                <w:b/>
+                <w:color w:val="000000"/>
+                <w:sz w:val="20"/>
+              </w:rPr>
               <w:t>Rujukan</w:t>
             </w:r>
           </w:p>
         </w:tc>
       </w:tr>
       <w:tr>
+        <w:trPr>
+          <w:cantSplit w:val="true"/>
+        </w:trPr>
         <w:tc>
           <w:tcPr>
             <w:tcW w:type="dxa" w:w="3024"/>
-          </w:tcPr>
-          <w:p>
-            <w:r>
+            <w:tcMar>
+              <w:top w:w="57" w:type="dxa"/>
+              <w:left w:w="57" w:type="dxa"/>
+              <w:bottom w:w="57" w:type="dxa"/>
+              <w:right w:w="57" w:type="dxa"/>
+            </w:tcMar>
+          </w:tcPr>
+          <w:p>
+            <w:r>
+              <w:rPr>
+                <w:rFonts w:ascii="Arial" w:hAnsi="Arial" w:cs="Arial"/>
+                <w:color w:val="000000"/>
+                <w:sz w:val="20"/>
+              </w:rPr>
               <w:t>1</w:t>
             </w:r>
           </w:p>
@@ -3253,9 +4418,20 @@
         <w:tc>
           <w:tcPr>
             <w:tcW w:type="dxa" w:w="3024"/>
-          </w:tcPr>
-          <w:p>
-            <w:r>
+            <w:tcMar>
+              <w:top w:w="57" w:type="dxa"/>
+              <w:left w:w="57" w:type="dxa"/>
+              <w:bottom w:w="57" w:type="dxa"/>
+              <w:right w:w="57" w:type="dxa"/>
+            </w:tcMar>
+          </w:tcPr>
+          <w:p>
+            <w:r>
+              <w:rPr>
+                <w:rFonts w:ascii="Arial" w:hAnsi="Arial" w:cs="Arial"/>
+                <w:color w:val="000000"/>
+                <w:sz w:val="20"/>
+              </w:rPr>
               <w:t>A</w:t>
             </w:r>
           </w:p>
@@ -3263,21 +4439,46 @@
         <w:tc>
           <w:tcPr>
             <w:tcW w:type="dxa" w:w="3024"/>
-          </w:tcPr>
-          <w:p>
-            <w:r>
+            <w:tcMar>
+              <w:top w:w="57" w:type="dxa"/>
+              <w:left w:w="57" w:type="dxa"/>
+              <w:bottom w:w="57" w:type="dxa"/>
+              <w:right w:w="57" w:type="dxa"/>
+            </w:tcMar>
+          </w:tcPr>
+          <w:p>
+            <w:r>
+              <w:rPr>
+                <w:rFonts w:ascii="Arial" w:hAnsi="Arial" w:cs="Arial"/>
+                <w:color w:val="000000"/>
+                <w:sz w:val="20"/>
+              </w:rPr>
               <w:t>Nota C02-W01, Bab 1–4</w:t>
             </w:r>
           </w:p>
         </w:tc>
       </w:tr>
       <w:tr>
+        <w:trPr>
+          <w:cantSplit w:val="true"/>
+        </w:trPr>
         <w:tc>
           <w:tcPr>
             <w:tcW w:type="dxa" w:w="3024"/>
-          </w:tcPr>
-          <w:p>
-            <w:r>
+            <w:tcMar>
+              <w:top w:w="57" w:type="dxa"/>
+              <w:left w:w="57" w:type="dxa"/>
+              <w:bottom w:w="57" w:type="dxa"/>
+              <w:right w:w="57" w:type="dxa"/>
+            </w:tcMar>
+          </w:tcPr>
+          <w:p>
+            <w:r>
+              <w:rPr>
+                <w:rFonts w:ascii="Arial" w:hAnsi="Arial" w:cs="Arial"/>
+                <w:color w:val="000000"/>
+                <w:sz w:val="20"/>
+              </w:rPr>
               <w:t>2</w:t>
             </w:r>
           </w:p>
@@ -3285,9 +4486,20 @@
         <w:tc>
           <w:tcPr>
             <w:tcW w:type="dxa" w:w="3024"/>
-          </w:tcPr>
-          <w:p>
-            <w:r>
+            <w:tcMar>
+              <w:top w:w="57" w:type="dxa"/>
+              <w:left w:w="57" w:type="dxa"/>
+              <w:bottom w:w="57" w:type="dxa"/>
+              <w:right w:w="57" w:type="dxa"/>
+            </w:tcMar>
+          </w:tcPr>
+          <w:p>
+            <w:r>
+              <w:rPr>
+                <w:rFonts w:ascii="Arial" w:hAnsi="Arial" w:cs="Arial"/>
+                <w:color w:val="000000"/>
+                <w:sz w:val="20"/>
+              </w:rPr>
               <w:t>B</w:t>
             </w:r>
           </w:p>
@@ -3295,21 +4507,46 @@
         <w:tc>
           <w:tcPr>
             <w:tcW w:type="dxa" w:w="3024"/>
-          </w:tcPr>
-          <w:p>
-            <w:r>
+            <w:tcMar>
+              <w:top w:w="57" w:type="dxa"/>
+              <w:left w:w="57" w:type="dxa"/>
+              <w:bottom w:w="57" w:type="dxa"/>
+              <w:right w:w="57" w:type="dxa"/>
+            </w:tcMar>
+          </w:tcPr>
+          <w:p>
+            <w:r>
+              <w:rPr>
+                <w:rFonts w:ascii="Arial" w:hAnsi="Arial" w:cs="Arial"/>
+                <w:color w:val="000000"/>
+                <w:sz w:val="20"/>
+              </w:rPr>
               <w:t>Nota C02-W01, Bab 3</w:t>
             </w:r>
           </w:p>
         </w:tc>
       </w:tr>
       <w:tr>
+        <w:trPr>
+          <w:cantSplit w:val="true"/>
+        </w:trPr>
         <w:tc>
           <w:tcPr>
             <w:tcW w:type="dxa" w:w="3024"/>
-          </w:tcPr>
-          <w:p>
-            <w:r>
+            <w:tcMar>
+              <w:top w:w="57" w:type="dxa"/>
+              <w:left w:w="57" w:type="dxa"/>
+              <w:bottom w:w="57" w:type="dxa"/>
+              <w:right w:w="57" w:type="dxa"/>
+            </w:tcMar>
+          </w:tcPr>
+          <w:p>
+            <w:r>
+              <w:rPr>
+                <w:rFonts w:ascii="Arial" w:hAnsi="Arial" w:cs="Arial"/>
+                <w:color w:val="000000"/>
+                <w:sz w:val="20"/>
+              </w:rPr>
               <w:t>3</w:t>
             </w:r>
           </w:p>
@@ -3317,9 +4554,20 @@
         <w:tc>
           <w:tcPr>
             <w:tcW w:type="dxa" w:w="3024"/>
-          </w:tcPr>
-          <w:p>
-            <w:r>
+            <w:tcMar>
+              <w:top w:w="57" w:type="dxa"/>
+              <w:left w:w="57" w:type="dxa"/>
+              <w:bottom w:w="57" w:type="dxa"/>
+              <w:right w:w="57" w:type="dxa"/>
+            </w:tcMar>
+          </w:tcPr>
+          <w:p>
+            <w:r>
+              <w:rPr>
+                <w:rFonts w:ascii="Arial" w:hAnsi="Arial" w:cs="Arial"/>
+                <w:color w:val="000000"/>
+                <w:sz w:val="20"/>
+              </w:rPr>
               <w:t>B</w:t>
             </w:r>
           </w:p>
@@ -3327,21 +4575,46 @@
         <w:tc>
           <w:tcPr>
             <w:tcW w:type="dxa" w:w="3024"/>
-          </w:tcPr>
-          <w:p>
-            <w:r>
+            <w:tcMar>
+              <w:top w:w="57" w:type="dxa"/>
+              <w:left w:w="57" w:type="dxa"/>
+              <w:bottom w:w="57" w:type="dxa"/>
+              <w:right w:w="57" w:type="dxa"/>
+            </w:tcMar>
+          </w:tcPr>
+          <w:p>
+            <w:r>
+              <w:rPr>
+                <w:rFonts w:ascii="Arial" w:hAnsi="Arial" w:cs="Arial"/>
+                <w:color w:val="000000"/>
+                <w:sz w:val="20"/>
+              </w:rPr>
               <w:t>Nota C02-W01, Bab 2</w:t>
             </w:r>
           </w:p>
         </w:tc>
       </w:tr>
       <w:tr>
+        <w:trPr>
+          <w:cantSplit w:val="true"/>
+        </w:trPr>
         <w:tc>
           <w:tcPr>
             <w:tcW w:type="dxa" w:w="3024"/>
-          </w:tcPr>
-          <w:p>
-            <w:r>
+            <w:tcMar>
+              <w:top w:w="57" w:type="dxa"/>
+              <w:left w:w="57" w:type="dxa"/>
+              <w:bottom w:w="57" w:type="dxa"/>
+              <w:right w:w="57" w:type="dxa"/>
+            </w:tcMar>
+          </w:tcPr>
+          <w:p>
+            <w:r>
+              <w:rPr>
+                <w:rFonts w:ascii="Arial" w:hAnsi="Arial" w:cs="Arial"/>
+                <w:color w:val="000000"/>
+                <w:sz w:val="20"/>
+              </w:rPr>
               <w:t>4</w:t>
             </w:r>
           </w:p>
@@ -3349,9 +4622,20 @@
         <w:tc>
           <w:tcPr>
             <w:tcW w:type="dxa" w:w="3024"/>
-          </w:tcPr>
-          <w:p>
-            <w:r>
+            <w:tcMar>
+              <w:top w:w="57" w:type="dxa"/>
+              <w:left w:w="57" w:type="dxa"/>
+              <w:bottom w:w="57" w:type="dxa"/>
+              <w:right w:w="57" w:type="dxa"/>
+            </w:tcMar>
+          </w:tcPr>
+          <w:p>
+            <w:r>
+              <w:rPr>
+                <w:rFonts w:ascii="Arial" w:hAnsi="Arial" w:cs="Arial"/>
+                <w:color w:val="000000"/>
+                <w:sz w:val="20"/>
+              </w:rPr>
               <w:t>A</w:t>
             </w:r>
           </w:p>
@@ -3359,21 +4643,46 @@
         <w:tc>
           <w:tcPr>
             <w:tcW w:type="dxa" w:w="3024"/>
-          </w:tcPr>
-          <w:p>
-            <w:r>
+            <w:tcMar>
+              <w:top w:w="57" w:type="dxa"/>
+              <w:left w:w="57" w:type="dxa"/>
+              <w:bottom w:w="57" w:type="dxa"/>
+              <w:right w:w="57" w:type="dxa"/>
+            </w:tcMar>
+          </w:tcPr>
+          <w:p>
+            <w:r>
+              <w:rPr>
+                <w:rFonts w:ascii="Arial" w:hAnsi="Arial" w:cs="Arial"/>
+                <w:color w:val="000000"/>
+                <w:sz w:val="20"/>
+              </w:rPr>
               <w:t>Nota C02-W01, Bab 2</w:t>
             </w:r>
           </w:p>
         </w:tc>
       </w:tr>
       <w:tr>
+        <w:trPr>
+          <w:cantSplit w:val="true"/>
+        </w:trPr>
         <w:tc>
           <w:tcPr>
             <w:tcW w:type="dxa" w:w="3024"/>
-          </w:tcPr>
-          <w:p>
-            <w:r>
+            <w:tcMar>
+              <w:top w:w="57" w:type="dxa"/>
+              <w:left w:w="57" w:type="dxa"/>
+              <w:bottom w:w="57" w:type="dxa"/>
+              <w:right w:w="57" w:type="dxa"/>
+            </w:tcMar>
+          </w:tcPr>
+          <w:p>
+            <w:r>
+              <w:rPr>
+                <w:rFonts w:ascii="Arial" w:hAnsi="Arial" w:cs="Arial"/>
+                <w:color w:val="000000"/>
+                <w:sz w:val="20"/>
+              </w:rPr>
               <w:t>5</w:t>
             </w:r>
           </w:p>
@@ -3381,9 +4690,20 @@
         <w:tc>
           <w:tcPr>
             <w:tcW w:type="dxa" w:w="3024"/>
-          </w:tcPr>
-          <w:p>
-            <w:r>
+            <w:tcMar>
+              <w:top w:w="57" w:type="dxa"/>
+              <w:left w:w="57" w:type="dxa"/>
+              <w:bottom w:w="57" w:type="dxa"/>
+              <w:right w:w="57" w:type="dxa"/>
+            </w:tcMar>
+          </w:tcPr>
+          <w:p>
+            <w:r>
+              <w:rPr>
+                <w:rFonts w:ascii="Arial" w:hAnsi="Arial" w:cs="Arial"/>
+                <w:color w:val="000000"/>
+                <w:sz w:val="20"/>
+              </w:rPr>
               <w:t>C</w:t>
             </w:r>
           </w:p>
@@ -3391,21 +4711,46 @@
         <w:tc>
           <w:tcPr>
             <w:tcW w:type="dxa" w:w="3024"/>
-          </w:tcPr>
-          <w:p>
-            <w:r>
+            <w:tcMar>
+              <w:top w:w="57" w:type="dxa"/>
+              <w:left w:w="57" w:type="dxa"/>
+              <w:bottom w:w="57" w:type="dxa"/>
+              <w:right w:w="57" w:type="dxa"/>
+            </w:tcMar>
+          </w:tcPr>
+          <w:p>
+            <w:r>
+              <w:rPr>
+                <w:rFonts w:ascii="Arial" w:hAnsi="Arial" w:cs="Arial"/>
+                <w:color w:val="000000"/>
+                <w:sz w:val="20"/>
+              </w:rPr>
               <w:t>00-noss-extract.md §6.2 WA1 Attitude/Safety/Environmental</w:t>
             </w:r>
           </w:p>
         </w:tc>
       </w:tr>
       <w:tr>
+        <w:trPr>
+          <w:cantSplit w:val="true"/>
+        </w:trPr>
         <w:tc>
           <w:tcPr>
             <w:tcW w:type="dxa" w:w="3024"/>
-          </w:tcPr>
-          <w:p>
-            <w:r>
+            <w:tcMar>
+              <w:top w:w="57" w:type="dxa"/>
+              <w:left w:w="57" w:type="dxa"/>
+              <w:bottom w:w="57" w:type="dxa"/>
+              <w:right w:w="57" w:type="dxa"/>
+            </w:tcMar>
+          </w:tcPr>
+          <w:p>
+            <w:r>
+              <w:rPr>
+                <w:rFonts w:ascii="Arial" w:hAnsi="Arial" w:cs="Arial"/>
+                <w:color w:val="000000"/>
+                <w:sz w:val="20"/>
+              </w:rPr>
               <w:t>6</w:t>
             </w:r>
           </w:p>
@@ -3413,9 +4758,20 @@
         <w:tc>
           <w:tcPr>
             <w:tcW w:type="dxa" w:w="3024"/>
-          </w:tcPr>
-          <w:p>
-            <w:r>
+            <w:tcMar>
+              <w:top w:w="57" w:type="dxa"/>
+              <w:left w:w="57" w:type="dxa"/>
+              <w:bottom w:w="57" w:type="dxa"/>
+              <w:right w:w="57" w:type="dxa"/>
+            </w:tcMar>
+          </w:tcPr>
+          <w:p>
+            <w:r>
+              <w:rPr>
+                <w:rFonts w:ascii="Arial" w:hAnsi="Arial" w:cs="Arial"/>
+                <w:color w:val="000000"/>
+                <w:sz w:val="20"/>
+              </w:rPr>
               <w:t>A</w:t>
             </w:r>
           </w:p>
@@ -3423,21 +4779,46 @@
         <w:tc>
           <w:tcPr>
             <w:tcW w:type="dxa" w:w="3024"/>
-          </w:tcPr>
-          <w:p>
-            <w:r>
+            <w:tcMar>
+              <w:top w:w="57" w:type="dxa"/>
+              <w:left w:w="57" w:type="dxa"/>
+              <w:bottom w:w="57" w:type="dxa"/>
+              <w:right w:w="57" w:type="dxa"/>
+            </w:tcMar>
+          </w:tcPr>
+          <w:p>
+            <w:r>
+              <w:rPr>
+                <w:rFonts w:ascii="Arial" w:hAnsi="Arial" w:cs="Arial"/>
+                <w:color w:val="000000"/>
+                <w:sz w:val="20"/>
+              </w:rPr>
               <w:t>Nota C02-W02, Bab 1</w:t>
             </w:r>
           </w:p>
         </w:tc>
       </w:tr>
       <w:tr>
+        <w:trPr>
+          <w:cantSplit w:val="true"/>
+        </w:trPr>
         <w:tc>
           <w:tcPr>
             <w:tcW w:type="dxa" w:w="3024"/>
-          </w:tcPr>
-          <w:p>
-            <w:r>
+            <w:tcMar>
+              <w:top w:w="57" w:type="dxa"/>
+              <w:left w:w="57" w:type="dxa"/>
+              <w:bottom w:w="57" w:type="dxa"/>
+              <w:right w:w="57" w:type="dxa"/>
+            </w:tcMar>
+          </w:tcPr>
+          <w:p>
+            <w:r>
+              <w:rPr>
+                <w:rFonts w:ascii="Arial" w:hAnsi="Arial" w:cs="Arial"/>
+                <w:color w:val="000000"/>
+                <w:sz w:val="20"/>
+              </w:rPr>
               <w:t>7</w:t>
             </w:r>
           </w:p>
@@ -3445,9 +4826,20 @@
         <w:tc>
           <w:tcPr>
             <w:tcW w:type="dxa" w:w="3024"/>
-          </w:tcPr>
-          <w:p>
-            <w:r>
+            <w:tcMar>
+              <w:top w:w="57" w:type="dxa"/>
+              <w:left w:w="57" w:type="dxa"/>
+              <w:bottom w:w="57" w:type="dxa"/>
+              <w:right w:w="57" w:type="dxa"/>
+            </w:tcMar>
+          </w:tcPr>
+          <w:p>
+            <w:r>
+              <w:rPr>
+                <w:rFonts w:ascii="Arial" w:hAnsi="Arial" w:cs="Arial"/>
+                <w:color w:val="000000"/>
+                <w:sz w:val="20"/>
+              </w:rPr>
               <w:t>A</w:t>
             </w:r>
           </w:p>
@@ -3455,21 +4847,46 @@
         <w:tc>
           <w:tcPr>
             <w:tcW w:type="dxa" w:w="3024"/>
-          </w:tcPr>
-          <w:p>
-            <w:r>
+            <w:tcMar>
+              <w:top w:w="57" w:type="dxa"/>
+              <w:left w:w="57" w:type="dxa"/>
+              <w:bottom w:w="57" w:type="dxa"/>
+              <w:right w:w="57" w:type="dxa"/>
+            </w:tcMar>
+          </w:tcPr>
+          <w:p>
+            <w:r>
+              <w:rPr>
+                <w:rFonts w:ascii="Arial" w:hAnsi="Arial" w:cs="Arial"/>
+                <w:color w:val="000000"/>
+                <w:sz w:val="20"/>
+              </w:rPr>
               <w:t>Nota C02-W02, Bab 1</w:t>
             </w:r>
           </w:p>
         </w:tc>
       </w:tr>
       <w:tr>
+        <w:trPr>
+          <w:cantSplit w:val="true"/>
+        </w:trPr>
         <w:tc>
           <w:tcPr>
             <w:tcW w:type="dxa" w:w="3024"/>
-          </w:tcPr>
-          <w:p>
-            <w:r>
+            <w:tcMar>
+              <w:top w:w="57" w:type="dxa"/>
+              <w:left w:w="57" w:type="dxa"/>
+              <w:bottom w:w="57" w:type="dxa"/>
+              <w:right w:w="57" w:type="dxa"/>
+            </w:tcMar>
+          </w:tcPr>
+          <w:p>
+            <w:r>
+              <w:rPr>
+                <w:rFonts w:ascii="Arial" w:hAnsi="Arial" w:cs="Arial"/>
+                <w:color w:val="000000"/>
+                <w:sz w:val="20"/>
+              </w:rPr>
               <w:t>8</w:t>
             </w:r>
           </w:p>
@@ -3477,9 +4894,20 @@
         <w:tc>
           <w:tcPr>
             <w:tcW w:type="dxa" w:w="3024"/>
-          </w:tcPr>
-          <w:p>
-            <w:r>
+            <w:tcMar>
+              <w:top w:w="57" w:type="dxa"/>
+              <w:left w:w="57" w:type="dxa"/>
+              <w:bottom w:w="57" w:type="dxa"/>
+              <w:right w:w="57" w:type="dxa"/>
+            </w:tcMar>
+          </w:tcPr>
+          <w:p>
+            <w:r>
+              <w:rPr>
+                <w:rFonts w:ascii="Arial" w:hAnsi="Arial" w:cs="Arial"/>
+                <w:color w:val="000000"/>
+                <w:sz w:val="20"/>
+              </w:rPr>
               <w:t>B</w:t>
             </w:r>
           </w:p>
@@ -3487,21 +4915,46 @@
         <w:tc>
           <w:tcPr>
             <w:tcW w:type="dxa" w:w="3024"/>
-          </w:tcPr>
-          <w:p>
-            <w:r>
+            <w:tcMar>
+              <w:top w:w="57" w:type="dxa"/>
+              <w:left w:w="57" w:type="dxa"/>
+              <w:bottom w:w="57" w:type="dxa"/>
+              <w:right w:w="57" w:type="dxa"/>
+            </w:tcMar>
+          </w:tcPr>
+          <w:p>
+            <w:r>
+              <w:rPr>
+                <w:rFonts w:ascii="Arial" w:hAnsi="Arial" w:cs="Arial"/>
+                <w:color w:val="000000"/>
+                <w:sz w:val="20"/>
+              </w:rPr>
               <w:t>Nota C02-W02, Bab 2</w:t>
             </w:r>
           </w:p>
         </w:tc>
       </w:tr>
       <w:tr>
+        <w:trPr>
+          <w:cantSplit w:val="true"/>
+        </w:trPr>
         <w:tc>
           <w:tcPr>
             <w:tcW w:type="dxa" w:w="3024"/>
-          </w:tcPr>
-          <w:p>
-            <w:r>
+            <w:tcMar>
+              <w:top w:w="57" w:type="dxa"/>
+              <w:left w:w="57" w:type="dxa"/>
+              <w:bottom w:w="57" w:type="dxa"/>
+              <w:right w:w="57" w:type="dxa"/>
+            </w:tcMar>
+          </w:tcPr>
+          <w:p>
+            <w:r>
+              <w:rPr>
+                <w:rFonts w:ascii="Arial" w:hAnsi="Arial" w:cs="Arial"/>
+                <w:color w:val="000000"/>
+                <w:sz w:val="20"/>
+              </w:rPr>
               <w:t>9</w:t>
             </w:r>
           </w:p>
@@ -3509,9 +4962,20 @@
         <w:tc>
           <w:tcPr>
             <w:tcW w:type="dxa" w:w="3024"/>
-          </w:tcPr>
-          <w:p>
-            <w:r>
+            <w:tcMar>
+              <w:top w:w="57" w:type="dxa"/>
+              <w:left w:w="57" w:type="dxa"/>
+              <w:bottom w:w="57" w:type="dxa"/>
+              <w:right w:w="57" w:type="dxa"/>
+            </w:tcMar>
+          </w:tcPr>
+          <w:p>
+            <w:r>
+              <w:rPr>
+                <w:rFonts w:ascii="Arial" w:hAnsi="Arial" w:cs="Arial"/>
+                <w:color w:val="000000"/>
+                <w:sz w:val="20"/>
+              </w:rPr>
               <w:t>B</w:t>
             </w:r>
           </w:p>
@@ -3519,21 +4983,46 @@
         <w:tc>
           <w:tcPr>
             <w:tcW w:type="dxa" w:w="3024"/>
-          </w:tcPr>
-          <w:p>
-            <w:r>
+            <w:tcMar>
+              <w:top w:w="57" w:type="dxa"/>
+              <w:left w:w="57" w:type="dxa"/>
+              <w:bottom w:w="57" w:type="dxa"/>
+              <w:right w:w="57" w:type="dxa"/>
+            </w:tcMar>
+          </w:tcPr>
+          <w:p>
+            <w:r>
+              <w:rPr>
+                <w:rFonts w:ascii="Arial" w:hAnsi="Arial" w:cs="Arial"/>
+                <w:color w:val="000000"/>
+                <w:sz w:val="20"/>
+              </w:rPr>
               <w:t>Nota C02-W02, Bab 1</w:t>
             </w:r>
           </w:p>
         </w:tc>
       </w:tr>
       <w:tr>
+        <w:trPr>
+          <w:cantSplit w:val="true"/>
+        </w:trPr>
         <w:tc>
           <w:tcPr>
             <w:tcW w:type="dxa" w:w="3024"/>
-          </w:tcPr>
-          <w:p>
-            <w:r>
+            <w:tcMar>
+              <w:top w:w="57" w:type="dxa"/>
+              <w:left w:w="57" w:type="dxa"/>
+              <w:bottom w:w="57" w:type="dxa"/>
+              <w:right w:w="57" w:type="dxa"/>
+            </w:tcMar>
+          </w:tcPr>
+          <w:p>
+            <w:r>
+              <w:rPr>
+                <w:rFonts w:ascii="Arial" w:hAnsi="Arial" w:cs="Arial"/>
+                <w:color w:val="000000"/>
+                <w:sz w:val="20"/>
+              </w:rPr>
               <w:t>10</w:t>
             </w:r>
           </w:p>
@@ -3541,9 +5030,20 @@
         <w:tc>
           <w:tcPr>
             <w:tcW w:type="dxa" w:w="3024"/>
-          </w:tcPr>
-          <w:p>
-            <w:r>
+            <w:tcMar>
+              <w:top w:w="57" w:type="dxa"/>
+              <w:left w:w="57" w:type="dxa"/>
+              <w:bottom w:w="57" w:type="dxa"/>
+              <w:right w:w="57" w:type="dxa"/>
+            </w:tcMar>
+          </w:tcPr>
+          <w:p>
+            <w:r>
+              <w:rPr>
+                <w:rFonts w:ascii="Arial" w:hAnsi="Arial" w:cs="Arial"/>
+                <w:color w:val="000000"/>
+                <w:sz w:val="20"/>
+              </w:rPr>
               <w:t>B</w:t>
             </w:r>
           </w:p>
@@ -3551,21 +5051,46 @@
         <w:tc>
           <w:tcPr>
             <w:tcW w:type="dxa" w:w="3024"/>
-          </w:tcPr>
-          <w:p>
-            <w:r>
+            <w:tcMar>
+              <w:top w:w="57" w:type="dxa"/>
+              <w:left w:w="57" w:type="dxa"/>
+              <w:bottom w:w="57" w:type="dxa"/>
+              <w:right w:w="57" w:type="dxa"/>
+            </w:tcMar>
+          </w:tcPr>
+          <w:p>
+            <w:r>
+              <w:rPr>
+                <w:rFonts w:ascii="Arial" w:hAnsi="Arial" w:cs="Arial"/>
+                <w:color w:val="000000"/>
+                <w:sz w:val="20"/>
+              </w:rPr>
               <w:t>00-noss-extract.md §6.2 WA2 Attitude/Safety/Environmental</w:t>
             </w:r>
           </w:p>
         </w:tc>
       </w:tr>
       <w:tr>
+        <w:trPr>
+          <w:cantSplit w:val="true"/>
+        </w:trPr>
         <w:tc>
           <w:tcPr>
             <w:tcW w:type="dxa" w:w="3024"/>
-          </w:tcPr>
-          <w:p>
-            <w:r>
+            <w:tcMar>
+              <w:top w:w="57" w:type="dxa"/>
+              <w:left w:w="57" w:type="dxa"/>
+              <w:bottom w:w="57" w:type="dxa"/>
+              <w:right w:w="57" w:type="dxa"/>
+            </w:tcMar>
+          </w:tcPr>
+          <w:p>
+            <w:r>
+              <w:rPr>
+                <w:rFonts w:ascii="Arial" w:hAnsi="Arial" w:cs="Arial"/>
+                <w:color w:val="000000"/>
+                <w:sz w:val="20"/>
+              </w:rPr>
               <w:t>11</w:t>
             </w:r>
           </w:p>
@@ -3573,9 +5098,20 @@
         <w:tc>
           <w:tcPr>
             <w:tcW w:type="dxa" w:w="3024"/>
-          </w:tcPr>
-          <w:p>
-            <w:r>
+            <w:tcMar>
+              <w:top w:w="57" w:type="dxa"/>
+              <w:left w:w="57" w:type="dxa"/>
+              <w:bottom w:w="57" w:type="dxa"/>
+              <w:right w:w="57" w:type="dxa"/>
+            </w:tcMar>
+          </w:tcPr>
+          <w:p>
+            <w:r>
+              <w:rPr>
+                <w:rFonts w:ascii="Arial" w:hAnsi="Arial" w:cs="Arial"/>
+                <w:color w:val="000000"/>
+                <w:sz w:val="20"/>
+              </w:rPr>
               <w:t>A</w:t>
             </w:r>
           </w:p>
@@ -3583,21 +5119,46 @@
         <w:tc>
           <w:tcPr>
             <w:tcW w:type="dxa" w:w="3024"/>
-          </w:tcPr>
-          <w:p>
-            <w:r>
+            <w:tcMar>
+              <w:top w:w="57" w:type="dxa"/>
+              <w:left w:w="57" w:type="dxa"/>
+              <w:bottom w:w="57" w:type="dxa"/>
+              <w:right w:w="57" w:type="dxa"/>
+            </w:tcMar>
+          </w:tcPr>
+          <w:p>
+            <w:r>
+              <w:rPr>
+                <w:rFonts w:ascii="Arial" w:hAnsi="Arial" w:cs="Arial"/>
+                <w:color w:val="000000"/>
+                <w:sz w:val="20"/>
+              </w:rPr>
               <w:t>Nota C02-W03, Bab 3–6</w:t>
             </w:r>
           </w:p>
         </w:tc>
       </w:tr>
       <w:tr>
+        <w:trPr>
+          <w:cantSplit w:val="true"/>
+        </w:trPr>
         <w:tc>
           <w:tcPr>
             <w:tcW w:type="dxa" w:w="3024"/>
-          </w:tcPr>
-          <w:p>
-            <w:r>
+            <w:tcMar>
+              <w:top w:w="57" w:type="dxa"/>
+              <w:left w:w="57" w:type="dxa"/>
+              <w:bottom w:w="57" w:type="dxa"/>
+              <w:right w:w="57" w:type="dxa"/>
+            </w:tcMar>
+          </w:tcPr>
+          <w:p>
+            <w:r>
+              <w:rPr>
+                <w:rFonts w:ascii="Arial" w:hAnsi="Arial" w:cs="Arial"/>
+                <w:color w:val="000000"/>
+                <w:sz w:val="20"/>
+              </w:rPr>
               <w:t>12</w:t>
             </w:r>
           </w:p>
@@ -3605,9 +5166,20 @@
         <w:tc>
           <w:tcPr>
             <w:tcW w:type="dxa" w:w="3024"/>
-          </w:tcPr>
-          <w:p>
-            <w:r>
+            <w:tcMar>
+              <w:top w:w="57" w:type="dxa"/>
+              <w:left w:w="57" w:type="dxa"/>
+              <w:bottom w:w="57" w:type="dxa"/>
+              <w:right w:w="57" w:type="dxa"/>
+            </w:tcMar>
+          </w:tcPr>
+          <w:p>
+            <w:r>
+              <w:rPr>
+                <w:rFonts w:ascii="Arial" w:hAnsi="Arial" w:cs="Arial"/>
+                <w:color w:val="000000"/>
+                <w:sz w:val="20"/>
+              </w:rPr>
               <w:t>A</w:t>
             </w:r>
           </w:p>
@@ -3615,21 +5187,46 @@
         <w:tc>
           <w:tcPr>
             <w:tcW w:type="dxa" w:w="3024"/>
-          </w:tcPr>
-          <w:p>
-            <w:r>
+            <w:tcMar>
+              <w:top w:w="57" w:type="dxa"/>
+              <w:left w:w="57" w:type="dxa"/>
+              <w:bottom w:w="57" w:type="dxa"/>
+              <w:right w:w="57" w:type="dxa"/>
+            </w:tcMar>
+          </w:tcPr>
+          <w:p>
+            <w:r>
+              <w:rPr>
+                <w:rFonts w:ascii="Arial" w:hAnsi="Arial" w:cs="Arial"/>
+                <w:color w:val="000000"/>
+                <w:sz w:val="20"/>
+              </w:rPr>
               <w:t>Nota C02-W03, Bab 2</w:t>
             </w:r>
           </w:p>
         </w:tc>
       </w:tr>
       <w:tr>
+        <w:trPr>
+          <w:cantSplit w:val="true"/>
+        </w:trPr>
         <w:tc>
           <w:tcPr>
             <w:tcW w:type="dxa" w:w="3024"/>
-          </w:tcPr>
-          <w:p>
-            <w:r>
+            <w:tcMar>
+              <w:top w:w="57" w:type="dxa"/>
+              <w:left w:w="57" w:type="dxa"/>
+              <w:bottom w:w="57" w:type="dxa"/>
+              <w:right w:w="57" w:type="dxa"/>
+            </w:tcMar>
+          </w:tcPr>
+          <w:p>
+            <w:r>
+              <w:rPr>
+                <w:rFonts w:ascii="Arial" w:hAnsi="Arial" w:cs="Arial"/>
+                <w:color w:val="000000"/>
+                <w:sz w:val="20"/>
+              </w:rPr>
               <w:t>13</w:t>
             </w:r>
           </w:p>
@@ -3637,9 +5234,20 @@
         <w:tc>
           <w:tcPr>
             <w:tcW w:type="dxa" w:w="3024"/>
-          </w:tcPr>
-          <w:p>
-            <w:r>
+            <w:tcMar>
+              <w:top w:w="57" w:type="dxa"/>
+              <w:left w:w="57" w:type="dxa"/>
+              <w:bottom w:w="57" w:type="dxa"/>
+              <w:right w:w="57" w:type="dxa"/>
+            </w:tcMar>
+          </w:tcPr>
+          <w:p>
+            <w:r>
+              <w:rPr>
+                <w:rFonts w:ascii="Arial" w:hAnsi="Arial" w:cs="Arial"/>
+                <w:color w:val="000000"/>
+                <w:sz w:val="20"/>
+              </w:rPr>
               <w:t>A</w:t>
             </w:r>
           </w:p>
@@ -3647,21 +5255,46 @@
         <w:tc>
           <w:tcPr>
             <w:tcW w:type="dxa" w:w="3024"/>
-          </w:tcPr>
-          <w:p>
-            <w:r>
+            <w:tcMar>
+              <w:top w:w="57" w:type="dxa"/>
+              <w:left w:w="57" w:type="dxa"/>
+              <w:bottom w:w="57" w:type="dxa"/>
+              <w:right w:w="57" w:type="dxa"/>
+            </w:tcMar>
+          </w:tcPr>
+          <w:p>
+            <w:r>
+              <w:rPr>
+                <w:rFonts w:ascii="Arial" w:hAnsi="Arial" w:cs="Arial"/>
+                <w:color w:val="000000"/>
+                <w:sz w:val="20"/>
+              </w:rPr>
               <w:t>Nota C02-W03, Bab 4</w:t>
             </w:r>
           </w:p>
         </w:tc>
       </w:tr>
       <w:tr>
+        <w:trPr>
+          <w:cantSplit w:val="true"/>
+        </w:trPr>
         <w:tc>
           <w:tcPr>
             <w:tcW w:type="dxa" w:w="3024"/>
-          </w:tcPr>
-          <w:p>
-            <w:r>
+            <w:tcMar>
+              <w:top w:w="57" w:type="dxa"/>
+              <w:left w:w="57" w:type="dxa"/>
+              <w:bottom w:w="57" w:type="dxa"/>
+              <w:right w:w="57" w:type="dxa"/>
+            </w:tcMar>
+          </w:tcPr>
+          <w:p>
+            <w:r>
+              <w:rPr>
+                <w:rFonts w:ascii="Arial" w:hAnsi="Arial" w:cs="Arial"/>
+                <w:color w:val="000000"/>
+                <w:sz w:val="20"/>
+              </w:rPr>
               <w:t>14</w:t>
             </w:r>
           </w:p>
@@ -3669,9 +5302,20 @@
         <w:tc>
           <w:tcPr>
             <w:tcW w:type="dxa" w:w="3024"/>
-          </w:tcPr>
-          <w:p>
-            <w:r>
+            <w:tcMar>
+              <w:top w:w="57" w:type="dxa"/>
+              <w:left w:w="57" w:type="dxa"/>
+              <w:bottom w:w="57" w:type="dxa"/>
+              <w:right w:w="57" w:type="dxa"/>
+            </w:tcMar>
+          </w:tcPr>
+          <w:p>
+            <w:r>
+              <w:rPr>
+                <w:rFonts w:ascii="Arial" w:hAnsi="Arial" w:cs="Arial"/>
+                <w:color w:val="000000"/>
+                <w:sz w:val="20"/>
+              </w:rPr>
               <w:t>B</w:t>
             </w:r>
           </w:p>
@@ -3679,21 +5323,46 @@
         <w:tc>
           <w:tcPr>
             <w:tcW w:type="dxa" w:w="3024"/>
-          </w:tcPr>
-          <w:p>
-            <w:r>
+            <w:tcMar>
+              <w:top w:w="57" w:type="dxa"/>
+              <w:left w:w="57" w:type="dxa"/>
+              <w:bottom w:w="57" w:type="dxa"/>
+              <w:right w:w="57" w:type="dxa"/>
+            </w:tcMar>
+          </w:tcPr>
+          <w:p>
+            <w:r>
+              <w:rPr>
+                <w:rFonts w:ascii="Arial" w:hAnsi="Arial" w:cs="Arial"/>
+                <w:color w:val="000000"/>
+                <w:sz w:val="20"/>
+              </w:rPr>
               <w:t>Nota C02-W03, Bab 5</w:t>
             </w:r>
           </w:p>
         </w:tc>
       </w:tr>
       <w:tr>
+        <w:trPr>
+          <w:cantSplit w:val="true"/>
+        </w:trPr>
         <w:tc>
           <w:tcPr>
             <w:tcW w:type="dxa" w:w="3024"/>
-          </w:tcPr>
-          <w:p>
-            <w:r>
+            <w:tcMar>
+              <w:top w:w="57" w:type="dxa"/>
+              <w:left w:w="57" w:type="dxa"/>
+              <w:bottom w:w="57" w:type="dxa"/>
+              <w:right w:w="57" w:type="dxa"/>
+            </w:tcMar>
+          </w:tcPr>
+          <w:p>
+            <w:r>
+              <w:rPr>
+                <w:rFonts w:ascii="Arial" w:hAnsi="Arial" w:cs="Arial"/>
+                <w:color w:val="000000"/>
+                <w:sz w:val="20"/>
+              </w:rPr>
               <w:t>15</w:t>
             </w:r>
           </w:p>
@@ -3701,9 +5370,20 @@
         <w:tc>
           <w:tcPr>
             <w:tcW w:type="dxa" w:w="3024"/>
-          </w:tcPr>
-          <w:p>
-            <w:r>
+            <w:tcMar>
+              <w:top w:w="57" w:type="dxa"/>
+              <w:left w:w="57" w:type="dxa"/>
+              <w:bottom w:w="57" w:type="dxa"/>
+              <w:right w:w="57" w:type="dxa"/>
+            </w:tcMar>
+          </w:tcPr>
+          <w:p>
+            <w:r>
+              <w:rPr>
+                <w:rFonts w:ascii="Arial" w:hAnsi="Arial" w:cs="Arial"/>
+                <w:color w:val="000000"/>
+                <w:sz w:val="20"/>
+              </w:rPr>
               <w:t>A</w:t>
             </w:r>
           </w:p>
@@ -3711,21 +5391,46 @@
         <w:tc>
           <w:tcPr>
             <w:tcW w:type="dxa" w:w="3024"/>
-          </w:tcPr>
-          <w:p>
-            <w:r>
+            <w:tcMar>
+              <w:top w:w="57" w:type="dxa"/>
+              <w:left w:w="57" w:type="dxa"/>
+              <w:bottom w:w="57" w:type="dxa"/>
+              <w:right w:w="57" w:type="dxa"/>
+            </w:tcMar>
+          </w:tcPr>
+          <w:p>
+            <w:r>
+              <w:rPr>
+                <w:rFonts w:ascii="Arial" w:hAnsi="Arial" w:cs="Arial"/>
+                <w:color w:val="000000"/>
+                <w:sz w:val="20"/>
+              </w:rPr>
               <w:t>00-noss-extract.md §6.2 WA3 Attitude/Safety/Environmental</w:t>
             </w:r>
           </w:p>
         </w:tc>
       </w:tr>
       <w:tr>
+        <w:trPr>
+          <w:cantSplit w:val="true"/>
+        </w:trPr>
         <w:tc>
           <w:tcPr>
             <w:tcW w:type="dxa" w:w="3024"/>
-          </w:tcPr>
-          <w:p>
-            <w:r>
+            <w:tcMar>
+              <w:top w:w="57" w:type="dxa"/>
+              <w:left w:w="57" w:type="dxa"/>
+              <w:bottom w:w="57" w:type="dxa"/>
+              <w:right w:w="57" w:type="dxa"/>
+            </w:tcMar>
+          </w:tcPr>
+          <w:p>
+            <w:r>
+              <w:rPr>
+                <w:rFonts w:ascii="Arial" w:hAnsi="Arial" w:cs="Arial"/>
+                <w:color w:val="000000"/>
+                <w:sz w:val="20"/>
+              </w:rPr>
               <w:t>16</w:t>
             </w:r>
           </w:p>
@@ -3733,9 +5438,20 @@
         <w:tc>
           <w:tcPr>
             <w:tcW w:type="dxa" w:w="3024"/>
-          </w:tcPr>
-          <w:p>
-            <w:r>
+            <w:tcMar>
+              <w:top w:w="57" w:type="dxa"/>
+              <w:left w:w="57" w:type="dxa"/>
+              <w:bottom w:w="57" w:type="dxa"/>
+              <w:right w:w="57" w:type="dxa"/>
+            </w:tcMar>
+          </w:tcPr>
+          <w:p>
+            <w:r>
+              <w:rPr>
+                <w:rFonts w:ascii="Arial" w:hAnsi="Arial" w:cs="Arial"/>
+                <w:color w:val="000000"/>
+                <w:sz w:val="20"/>
+              </w:rPr>
               <w:t>A</w:t>
             </w:r>
           </w:p>
@@ -3743,21 +5459,46 @@
         <w:tc>
           <w:tcPr>
             <w:tcW w:type="dxa" w:w="3024"/>
-          </w:tcPr>
-          <w:p>
-            <w:r>
+            <w:tcMar>
+              <w:top w:w="57" w:type="dxa"/>
+              <w:left w:w="57" w:type="dxa"/>
+              <w:bottom w:w="57" w:type="dxa"/>
+              <w:right w:w="57" w:type="dxa"/>
+            </w:tcMar>
+          </w:tcPr>
+          <w:p>
+            <w:r>
+              <w:rPr>
+                <w:rFonts w:ascii="Arial" w:hAnsi="Arial" w:cs="Arial"/>
+                <w:color w:val="000000"/>
+                <w:sz w:val="20"/>
+              </w:rPr>
               <w:t>Nota C02-W04, Bab 1–3</w:t>
             </w:r>
           </w:p>
         </w:tc>
       </w:tr>
       <w:tr>
+        <w:trPr>
+          <w:cantSplit w:val="true"/>
+        </w:trPr>
         <w:tc>
           <w:tcPr>
             <w:tcW w:type="dxa" w:w="3024"/>
-          </w:tcPr>
-          <w:p>
-            <w:r>
+            <w:tcMar>
+              <w:top w:w="57" w:type="dxa"/>
+              <w:left w:w="57" w:type="dxa"/>
+              <w:bottom w:w="57" w:type="dxa"/>
+              <w:right w:w="57" w:type="dxa"/>
+            </w:tcMar>
+          </w:tcPr>
+          <w:p>
+            <w:r>
+              <w:rPr>
+                <w:rFonts w:ascii="Arial" w:hAnsi="Arial" w:cs="Arial"/>
+                <w:color w:val="000000"/>
+                <w:sz w:val="20"/>
+              </w:rPr>
               <w:t>17</w:t>
             </w:r>
           </w:p>
@@ -3765,9 +5506,20 @@
         <w:tc>
           <w:tcPr>
             <w:tcW w:type="dxa" w:w="3024"/>
-          </w:tcPr>
-          <w:p>
-            <w:r>
+            <w:tcMar>
+              <w:top w:w="57" w:type="dxa"/>
+              <w:left w:w="57" w:type="dxa"/>
+              <w:bottom w:w="57" w:type="dxa"/>
+              <w:right w:w="57" w:type="dxa"/>
+            </w:tcMar>
+          </w:tcPr>
+          <w:p>
+            <w:r>
+              <w:rPr>
+                <w:rFonts w:ascii="Arial" w:hAnsi="Arial" w:cs="Arial"/>
+                <w:color w:val="000000"/>
+                <w:sz w:val="20"/>
+              </w:rPr>
               <w:t>B</w:t>
             </w:r>
           </w:p>
@@ -3775,21 +5527,46 @@
         <w:tc>
           <w:tcPr>
             <w:tcW w:type="dxa" w:w="3024"/>
-          </w:tcPr>
-          <w:p>
-            <w:r>
+            <w:tcMar>
+              <w:top w:w="57" w:type="dxa"/>
+              <w:left w:w="57" w:type="dxa"/>
+              <w:bottom w:w="57" w:type="dxa"/>
+              <w:right w:w="57" w:type="dxa"/>
+            </w:tcMar>
+          </w:tcPr>
+          <w:p>
+            <w:r>
+              <w:rPr>
+                <w:rFonts w:ascii="Arial" w:hAnsi="Arial" w:cs="Arial"/>
+                <w:color w:val="000000"/>
+                <w:sz w:val="20"/>
+              </w:rPr>
               <w:t>Nota C02-W04, Bab 2</w:t>
             </w:r>
           </w:p>
         </w:tc>
       </w:tr>
       <w:tr>
+        <w:trPr>
+          <w:cantSplit w:val="true"/>
+        </w:trPr>
         <w:tc>
           <w:tcPr>
             <w:tcW w:type="dxa" w:w="3024"/>
-          </w:tcPr>
-          <w:p>
-            <w:r>
+            <w:tcMar>
+              <w:top w:w="57" w:type="dxa"/>
+              <w:left w:w="57" w:type="dxa"/>
+              <w:bottom w:w="57" w:type="dxa"/>
+              <w:right w:w="57" w:type="dxa"/>
+            </w:tcMar>
+          </w:tcPr>
+          <w:p>
+            <w:r>
+              <w:rPr>
+                <w:rFonts w:ascii="Arial" w:hAnsi="Arial" w:cs="Arial"/>
+                <w:color w:val="000000"/>
+                <w:sz w:val="20"/>
+              </w:rPr>
               <w:t>18</w:t>
             </w:r>
           </w:p>
@@ -3797,9 +5574,20 @@
         <w:tc>
           <w:tcPr>
             <w:tcW w:type="dxa" w:w="3024"/>
-          </w:tcPr>
-          <w:p>
-            <w:r>
+            <w:tcMar>
+              <w:top w:w="57" w:type="dxa"/>
+              <w:left w:w="57" w:type="dxa"/>
+              <w:bottom w:w="57" w:type="dxa"/>
+              <w:right w:w="57" w:type="dxa"/>
+            </w:tcMar>
+          </w:tcPr>
+          <w:p>
+            <w:r>
+              <w:rPr>
+                <w:rFonts w:ascii="Arial" w:hAnsi="Arial" w:cs="Arial"/>
+                <w:color w:val="000000"/>
+                <w:sz w:val="20"/>
+              </w:rPr>
               <w:t>A</w:t>
             </w:r>
           </w:p>
@@ -3807,21 +5595,46 @@
         <w:tc>
           <w:tcPr>
             <w:tcW w:type="dxa" w:w="3024"/>
-          </w:tcPr>
-          <w:p>
-            <w:r>
+            <w:tcMar>
+              <w:top w:w="57" w:type="dxa"/>
+              <w:left w:w="57" w:type="dxa"/>
+              <w:bottom w:w="57" w:type="dxa"/>
+              <w:right w:w="57" w:type="dxa"/>
+            </w:tcMar>
+          </w:tcPr>
+          <w:p>
+            <w:r>
+              <w:rPr>
+                <w:rFonts w:ascii="Arial" w:hAnsi="Arial" w:cs="Arial"/>
+                <w:color w:val="000000"/>
+                <w:sz w:val="20"/>
+              </w:rPr>
               <w:t>Nota C02-W04, Bab 3</w:t>
             </w:r>
           </w:p>
         </w:tc>
       </w:tr>
       <w:tr>
+        <w:trPr>
+          <w:cantSplit w:val="true"/>
+        </w:trPr>
         <w:tc>
           <w:tcPr>
             <w:tcW w:type="dxa" w:w="3024"/>
-          </w:tcPr>
-          <w:p>
-            <w:r>
+            <w:tcMar>
+              <w:top w:w="57" w:type="dxa"/>
+              <w:left w:w="57" w:type="dxa"/>
+              <w:bottom w:w="57" w:type="dxa"/>
+              <w:right w:w="57" w:type="dxa"/>
+            </w:tcMar>
+          </w:tcPr>
+          <w:p>
+            <w:r>
+              <w:rPr>
+                <w:rFonts w:ascii="Arial" w:hAnsi="Arial" w:cs="Arial"/>
+                <w:color w:val="000000"/>
+                <w:sz w:val="20"/>
+              </w:rPr>
               <w:t>19</w:t>
             </w:r>
           </w:p>
@@ -3829,9 +5642,20 @@
         <w:tc>
           <w:tcPr>
             <w:tcW w:type="dxa" w:w="3024"/>
-          </w:tcPr>
-          <w:p>
-            <w:r>
+            <w:tcMar>
+              <w:top w:w="57" w:type="dxa"/>
+              <w:left w:w="57" w:type="dxa"/>
+              <w:bottom w:w="57" w:type="dxa"/>
+              <w:right w:w="57" w:type="dxa"/>
+            </w:tcMar>
+          </w:tcPr>
+          <w:p>
+            <w:r>
+              <w:rPr>
+                <w:rFonts w:ascii="Arial" w:hAnsi="Arial" w:cs="Arial"/>
+                <w:color w:val="000000"/>
+                <w:sz w:val="20"/>
+              </w:rPr>
               <w:t>B</w:t>
             </w:r>
           </w:p>
@@ -3839,21 +5663,46 @@
         <w:tc>
           <w:tcPr>
             <w:tcW w:type="dxa" w:w="3024"/>
-          </w:tcPr>
-          <w:p>
-            <w:r>
+            <w:tcMar>
+              <w:top w:w="57" w:type="dxa"/>
+              <w:left w:w="57" w:type="dxa"/>
+              <w:bottom w:w="57" w:type="dxa"/>
+              <w:right w:w="57" w:type="dxa"/>
+            </w:tcMar>
+          </w:tcPr>
+          <w:p>
+            <w:r>
+              <w:rPr>
+                <w:rFonts w:ascii="Arial" w:hAnsi="Arial" w:cs="Arial"/>
+                <w:color w:val="000000"/>
+                <w:sz w:val="20"/>
+              </w:rPr>
               <w:t>Nota C02-W04, Bab 1</w:t>
             </w:r>
           </w:p>
         </w:tc>
       </w:tr>
       <w:tr>
+        <w:trPr>
+          <w:cantSplit w:val="true"/>
+        </w:trPr>
         <w:tc>
           <w:tcPr>
             <w:tcW w:type="dxa" w:w="3024"/>
-          </w:tcPr>
-          <w:p>
-            <w:r>
+            <w:tcMar>
+              <w:top w:w="57" w:type="dxa"/>
+              <w:left w:w="57" w:type="dxa"/>
+              <w:bottom w:w="57" w:type="dxa"/>
+              <w:right w:w="57" w:type="dxa"/>
+            </w:tcMar>
+          </w:tcPr>
+          <w:p>
+            <w:r>
+              <w:rPr>
+                <w:rFonts w:ascii="Arial" w:hAnsi="Arial" w:cs="Arial"/>
+                <w:color w:val="000000"/>
+                <w:sz w:val="20"/>
+              </w:rPr>
               <w:t>20</w:t>
             </w:r>
           </w:p>
@@ -3861,9 +5710,20 @@
         <w:tc>
           <w:tcPr>
             <w:tcW w:type="dxa" w:w="3024"/>
-          </w:tcPr>
-          <w:p>
-            <w:r>
+            <w:tcMar>
+              <w:top w:w="57" w:type="dxa"/>
+              <w:left w:w="57" w:type="dxa"/>
+              <w:bottom w:w="57" w:type="dxa"/>
+              <w:right w:w="57" w:type="dxa"/>
+            </w:tcMar>
+          </w:tcPr>
+          <w:p>
+            <w:r>
+              <w:rPr>
+                <w:rFonts w:ascii="Arial" w:hAnsi="Arial" w:cs="Arial"/>
+                <w:color w:val="000000"/>
+                <w:sz w:val="20"/>
+              </w:rPr>
               <w:t>B</w:t>
             </w:r>
           </w:p>
@@ -3871,9 +5731,20 @@
         <w:tc>
           <w:tcPr>
             <w:tcW w:type="dxa" w:w="3024"/>
-          </w:tcPr>
-          <w:p>
-            <w:r>
+            <w:tcMar>
+              <w:top w:w="57" w:type="dxa"/>
+              <w:left w:w="57" w:type="dxa"/>
+              <w:bottom w:w="57" w:type="dxa"/>
+              <w:right w:w="57" w:type="dxa"/>
+            </w:tcMar>
+          </w:tcPr>
+          <w:p>
+            <w:r>
+              <w:rPr>
+                <w:rFonts w:ascii="Arial" w:hAnsi="Arial" w:cs="Arial"/>
+                <w:color w:val="000000"/>
+                <w:sz w:val="20"/>
+              </w:rPr>
               <w:t>00-noss-extract.md §6.2 WA4 Attitude/Safety/Environmental</w:t>
             </w:r>
           </w:p>
@@ -3882,10 +5753,16 @@
     </w:tbl>
     <w:p/>
     <w:p>
-      <w:r>
-        <w:rPr>
-          <w:rFonts w:ascii="Arial" w:hAnsi="Arial"/>
+      <w:pPr>
+        <w:spacing w:before="120" w:after="120" w:line="276" w:lineRule="auto"/>
+        <w:jc w:val="left"/>
+      </w:pPr>
+      <w:r>
+        <w:rPr>
+          <w:rFonts w:ascii="Arial" w:hAnsi="Arial" w:cs="Arial"/>
           <w:b/>
+          <w:color w:val="000000"/>
+          <w:sz w:val="24"/>
         </w:rPr>
         <w:t>BAHAGIAN C — SEMAKAN JSU</w:t>
       </w:r>
@@ -3895,6 +5772,7 @@
       <w:tblPr>
         <w:tblStyle w:val="TableGrid"/>
         <w:tblW w:type="auto" w:w="0"/>
+        <w:tblLayout w:type="autofit"/>
         <w:tblLook w:firstColumn="1" w:firstRow="1" w:lastColumn="0" w:lastRow="0" w:noHBand="0" w:noVBand="1" w:val="04A0"/>
       </w:tblPr>
       <w:tblGrid>
@@ -3908,12 +5786,29 @@
         <w:gridCol w:w="1134"/>
       </w:tblGrid>
       <w:tr>
+        <w:trPr>
+          <w:tblHeader w:val="true"/>
+          <w:cantSplit w:val="true"/>
+        </w:trPr>
         <w:tc>
           <w:tcPr>
             <w:tcW w:type="dxa" w:w="1134"/>
-          </w:tcPr>
-          <w:p>
-            <w:r>
+            <w:tcMar>
+              <w:top w:w="57" w:type="dxa"/>
+              <w:left w:w="57" w:type="dxa"/>
+              <w:bottom w:w="57" w:type="dxa"/>
+              <w:right w:w="57" w:type="dxa"/>
+            </w:tcMar>
+            <w:shd w:val="clear" w:color="auto" w:fill="D9D9D9"/>
+          </w:tcPr>
+          <w:p>
+            <w:r>
+              <w:rPr>
+                <w:rFonts w:ascii="Arial" w:hAnsi="Arial" w:cs="Arial"/>
+                <w:b/>
+                <w:color w:val="000000"/>
+                <w:sz w:val="20"/>
+              </w:rPr>
               <w:t>WA</w:t>
             </w:r>
           </w:p>
@@ -3921,9 +5816,22 @@
         <w:tc>
           <w:tcPr>
             <w:tcW w:type="dxa" w:w="1134"/>
-          </w:tcPr>
-          <w:p>
-            <w:r>
+            <w:tcMar>
+              <w:top w:w="57" w:type="dxa"/>
+              <w:left w:w="57" w:type="dxa"/>
+              <w:bottom w:w="57" w:type="dxa"/>
+              <w:right w:w="57" w:type="dxa"/>
+            </w:tcMar>
+            <w:shd w:val="clear" w:color="auto" w:fill="D9D9D9"/>
+          </w:tcPr>
+          <w:p>
+            <w:r>
+              <w:rPr>
+                <w:rFonts w:ascii="Arial" w:hAnsi="Arial" w:cs="Arial"/>
+                <w:b/>
+                <w:color w:val="000000"/>
+                <w:sz w:val="20"/>
+              </w:rPr>
               <w:t>Bil. Soalan</w:t>
             </w:r>
           </w:p>
@@ -3931,9 +5839,22 @@
         <w:tc>
           <w:tcPr>
             <w:tcW w:type="dxa" w:w="1134"/>
-          </w:tcPr>
-          <w:p>
-            <w:r>
+            <w:tcMar>
+              <w:top w:w="57" w:type="dxa"/>
+              <w:left w:w="57" w:type="dxa"/>
+              <w:bottom w:w="57" w:type="dxa"/>
+              <w:right w:w="57" w:type="dxa"/>
+            </w:tcMar>
+            <w:shd w:val="clear" w:color="auto" w:fill="D9D9D9"/>
+          </w:tcPr>
+          <w:p>
+            <w:r>
+              <w:rPr>
+                <w:rFonts w:ascii="Arial" w:hAnsi="Arial" w:cs="Arial"/>
+                <w:b/>
+                <w:color w:val="000000"/>
+                <w:sz w:val="20"/>
+              </w:rPr>
               <w:t>Rendah</w:t>
             </w:r>
           </w:p>
@@ -3941,9 +5862,22 @@
         <w:tc>
           <w:tcPr>
             <w:tcW w:type="dxa" w:w="1134"/>
-          </w:tcPr>
-          <w:p>
-            <w:r>
+            <w:tcMar>
+              <w:top w:w="57" w:type="dxa"/>
+              <w:left w:w="57" w:type="dxa"/>
+              <w:bottom w:w="57" w:type="dxa"/>
+              <w:right w:w="57" w:type="dxa"/>
+            </w:tcMar>
+            <w:shd w:val="clear" w:color="auto" w:fill="D9D9D9"/>
+          </w:tcPr>
+          <w:p>
+            <w:r>
+              <w:rPr>
+                <w:rFonts w:ascii="Arial" w:hAnsi="Arial" w:cs="Arial"/>
+                <w:b/>
+                <w:color w:val="000000"/>
+                <w:sz w:val="20"/>
+              </w:rPr>
               <w:t>Sederhana</w:t>
             </w:r>
           </w:p>
@@ -3951,9 +5885,22 @@
         <w:tc>
           <w:tcPr>
             <w:tcW w:type="dxa" w:w="1134"/>
-          </w:tcPr>
-          <w:p>
-            <w:r>
+            <w:tcMar>
+              <w:top w:w="57" w:type="dxa"/>
+              <w:left w:w="57" w:type="dxa"/>
+              <w:bottom w:w="57" w:type="dxa"/>
+              <w:right w:w="57" w:type="dxa"/>
+            </w:tcMar>
+            <w:shd w:val="clear" w:color="auto" w:fill="D9D9D9"/>
+          </w:tcPr>
+          <w:p>
+            <w:r>
+              <w:rPr>
+                <w:rFonts w:ascii="Arial" w:hAnsi="Arial" w:cs="Arial"/>
+                <w:b/>
+                <w:color w:val="000000"/>
+                <w:sz w:val="20"/>
+              </w:rPr>
               <w:t>Tinggi</w:t>
             </w:r>
           </w:p>
@@ -3961,9 +5908,22 @@
         <w:tc>
           <w:tcPr>
             <w:tcW w:type="dxa" w:w="1134"/>
-          </w:tcPr>
-          <w:p>
-            <w:r>
+            <w:tcMar>
+              <w:top w:w="57" w:type="dxa"/>
+              <w:left w:w="57" w:type="dxa"/>
+              <w:bottom w:w="57" w:type="dxa"/>
+              <w:right w:w="57" w:type="dxa"/>
+            </w:tcMar>
+            <w:shd w:val="clear" w:color="auto" w:fill="D9D9D9"/>
+          </w:tcPr>
+          <w:p>
+            <w:r>
+              <w:rPr>
+                <w:rFonts w:ascii="Arial" w:hAnsi="Arial" w:cs="Arial"/>
+                <w:b/>
+                <w:color w:val="000000"/>
+                <w:sz w:val="20"/>
+              </w:rPr>
               <w:t>Prosedur</w:t>
             </w:r>
           </w:p>
@@ -3971,9 +5931,22 @@
         <w:tc>
           <w:tcPr>
             <w:tcW w:type="dxa" w:w="1134"/>
-          </w:tcPr>
-          <w:p>
-            <w:r>
+            <w:tcMar>
+              <w:top w:w="57" w:type="dxa"/>
+              <w:left w:w="57" w:type="dxa"/>
+              <w:bottom w:w="57" w:type="dxa"/>
+              <w:right w:w="57" w:type="dxa"/>
+            </w:tcMar>
+            <w:shd w:val="clear" w:color="auto" w:fill="D9D9D9"/>
+          </w:tcPr>
+          <w:p>
+            <w:r>
+              <w:rPr>
+                <w:rFonts w:ascii="Arial" w:hAnsi="Arial" w:cs="Arial"/>
+                <w:b/>
+                <w:color w:val="000000"/>
+                <w:sz w:val="20"/>
+              </w:rPr>
               <w:t>Fakta/Teori</w:t>
             </w:r>
           </w:p>
@@ -3981,21 +5954,48 @@
         <w:tc>
           <w:tcPr>
             <w:tcW w:type="dxa" w:w="1134"/>
-          </w:tcPr>
-          <w:p>
-            <w:r>
+            <w:tcMar>
+              <w:top w:w="57" w:type="dxa"/>
+              <w:left w:w="57" w:type="dxa"/>
+              <w:bottom w:w="57" w:type="dxa"/>
+              <w:right w:w="57" w:type="dxa"/>
+            </w:tcMar>
+            <w:shd w:val="clear" w:color="auto" w:fill="D9D9D9"/>
+          </w:tcPr>
+          <w:p>
+            <w:r>
+              <w:rPr>
+                <w:rFonts w:ascii="Arial" w:hAnsi="Arial" w:cs="Arial"/>
+                <w:b/>
+                <w:color w:val="000000"/>
+                <w:sz w:val="20"/>
+              </w:rPr>
               <w:t>Sikap/Kesel./Persek.</w:t>
             </w:r>
           </w:p>
         </w:tc>
       </w:tr>
       <w:tr>
+        <w:trPr>
+          <w:cantSplit w:val="true"/>
+        </w:trPr>
         <w:tc>
           <w:tcPr>
             <w:tcW w:type="dxa" w:w="1134"/>
-          </w:tcPr>
-          <w:p>
-            <w:r>
+            <w:tcMar>
+              <w:top w:w="57" w:type="dxa"/>
+              <w:left w:w="57" w:type="dxa"/>
+              <w:bottom w:w="57" w:type="dxa"/>
+              <w:right w:w="57" w:type="dxa"/>
+            </w:tcMar>
+          </w:tcPr>
+          <w:p>
+            <w:r>
+              <w:rPr>
+                <w:rFonts w:ascii="Arial" w:hAnsi="Arial" w:cs="Arial"/>
+                <w:color w:val="000000"/>
+                <w:sz w:val="20"/>
+              </w:rPr>
               <w:t>**JUMLAH**</w:t>
             </w:r>
           </w:p>
@@ -4003,9 +6003,20 @@
         <w:tc>
           <w:tcPr>
             <w:tcW w:type="dxa" w:w="1134"/>
-          </w:tcPr>
-          <w:p>
-            <w:r>
+            <w:tcMar>
+              <w:top w:w="57" w:type="dxa"/>
+              <w:left w:w="57" w:type="dxa"/>
+              <w:bottom w:w="57" w:type="dxa"/>
+              <w:right w:w="57" w:type="dxa"/>
+            </w:tcMar>
+          </w:tcPr>
+          <w:p>
+            <w:r>
+              <w:rPr>
+                <w:rFonts w:ascii="Arial" w:hAnsi="Arial" w:cs="Arial"/>
+                <w:color w:val="000000"/>
+                <w:sz w:val="20"/>
+              </w:rPr>
               <w:t>**20**</w:t>
             </w:r>
           </w:p>
@@ -4013,9 +6024,20 @@
         <w:tc>
           <w:tcPr>
             <w:tcW w:type="dxa" w:w="1134"/>
-          </w:tcPr>
-          <w:p>
-            <w:r>
+            <w:tcMar>
+              <w:top w:w="57" w:type="dxa"/>
+              <w:left w:w="57" w:type="dxa"/>
+              <w:bottom w:w="57" w:type="dxa"/>
+              <w:right w:w="57" w:type="dxa"/>
+            </w:tcMar>
+          </w:tcPr>
+          <w:p>
+            <w:r>
+              <w:rPr>
+                <w:rFonts w:ascii="Arial" w:hAnsi="Arial" w:cs="Arial"/>
+                <w:color w:val="000000"/>
+                <w:sz w:val="20"/>
+              </w:rPr>
               <w:t>**10**</w:t>
             </w:r>
           </w:p>
@@ -4023,9 +6045,20 @@
         <w:tc>
           <w:tcPr>
             <w:tcW w:type="dxa" w:w="1134"/>
-          </w:tcPr>
-          <w:p>
-            <w:r>
+            <w:tcMar>
+              <w:top w:w="57" w:type="dxa"/>
+              <w:left w:w="57" w:type="dxa"/>
+              <w:bottom w:w="57" w:type="dxa"/>
+              <w:right w:w="57" w:type="dxa"/>
+            </w:tcMar>
+          </w:tcPr>
+          <w:p>
+            <w:r>
+              <w:rPr>
+                <w:rFonts w:ascii="Arial" w:hAnsi="Arial" w:cs="Arial"/>
+                <w:color w:val="000000"/>
+                <w:sz w:val="20"/>
+              </w:rPr>
               <w:t>**6**</w:t>
             </w:r>
           </w:p>
@@ -4033,9 +6066,20 @@
         <w:tc>
           <w:tcPr>
             <w:tcW w:type="dxa" w:w="1134"/>
-          </w:tcPr>
-          <w:p>
-            <w:r>
+            <w:tcMar>
+              <w:top w:w="57" w:type="dxa"/>
+              <w:left w:w="57" w:type="dxa"/>
+              <w:bottom w:w="57" w:type="dxa"/>
+              <w:right w:w="57" w:type="dxa"/>
+            </w:tcMar>
+          </w:tcPr>
+          <w:p>
+            <w:r>
+              <w:rPr>
+                <w:rFonts w:ascii="Arial" w:hAnsi="Arial" w:cs="Arial"/>
+                <w:color w:val="000000"/>
+                <w:sz w:val="20"/>
+              </w:rPr>
               <w:t>**4**</w:t>
             </w:r>
           </w:p>
@@ -4043,9 +6087,20 @@
         <w:tc>
           <w:tcPr>
             <w:tcW w:type="dxa" w:w="1134"/>
-          </w:tcPr>
-          <w:p>
-            <w:r>
+            <w:tcMar>
+              <w:top w:w="57" w:type="dxa"/>
+              <w:left w:w="57" w:type="dxa"/>
+              <w:bottom w:w="57" w:type="dxa"/>
+              <w:right w:w="57" w:type="dxa"/>
+            </w:tcMar>
+          </w:tcPr>
+          <w:p>
+            <w:r>
+              <w:rPr>
+                <w:rFonts w:ascii="Arial" w:hAnsi="Arial" w:cs="Arial"/>
+                <w:color w:val="000000"/>
+                <w:sz w:val="20"/>
+              </w:rPr>
               <w:t>**10**</w:t>
             </w:r>
           </w:p>
@@ -4053,9 +6108,20 @@
         <w:tc>
           <w:tcPr>
             <w:tcW w:type="dxa" w:w="1134"/>
-          </w:tcPr>
-          <w:p>
-            <w:r>
+            <w:tcMar>
+              <w:top w:w="57" w:type="dxa"/>
+              <w:left w:w="57" w:type="dxa"/>
+              <w:bottom w:w="57" w:type="dxa"/>
+              <w:right w:w="57" w:type="dxa"/>
+            </w:tcMar>
+          </w:tcPr>
+          <w:p>
+            <w:r>
+              <w:rPr>
+                <w:rFonts w:ascii="Arial" w:hAnsi="Arial" w:cs="Arial"/>
+                <w:color w:val="000000"/>
+                <w:sz w:val="20"/>
+              </w:rPr>
               <w:t>**6**</w:t>
             </w:r>
           </w:p>
@@ -4063,9 +6129,20 @@
         <w:tc>
           <w:tcPr>
             <w:tcW w:type="dxa" w:w="1134"/>
-          </w:tcPr>
-          <w:p>
-            <w:r>
+            <w:tcMar>
+              <w:top w:w="57" w:type="dxa"/>
+              <w:left w:w="57" w:type="dxa"/>
+              <w:bottom w:w="57" w:type="dxa"/>
+              <w:right w:w="57" w:type="dxa"/>
+            </w:tcMar>
+          </w:tcPr>
+          <w:p>
+            <w:r>
+              <w:rPr>
+                <w:rFonts w:ascii="Arial" w:hAnsi="Arial" w:cs="Arial"/>
+                <w:color w:val="000000"/>
+                <w:sz w:val="20"/>
+              </w:rPr>
               <w:t>**4**</w:t>
             </w:r>
           </w:p>
